--- a/handoff/phuc/cost-example.docx
+++ b/handoff/phuc/cost-example.docx
@@ -50,7 +50,7 @@
         <w:rPr>
           <w:lang w:val="vi-VN"/>
         </w:rPr>
-        <w:t xml:space="preserve">Tài liệu dùng lời giải thật trên màn 2 và màn 4 để tính chi phí từng hành động theo P01. Màn 2 minh họa mức phạt cho một hoặc hai ô cam. Màn 4 minh họa trạng thái cầu, tách khối, SPACE và ghép lại. Phần so sánh bổ sung màn 33 cho thấy hai lời giải có cùng số hành động nhưng khác chi phí.</w:t>
+        <w:t xml:space="preserve">Tài liệu dùng lời giải thật trên màn 2 và màn 4 để tính chi phí từng hành động theo P01. Màn 2 minh họa mức phạt cho một hoặc hai ô cam. Màn 4 minh họa trạng thái cầu, tách khối, lệnh đổi khối rồi lăn và ghép lại. Phần so sánh bổ sung màn 33 cho thấy hai lời giải có cùng số hành động nhưng khác chi phí.</w:t>
       </w:r>
     </w:p>
     <w:p>
@@ -62,7 +62,7 @@
         <w:rPr>
           <w:lang w:val="vi-VN"/>
         </w:rPr>
-        <w:t xml:space="preserve">Ngày kiểm chứng là 29/10/2026. Đây là lượt kiểm tra tính đúng cho P02, không phải bộ benchmark chính thức của Quân. Các ví dụ giả định được ghi riêng và không gán cho một màn đã đo.</w:t>
+        <w:t xml:space="preserve">Ngày kiểm chứng là 30/10/2026, sau khi cập nhật mô hình tám hướng và chọn khối miễn phí từ main. Đây là lượt kiểm tra tính đúng cho P02, không phải bộ benchmark chính thức của Quân. Các ví dụ giả định được ghi riêng và không gán cho một màn đã đo.</w:t>
       </w:r>
     </w:p>
     <w:p>
@@ -87,7 +87,7 @@
           <w:rStyle w:val="VerbatimChar"/>
           <w:lang w:val="vi-VN"/>
         </w:rPr>
-        <w:t xml:space="preserve">572156d7f596372a59bb9ad2e8e6ed200b3162d1</w:t>
+        <w:t xml:space="preserve">721c198dfc2a6fff92d451a763015d974fa3b52a</w:t>
       </w:r>
       <w:r>
         <w:rPr>
@@ -361,7 +361,7 @@
         <w:rPr>
           <w:lang w:val="vi-VN"/>
         </w:rPr>
-        <w:t xml:space="preserve">là số ô cam mà toàn bộ khối chiếm giữ.</w:t>
+        <w:t xml:space="preserve">là số ô cam mà toàn bộ khối chiếm giữ sau bước lăn.</w:t>
       </w:r>
       <w:r>
         <w:rPr>
@@ -496,7 +496,7 @@
         <w:rPr>
           <w:lang w:val="vi-VN"/>
         </w:rPr>
-        <w:t xml:space="preserve">tại đích. SPACE vẫn có chi phí dù không đổi tọa độ. [1]</w:t>
+        <w:t xml:space="preserve">tại đích. Lệnh có tiền tố S đổi khối rồi lăn trong một cạnh và chỉ tính cost một lần. SPACE chơi tay miễn phí, không nằm trong lời giải solver. [1]</w:t>
       </w:r>
     </w:p>
     <w:p>
@@ -627,7 +627,7 @@
         <w:rPr>
           <w:lang w:val="vi-VN"/>
         </w:rPr>
-        <w:t xml:space="preserve">Trong tài liệu, “số hành động” là</w:t>
+        <w:t xml:space="preserve">Trong tài liệu, số hành động và số bước lăn đều bằng</w:t>
       </w:r>
       <w:r>
         <w:rPr>
@@ -646,7 +646,7 @@
         <w:rPr>
           <w:lang w:val="vi-VN"/>
         </w:rPr>
-        <w:t xml:space="preserve">, kể cả SPACE. “Số bước lăn” đếm các hành động còn lại và tương ứng</w:t>
+        <w:t xml:space="preserve">, tương ứng</w:t>
       </w:r>
       <w:r>
         <w:rPr>
@@ -671,7 +671,7 @@
         <w:rPr>
           <w:lang w:val="vi-VN"/>
         </w:rPr>
-        <w:t xml:space="preserve">của API. Cả hai ví dụ dưới đây đều dùng chi phí có trọng số khi so BFS và UCS.</w:t>
+        <w:t xml:space="preserve">của API. Mỗi phần tử là một trong tám hướng của</w:t>
       </w:r>
       <w:r>
         <w:rPr>
@@ -684,6 +684,25 @@
           <w:rStyle w:val="VerbatimChar"/>
           <w:lang w:val="vi-VN"/>
         </w:rPr>
+        <w:t xml:space="preserve">SEARCH_ACTIONS</w:t>
+      </w:r>
+      <w:r>
+        <w:rPr>
+          <w:lang w:val="vi-VN"/>
+        </w:rPr>
+        <w:t xml:space="preserve">, không có SPACE. Cả hai ví dụ dưới đây đều dùng chi phí có trọng số khi so BFS và UCS.</w:t>
+      </w:r>
+      <w:r>
+        <w:rPr>
+          <w:lang w:val="vi-VN"/>
+        </w:rPr>
+        <w:t xml:space="preserve"> </w:t>
+      </w:r>
+      <w:r>
+        <w:rPr>
+          <w:rStyle w:val="VerbatimChar"/>
+          <w:lang w:val="vi-VN"/>
+        </w:rPr>
         <w:t xml:space="preserve">total_cost</w:t>
       </w:r>
       <w:r>
@@ -696,7 +715,7 @@
         <w:rPr>
           <w:lang w:val="vi-VN"/>
         </w:rPr>
-        <w:t xml:space="preserve">gốc của BFS chỉ là số bước lăn, nên được phân biệt với</w:t>
+        <w:t xml:space="preserve">gốc của BFS là số hành động lăn, còn</w:t>
       </w:r>
       <w:r>
         <w:rPr>
@@ -715,7 +734,13 @@
         <w:rPr>
           <w:lang w:val="vi-VN"/>
         </w:rPr>
-        <w:t xml:space="preserve">.</w:t>
+        <w:t xml:space="preserve"> </w:t>
+      </w:r>
+      <w:r>
+        <w:rPr>
+          <w:lang w:val="vi-VN"/>
+        </w:rPr>
+        <w:t xml:space="preserve">là cost chung theo P01.</w:t>
       </w:r>
     </w:p>
     <w:p>
@@ -787,7 +812,7 @@
           <w:rStyle w:val="VerbatimChar"/>
           <w:lang w:val="vi-VN"/>
         </w:rPr>
-        <w:t xml:space="preserve">Src/levels/level_2_fragile.json</w:t>
+        <w:t xml:space="preserve">Src/levels/level_02.json</w:t>
       </w:r>
       <w:r>
         <w:rPr>
@@ -2752,7 +2777,7 @@
           <w:rStyle w:val="VerbatimChar"/>
           <w:lang w:val="vi-VN"/>
         </w:rPr>
-        <w:t xml:space="preserve">Src/levels/level_4_combined.json</w:t>
+        <w:t xml:space="preserve">Src/levels/level_04.json</w:t>
       </w:r>
       <w:r>
         <w:rPr>
@@ -4531,7 +4556,7 @@
         <w:rPr>
           <w:lang w:val="vi-VN"/>
         </w:rPr>
-        <w:t xml:space="preserve">Phần tiếp theo giữ nguyên cách tính tích lũy, từ bước 10 đến đích.</w:t>
+        <w:t xml:space="preserve">Phần tiếp theo giữ nguyên cách tính tích lũy, từ bước 10 đến đích. Lệnh SUP thay cho hai thao tác chơi tay SPACE rồi UP.</w:t>
       </w:r>
     </w:p>
     <w:tbl>
@@ -4747,7 +4772,7 @@
                 <w:sz w:val="21"/>
                 <w:lang w:val="vi-VN"/>
               </w:rPr>
-              <w:t xml:space="preserve">SPACE</w:t>
+              <w:t xml:space="preserve">SUP</w:t>
             </w:r>
           </w:p>
         </w:tc>
@@ -4767,7 +4792,7 @@
                 <w:sz w:val="21"/>
                 <w:lang w:val="vi-VN"/>
               </w:rPr>
-              <w:t xml:space="preserve">T(0,9;2,4;1;1)</w:t>
+              <w:t xml:space="preserve">T(0,9;1,4;1;1)</w:t>
             </w:r>
           </w:p>
         </w:tc>
@@ -4876,7 +4901,7 @@
                 <w:sz w:val="21"/>
                 <w:lang w:val="vi-VN"/>
               </w:rPr>
-              <w:t xml:space="preserve">UP</w:t>
+              <w:t xml:space="preserve">RIGHT</w:t>
             </w:r>
           </w:p>
         </w:tc>
@@ -4896,7 +4921,7 @@
                 <w:sz w:val="21"/>
                 <w:lang w:val="vi-VN"/>
               </w:rPr>
-              <w:t xml:space="preserve">T(0,9;1,4;1;1)</w:t>
+              <w:t xml:space="preserve">T(0,9;1,5;1;1)</w:t>
             </w:r>
           </w:p>
         </w:tc>
@@ -5025,7 +5050,7 @@
                 <w:sz w:val="21"/>
                 <w:lang w:val="vi-VN"/>
               </w:rPr>
-              <w:t xml:space="preserve">T(0,9;1,5;1;1)</w:t>
+              <w:t xml:space="preserve">T(0,9;1,6;1;1)</w:t>
             </w:r>
           </w:p>
         </w:tc>
@@ -5154,7 +5179,7 @@
                 <w:sz w:val="21"/>
                 <w:lang w:val="vi-VN"/>
               </w:rPr>
-              <w:t xml:space="preserve">T(0,9;1,6;1;1)</w:t>
+              <w:t xml:space="preserve">T(0,9;1,7;1;1)</w:t>
             </w:r>
           </w:p>
         </w:tc>
@@ -5283,7 +5308,7 @@
                 <w:sz w:val="21"/>
                 <w:lang w:val="vi-VN"/>
               </w:rPr>
-              <w:t xml:space="preserve">T(0,9;1,7;1;1)</w:t>
+              <w:t xml:space="preserve">T(0,9;1,8;1;1)</w:t>
             </w:r>
           </w:p>
         </w:tc>
@@ -5412,7 +5437,7 @@
                 <w:sz w:val="21"/>
                 <w:lang w:val="vi-VN"/>
               </w:rPr>
-              <w:t xml:space="preserve">T(0,9;1,8;1;1)</w:t>
+              <w:t xml:space="preserve">V(0,9;1)</w:t>
             </w:r>
           </w:p>
         </w:tc>
@@ -5521,7 +5546,7 @@
                 <w:sz w:val="21"/>
                 <w:lang w:val="vi-VN"/>
               </w:rPr>
-              <w:t xml:space="preserve">RIGHT</w:t>
+              <w:t xml:space="preserve">DOWN</w:t>
             </w:r>
           </w:p>
         </w:tc>
@@ -5541,7 +5566,7 @@
                 <w:sz w:val="21"/>
                 <w:lang w:val="vi-VN"/>
               </w:rPr>
-              <w:t xml:space="preserve">V(0,9;1)</w:t>
+              <w:t xml:space="preserve">S(2,9;1), đích</w:t>
             </w:r>
           </w:p>
         </w:tc>
@@ -5605,135 +5630,6 @@
                 <w:lang w:val="vi-VN"/>
               </w:rPr>
               <w:t xml:space="preserve">16,5</w:t>
-            </w:r>
-          </w:p>
-        </w:tc>
-      </w:tr>
-      <w:tr>
-        <w:trPr>
-          <w:cantSplit/>
-        </w:trPr>
-        <w:tc>
-          <w:tcPr>
-            <w:tcW w:type="dxa" w:w="567"/>
-            <w:vAlign w:val="center"/>
-          </w:tcPr>
-          <w:p>
-            <w:pPr>
-              <w:pStyle w:val="Compact"/>
-              <w:spacing w:line="240" w:lineRule="auto" w:after="60" w:before="60"/>
-              <w:jc w:val="right"/>
-            </w:pPr>
-            <w:r>
-              <w:rPr>
-                <w:color w:val="000000"/>
-                <w:sz w:val="21"/>
-                <w:lang w:val="vi-VN"/>
-              </w:rPr>
-              <w:t xml:space="preserve">17</w:t>
-            </w:r>
-          </w:p>
-        </w:tc>
-        <w:tc>
-          <w:tcPr>
-            <w:tcW w:type="dxa" w:w="1191"/>
-            <w:vAlign w:val="center"/>
-          </w:tcPr>
-          <w:p>
-            <w:pPr>
-              <w:pStyle w:val="Compact"/>
-              <w:spacing w:line="240" w:lineRule="auto" w:after="60" w:before="60"/>
-            </w:pPr>
-            <w:r>
-              <w:rPr>
-                <w:color w:val="000000"/>
-                <w:sz w:val="21"/>
-                <w:lang w:val="vi-VN"/>
-              </w:rPr>
-              <w:t xml:space="preserve">DOWN</w:t>
-            </w:r>
-          </w:p>
-        </w:tc>
-        <w:tc>
-          <w:tcPr>
-            <w:tcW w:type="dxa" w:w="3402"/>
-            <w:vAlign w:val="center"/>
-          </w:tcPr>
-          <w:p>
-            <w:pPr>
-              <w:pStyle w:val="Compact"/>
-              <w:spacing w:line="240" w:lineRule="auto" w:after="60" w:before="60"/>
-            </w:pPr>
-            <w:r>
-              <w:rPr>
-                <w:color w:val="000000"/>
-                <w:sz w:val="21"/>
-                <w:lang w:val="vi-VN"/>
-              </w:rPr>
-              <w:t xml:space="preserve">S(2,9;1), đích</w:t>
-            </w:r>
-          </w:p>
-        </w:tc>
-        <w:tc>
-          <w:tcPr>
-            <w:tcW w:type="dxa" w:w="1077"/>
-            <w:vAlign w:val="center"/>
-          </w:tcPr>
-          <w:p>
-            <w:pPr>
-              <w:pStyle w:val="Compact"/>
-              <w:spacing w:line="240" w:lineRule="auto" w:after="60" w:before="60"/>
-              <w:jc w:val="right"/>
-            </w:pPr>
-            <w:r>
-              <w:rPr>
-                <w:color w:val="000000"/>
-                <w:sz w:val="21"/>
-                <w:lang w:val="vi-VN"/>
-              </w:rPr>
-              <w:t xml:space="preserve">0</w:t>
-            </w:r>
-          </w:p>
-        </w:tc>
-        <w:tc>
-          <w:tcPr>
-            <w:tcW w:type="dxa" w:w="1644"/>
-            <w:vAlign w:val="center"/>
-          </w:tcPr>
-          <w:p>
-            <w:pPr>
-              <w:pStyle w:val="Compact"/>
-              <w:spacing w:line="240" w:lineRule="auto" w:after="60" w:before="60"/>
-              <w:jc w:val="right"/>
-            </w:pPr>
-            <w:r>
-              <w:rPr>
-                <w:color w:val="000000"/>
-                <w:sz w:val="21"/>
-                <w:lang w:val="vi-VN"/>
-              </w:rPr>
-              <w:t xml:space="preserve">1,0</w:t>
-            </w:r>
-          </w:p>
-        </w:tc>
-        <w:tc>
-          <w:tcPr>
-            <w:tcW w:type="dxa" w:w="1644"/>
-            <w:vAlign w:val="center"/>
-          </w:tcPr>
-          <w:p>
-            <w:pPr>
-              <w:pStyle w:val="Compact"/>
-              <w:spacing w:line="240" w:lineRule="auto" w:after="60" w:before="60"/>
-              <w:jc w:val="right"/>
-            </w:pPr>
-            <w:r>
-              <w:rPr>
-                <w:color w:val="000000"/>
-                <w:sz w:val="21"/>
-                <w:lang w:val="vi-VN"/>
-              </w:rPr>
-              <w:t xml:space="preserve">17,5</w:t>
             </w:r>
           </w:p>
         </w:tc>
@@ -5783,7 +5679,7 @@
         <w:rPr>
           <w:lang w:val="vi-VN"/>
         </w:rPr>
-        <w:t xml:space="preserve">Ở bước 10, SPACE chỉ đổi</w:t>
+        <w:t xml:space="preserve">Ở bước 10, SUP đổi điều khiển sang khối đơn 1 rồi lăn khối này lên</w:t>
       </w:r>
       <w:r>
         <w:rPr>
@@ -5796,19 +5692,13 @@
           <w:rStyle w:val="VerbatimChar"/>
           <w:lang w:val="vi-VN"/>
         </w:rPr>
-        <w:t xml:space="preserve">active_cube</w:t>
-      </w:r>
-      <w:r>
-        <w:rPr>
-          <w:lang w:val="vi-VN"/>
-        </w:rPr>
-        <w:t xml:space="preserve"> </w:t>
-      </w:r>
-      <w:r>
-        <w:rPr>
-          <w:lang w:val="vi-VN"/>
-        </w:rPr>
-        <w:t xml:space="preserve">từ 0 sang 1. Hai tọa độ giữ nguyên, nhưng hành động vẫn làm cost tăng từ 9,5 lên 10,5. Ở bước 16, hai khối đơn ghép thành khối nằm dọc và các trường phụ trở về mặc định. Bước 17 kết thúc tại đích.</w:t>
+        <w:t xml:space="preserve">(1,4)</w:t>
+      </w:r>
+      <w:r>
+        <w:rPr>
+          <w:lang w:val="vi-VN"/>
+        </w:rPr>
+        <w:t xml:space="preserve">. Toàn bộ lệnh chỉ có cost 1, nên chi phí tăng từ 9,5 lên 10,5. Không có trạng thái chọn khối đứng riêng trong bảng lời giải. Ở bước 15, hai khối đơn ghép thành khối nằm dọc và các trường phụ trở về mặc định. Bước 16 kết thúc tại đích.</w:t>
       </w:r>
     </w:p>
     <w:p>
@@ -5820,7 +5710,7 @@
         <w:rPr>
           <w:lang w:val="vi-VN"/>
         </w:rPr>
-        <w:t xml:space="preserve">Tổng cộng có 17 hành động, gồm 16 bước lăn và một SPACE. Chỉ trạng thái sau bước 1 chiếm một ô cam, nên chi phí bằng</w:t>
+        <w:t xml:space="preserve">Tổng cộng có 16 hành động lăn, gồm một lệnh SUP. Chỉ trạng thái sau bước 1 chiếm một ô cam, nên chi phí bằng</w:t>
       </w:r>
       <w:r>
         <w:rPr>
@@ -5830,7 +5720,7 @@
       </w:r>
       <m:oMath>
         <m:r>
-          <m:t>17</m:t>
+          <m:t>16</m:t>
         </m:r>
         <m:r>
           <m:rPr>
@@ -5857,7 +5747,7 @@
           <m:t>=</m:t>
         </m:r>
         <m:r>
-          <m:t>17.5</m:t>
+          <m:t>16.5</m:t>
         </m:r>
       </m:oMath>
       <w:r>
@@ -6071,7 +5961,7 @@
                 <w:sz w:val="21"/>
                 <w:lang w:val="vi-VN"/>
               </w:rPr>
-              <w:t xml:space="preserve">17</w:t>
+              <w:t xml:space="preserve">16</w:t>
             </w:r>
           </w:p>
         </w:tc>
@@ -6134,7 +6024,7 @@
                 <w:sz w:val="21"/>
                 <w:lang w:val="vi-VN"/>
               </w:rPr>
-              <w:t xml:space="preserve">17,5</w:t>
+              <w:t xml:space="preserve">16,5</w:t>
             </w:r>
           </w:p>
         </w:tc>
@@ -6180,7 +6070,7 @@
                 <w:sz w:val="21"/>
                 <w:lang w:val="vi-VN"/>
               </w:rPr>
-              <w:t xml:space="preserve">17</w:t>
+              <w:t xml:space="preserve">16</w:t>
             </w:r>
           </w:p>
         </w:tc>
@@ -6222,7 +6112,7 @@
                 <w:sz w:val="21"/>
                 <w:lang w:val="vi-VN"/>
               </w:rPr>
-              <w:t xml:space="preserve">17,5</w:t>
+              <w:t xml:space="preserve">16,5</w:t>
             </w:r>
           </w:p>
         </w:tc>
@@ -6243,7 +6133,7 @@
                 <w:sz w:val="21"/>
                 <w:lang w:val="vi-VN"/>
               </w:rPr>
-              <w:t xml:space="preserve">17,5</w:t>
+              <w:t xml:space="preserve">16,5</w:t>
             </w:r>
           </w:p>
         </w:tc>
@@ -6258,48 +6148,7 @@
         <w:rPr>
           <w:lang w:val="vi-VN"/>
         </w:rPr>
-        <w:t xml:space="preserve">BFS và UCS trả cùng chuỗi trong lượt kiểm chứng này. Phép tính</w:t>
-      </w:r>
-      <w:r>
-        <w:rPr>
-          <w:lang w:val="vi-VN"/>
-        </w:rPr>
-        <w:t xml:space="preserve"> </w:t>
-      </w:r>
-      <m:oMath>
-        <m:r>
-          <m:t>16</m:t>
-        </m:r>
-        <m:r>
-          <m:rPr>
-            <m:sty m:val="p"/>
-          </m:rPr>
-          <m:t>+</m:t>
-        </m:r>
-        <m:r>
-          <m:t>0.5</m:t>
-        </m:r>
-        <m:r>
-          <m:rPr>
-            <m:sty m:val="p"/>
-          </m:rPr>
-          <m:t>=</m:t>
-        </m:r>
-        <m:r>
-          <m:t>16.5</m:t>
-        </m:r>
-      </m:oMath>
-      <w:r>
-        <w:rPr>
-          <w:lang w:val="vi-VN"/>
-        </w:rPr>
-        <w:t xml:space="preserve"> </w:t>
-      </w:r>
-      <w:r>
-        <w:rPr>
-          <w:lang w:val="vi-VN"/>
-        </w:rPr>
-        <w:t xml:space="preserve">sẽ bỏ sót chi phí cơ bản của SPACE và không khớp replay. Tổng đúng là 17,5.</w:t>
+        <w:t xml:space="preserve">BFS và UCS trả cùng chuỗi trong lượt kiểm chứng này. Tổng đúng theo mô hình mới là 16,5. Giá trị 17,5 trong tài liệu cũ đã cộng phí cho SPACE riêng và không còn áp dụng cho lời giải hiện tại.</w:t>
       </w:r>
     </w:p>
     <w:p>
@@ -6364,13 +6213,38 @@
         <w:rPr>
           <w:lang w:val="vi-VN"/>
         </w:rPr>
-        <w:t xml:space="preserve">và cùng hai core BFS/UCS tại commit đã ghi. Cả hai đường đều replay hợp lệ tới đích. Bảng dưới đây chỉ tổng hợp chất lượng đường đi, không trình bày 119 dòng trạng thái và không dùng làm số liệu hiệu năng chính thức.</w:t>
+        <w:t xml:space="preserve">trong</w:t>
+      </w:r>
+      <w:r>
+        <w:rPr>
+          <w:lang w:val="vi-VN"/>
+        </w:rPr>
+        <w:t xml:space="preserve"> </w:t>
+      </w:r>
+      <w:r>
+        <w:rPr>
+          <w:rStyle w:val="VerbatimChar"/>
+          <w:lang w:val="vi-VN"/>
+        </w:rPr>
+        <w:t xml:space="preserve">Src/levels/level_33.json</w:t>
+      </w:r>
+      <w:r>
+        <w:rPr>
+          <w:lang w:val="vi-VN"/>
+        </w:rPr>
+        <w:t xml:space="preserve"> </w:t>
+      </w:r>
+      <w:r>
+        <w:rPr>
+          <w:lang w:val="vi-VN"/>
+        </w:rPr>
+        <w:t xml:space="preserve">và cùng hai core BFS/UCS tại commit đã ghi. Cả hai đường đều replay hợp lệ tới đích. Bảng dưới chỉ tổng hợp chất lượng đường đi, không trình bày 110 dòng trạng thái và không dùng làm số liệu hiệu năng chính thức.</w:t>
       </w:r>
     </w:p>
     <w:tbl>
       <w:tblPr>
         <w:tblStyle w:val="Table"/>
-        <w:tblW w:type="auto" w:w="0"/>
+        <w:tblW w:type="pct" w:w="5000"/>
         <w:tblLayout w:type="fixed"/>
         <w:tblLook w:firstRow="1" w:lastRow="0" w:firstColumn="0" w:lastColumn="0" w:noHBand="0" w:noVBand="0" w:val="0020"/>
         <w:tblBorders>
@@ -6488,7 +6362,7 @@
                 <w:sz w:val="21"/>
                 <w:lang w:val="vi-VN"/>
               </w:rPr>
-              <w:t xml:space="preserve">Số SPACE</w:t>
+              <w:t xml:space="preserve">Số lệnh tiền tố S</w:t>
             </w:r>
           </w:p>
         </w:tc>
@@ -6557,7 +6431,7 @@
                 <w:sz w:val="21"/>
                 <w:lang w:val="vi-VN"/>
               </w:rPr>
-              <w:t xml:space="preserve">119</w:t>
+              <w:t xml:space="preserve">110</w:t>
             </w:r>
           </w:p>
         </w:tc>
@@ -6620,7 +6494,7 @@
                 <w:sz w:val="21"/>
                 <w:lang w:val="vi-VN"/>
               </w:rPr>
-              <w:t xml:space="preserve">120,0</w:t>
+              <w:t xml:space="preserve">111,5</w:t>
             </w:r>
           </w:p>
         </w:tc>
@@ -6666,7 +6540,7 @@
                 <w:sz w:val="21"/>
                 <w:lang w:val="vi-VN"/>
               </w:rPr>
-              <w:t xml:space="preserve">119</w:t>
+              <w:t xml:space="preserve">110</w:t>
             </w:r>
           </w:p>
         </w:tc>
@@ -6708,7 +6582,7 @@
                 <w:sz w:val="21"/>
                 <w:lang w:val="vi-VN"/>
               </w:rPr>
-              <w:t xml:space="preserve">9</w:t>
+              <w:t xml:space="preserve">10</w:t>
             </w:r>
           </w:p>
         </w:tc>
@@ -6729,7 +6603,7 @@
                 <w:sz w:val="21"/>
                 <w:lang w:val="vi-VN"/>
               </w:rPr>
-              <w:t xml:space="preserve">119,5</w:t>
+              <w:t xml:space="preserve">110,5</w:t>
             </w:r>
           </w:p>
         </w:tc>
@@ -6744,7 +6618,7 @@
         <w:rPr>
           <w:lang w:val="vi-VN"/>
         </w:rPr>
-        <w:t xml:space="preserve">Hai đường có cùng số hành động và số bước lăn, nhưng UCS giảm cost 0,5. Theo công thức P01, đường BFS có hai lượt tiếp xúc ô cam, còn đường UCS có một lượt. Vì vậy, tối ưu số hành động không phân biệt được chất lượng của hai đường này, trong khi cost có trọng số phân biệt được. Chi phí 119,5 khớp mốc</w:t>
+        <w:t xml:space="preserve">Hai đường có cùng số hành động và số bước lăn, nhưng UCS giảm cost 1,0. Theo công thức P01, đường BFS có ba lượt tiếp xúc ô cam, còn đường UCS có một lượt. Số lệnh tiền tố S khác nhau không làm đổi tổng số bước vì mỗi lệnh vẫn gồm đúng một bước lăn. Chi phí 110,5 khớp mốc</w:t>
       </w:r>
       <w:r>
         <w:rPr>
@@ -6789,6 +6663,43 @@
           <w:lang w:val="vi-VN"/>
         </w:rPr>
         <w:t xml:space="preserve">. [2]</w:t>
+      </w:r>
+    </w:p>
+    <w:p>
+      <w:pPr>
+        <w:pStyle w:val="BodyText"/>
+        <w:widowControl/>
+      </w:pPr>
+      <w:r>
+        <w:rPr>
+          <w:lang w:val="vi-VN"/>
+        </w:rPr>
+        <w:t xml:space="preserve">Đường mẫu trong</w:t>
+      </w:r>
+      <w:r>
+        <w:rPr>
+          <w:lang w:val="vi-VN"/>
+        </w:rPr>
+        <w:t xml:space="preserve"> </w:t>
+      </w:r>
+      <w:r>
+        <w:rPr>
+          <w:rStyle w:val="VerbatimChar"/>
+          <w:lang w:val="vi-VN"/>
+        </w:rPr>
+        <w:t xml:space="preserve">test_cases.json</w:t>
+      </w:r>
+      <w:r>
+        <w:rPr>
+          <w:lang w:val="vi-VN"/>
+        </w:rPr>
+        <w:t xml:space="preserve"> </w:t>
+      </w:r>
+      <w:r>
+        <w:rPr>
+          <w:lang w:val="vi-VN"/>
+        </w:rPr>
+        <w:t xml:space="preserve">có cost 111,0. Đây là đường khác với đường BFS hiện trả, nên không dùng giá trị đường mẫu để thay cost BFS 111,5. Các số trên được chạy lại, không suy ra bằng cách lấy cost cũ trừ số SPACE.</w:t>
       </w:r>
     </w:p>
     <w:p>
@@ -7241,7 +7152,7 @@
         <w:rPr>
           <w:lang w:val="vi-VN"/>
         </w:rPr>
-        <w:t xml:space="preserve">là kết quả của lượt kiểm chứng ngày 29/10/2026 nêu trong tài liệu.</w:t>
+        <w:t xml:space="preserve">là kết quả của lượt kiểm chứng ngày 30/10/2026 nêu trong tài liệu.</w:t>
       </w:r>
     </w:p>
     <w:p>
@@ -7273,7 +7184,7 @@
         <w:rPr>
           <w:rStyle w:val="NormalTok"/>
         </w:rPr>
-        <w:t xml:space="preserve"> load_cases, replay_solution</w:t>
+        <w:t xml:space="preserve"> load_cases</w:t>
       </w:r>
       <w:r>
         <w:br/>
@@ -7288,6 +7199,60 @@
         <w:rPr>
           <w:rStyle w:val="NormalTok"/>
         </w:rPr>
+        <w:t xml:space="preserve"> core.board </w:t>
+      </w:r>
+      <w:r>
+        <w:rPr>
+          <w:rStyle w:val="ImportTok"/>
+        </w:rPr>
+        <w:t xml:space="preserve">import</w:t>
+      </w:r>
+      <w:r>
+        <w:rPr>
+          <w:rStyle w:val="NormalTok"/>
+        </w:rPr>
+        <w:t xml:space="preserve"> SEARCH_ACTIONS</w:t>
+      </w:r>
+      <w:r>
+        <w:br/>
+      </w:r>
+      <w:r>
+        <w:rPr>
+          <w:rStyle w:val="ImportTok"/>
+        </w:rPr>
+        <w:t xml:space="preserve">from</w:t>
+      </w:r>
+      <w:r>
+        <w:rPr>
+          <w:rStyle w:val="NormalTok"/>
+        </w:rPr>
+        <w:t xml:space="preserve"> core.replay </w:t>
+      </w:r>
+      <w:r>
+        <w:rPr>
+          <w:rStyle w:val="ImportTok"/>
+        </w:rPr>
+        <w:t xml:space="preserve">import</w:t>
+      </w:r>
+      <w:r>
+        <w:rPr>
+          <w:rStyle w:val="NormalTok"/>
+        </w:rPr>
+        <w:t xml:space="preserve"> replay_solution</w:t>
+      </w:r>
+      <w:r>
+        <w:br/>
+      </w:r>
+      <w:r>
+        <w:rPr>
+          <w:rStyle w:val="ImportTok"/>
+        </w:rPr>
+        <w:t xml:space="preserve">from</w:t>
+      </w:r>
+      <w:r>
+        <w:rPr>
+          <w:rStyle w:val="NormalTok"/>
+        </w:rPr>
         <w:t xml:space="preserve"> solvers.member3_bfs </w:t>
       </w:r>
       <w:r>
@@ -7564,7 +7529,7 @@
         <w:rPr>
           <w:rStyle w:val="DecValTok"/>
         </w:rPr>
-        <w:t xml:space="preserve">17</w:t>
+        <w:t xml:space="preserve">16</w:t>
       </w:r>
       <w:r>
         <w:rPr>
@@ -7588,7 +7553,7 @@
         <w:rPr>
           <w:rStyle w:val="FloatTok"/>
         </w:rPr>
-        <w:t xml:space="preserve">17.5</w:t>
+        <w:t xml:space="preserve">16.5</w:t>
       </w:r>
       <w:r>
         <w:rPr>
@@ -7612,7 +7577,7 @@
         <w:rPr>
           <w:rStyle w:val="DecValTok"/>
         </w:rPr>
-        <w:t xml:space="preserve">17</w:t>
+        <w:t xml:space="preserve">16</w:t>
       </w:r>
       <w:r>
         <w:rPr>
@@ -7636,7 +7601,7 @@
         <w:rPr>
           <w:rStyle w:val="FloatTok"/>
         </w:rPr>
-        <w:t xml:space="preserve">17.5</w:t>
+        <w:t xml:space="preserve">16.5</w:t>
       </w:r>
       <w:r>
         <w:rPr>
@@ -7681,7 +7646,7 @@
         <w:rPr>
           <w:rStyle w:val="DecValTok"/>
         </w:rPr>
-        <w:t xml:space="preserve">119</w:t>
+        <w:t xml:space="preserve">110</w:t>
       </w:r>
       <w:r>
         <w:rPr>
@@ -7705,7 +7670,7 @@
         <w:rPr>
           <w:rStyle w:val="FloatTok"/>
         </w:rPr>
-        <w:t xml:space="preserve">120.0</w:t>
+        <w:t xml:space="preserve">111.5</w:t>
       </w:r>
       <w:r>
         <w:rPr>
@@ -7738,7 +7703,7 @@
         <w:rPr>
           <w:rStyle w:val="DecValTok"/>
         </w:rPr>
-        <w:t xml:space="preserve">119</w:t>
+        <w:t xml:space="preserve">110</w:t>
       </w:r>
       <w:r>
         <w:rPr>
@@ -7762,7 +7727,7 @@
         <w:rPr>
           <w:rStyle w:val="FloatTok"/>
         </w:rPr>
-        <w:t xml:space="preserve">119.5</w:t>
+        <w:t xml:space="preserve">110.5</w:t>
       </w:r>
       <w:r>
         <w:rPr>
@@ -8002,6 +7967,87 @@
         <w:rPr>
           <w:rStyle w:val="NormalTok"/>
         </w:rPr>
+        <w:t xml:space="preserve">        </w:t>
+      </w:r>
+      <w:r>
+        <w:rPr>
+          <w:rStyle w:val="ControlFlowTok"/>
+        </w:rPr>
+        <w:t xml:space="preserve">assert</w:t>
+      </w:r>
+      <w:r>
+        <w:rPr>
+          <w:rStyle w:val="NormalTok"/>
+        </w:rPr>
+        <w:t xml:space="preserve"> </w:t>
+      </w:r>
+      <w:r>
+        <w:rPr>
+          <w:rStyle w:val="BuiltInTok"/>
+        </w:rPr>
+        <w:t xml:space="preserve">all</w:t>
+      </w:r>
+      <w:r>
+        <w:rPr>
+          <w:rStyle w:val="NormalTok"/>
+        </w:rPr>
+        <w:t xml:space="preserve">(a </w:t>
+      </w:r>
+      <w:r>
+        <w:rPr>
+          <w:rStyle w:val="KeywordTok"/>
+        </w:rPr>
+        <w:t xml:space="preserve">in</w:t>
+      </w:r>
+      <w:r>
+        <w:rPr>
+          <w:rStyle w:val="NormalTok"/>
+        </w:rPr>
+        <w:t xml:space="preserve"> SEARCH_ACTIONS </w:t>
+      </w:r>
+      <w:r>
+        <w:rPr>
+          <w:rStyle w:val="ControlFlowTok"/>
+        </w:rPr>
+        <w:t xml:space="preserve">for</w:t>
+      </w:r>
+      <w:r>
+        <w:rPr>
+          <w:rStyle w:val="NormalTok"/>
+        </w:rPr>
+        <w:t xml:space="preserve"> a </w:t>
+      </w:r>
+      <w:r>
+        <w:rPr>
+          <w:rStyle w:val="KeywordTok"/>
+        </w:rPr>
+        <w:t xml:space="preserve">in</w:t>
+      </w:r>
+      <w:r>
+        <w:rPr>
+          <w:rStyle w:val="NormalTok"/>
+        </w:rPr>
+        <w:t xml:space="preserve"> result[</w:t>
+      </w:r>
+      <w:r>
+        <w:rPr>
+          <w:rStyle w:val="StringTok"/>
+        </w:rPr>
+        <w:t xml:space="preserve">"moves"</w:t>
+      </w:r>
+      <w:r>
+        <w:rPr>
+          <w:rStyle w:val="NormalTok"/>
+        </w:rPr>
+        <w:t xml:space="preserve">])</w:t>
+      </w:r>
+      <w:r>
+        <w:br/>
+      </w:r>
+      <w:r>
+        <w:rPr>
+          <w:rStyle w:val="NormalTok"/>
+        </w:rPr>
         <w:t xml:space="preserve">        actions </w:t>
       </w:r>
       <w:r>
@@ -8065,19 +8111,85 @@
         <w:rPr>
           <w:rStyle w:val="BuiltInTok"/>
         </w:rPr>
-        <w:t xml:space="preserve">sum</w:t>
-      </w:r>
-      <w:r>
-        <w:rPr>
-          <w:rStyle w:val="NormalTok"/>
-        </w:rPr>
-        <w:t xml:space="preserve">(a </w:t>
+        <w:t xml:space="preserve">len</w:t>
+      </w:r>
+      <w:r>
+        <w:rPr>
+          <w:rStyle w:val="NormalTok"/>
+        </w:rPr>
+        <w:t xml:space="preserve">(result[</w:t>
+      </w:r>
+      <w:r>
+        <w:rPr>
+          <w:rStyle w:val="StringTok"/>
+        </w:rPr>
+        <w:t xml:space="preserve">"moves"</w:t>
+      </w:r>
+      <w:r>
+        <w:rPr>
+          <w:rStyle w:val="NormalTok"/>
+        </w:rPr>
+        <w:t xml:space="preserve">])</w:t>
+      </w:r>
+      <w:r>
+        <w:br/>
+      </w:r>
+      <w:r>
+        <w:rPr>
+          <w:rStyle w:val="NormalTok"/>
+        </w:rPr>
+        <w:t xml:space="preserve">        </w:t>
+      </w:r>
+      <w:r>
+        <w:rPr>
+          <w:rStyle w:val="ControlFlowTok"/>
+        </w:rPr>
+        <w:t xml:space="preserve">assert</w:t>
+      </w:r>
+      <w:r>
+        <w:rPr>
+          <w:rStyle w:val="NormalTok"/>
+        </w:rPr>
+        <w:t xml:space="preserve"> (actions, rolls, replay.cost) </w:t>
       </w:r>
       <w:r>
         <w:rPr>
           <w:rStyle w:val="OperatorTok"/>
         </w:rPr>
-        <w:t xml:space="preserve">!=</w:t>
+        <w:t xml:space="preserve">==</w:t>
+      </w:r>
+      <w:r>
+        <w:rPr>
+          <w:rStyle w:val="NormalTok"/>
+        </w:rPr>
+        <w:t xml:space="preserve"> targets[name]</w:t>
+      </w:r>
+      <w:r>
+        <w:br/>
+      </w:r>
+      <w:r>
+        <w:rPr>
+          <w:rStyle w:val="NormalTok"/>
+        </w:rPr>
+        <w:t xml:space="preserve">        </w:t>
+      </w:r>
+      <w:r>
+        <w:rPr>
+          <w:rStyle w:val="ControlFlowTok"/>
+        </w:rPr>
+        <w:t xml:space="preserve">if</w:t>
+      </w:r>
+      <w:r>
+        <w:rPr>
+          <w:rStyle w:val="NormalTok"/>
+        </w:rPr>
+        <w:t xml:space="preserve"> name </w:t>
+      </w:r>
+      <w:r>
+        <w:rPr>
+          <w:rStyle w:val="OperatorTok"/>
+        </w:rPr>
+        <w:t xml:space="preserve">==</w:t>
       </w:r>
       <w:r>
         <w:rPr>
@@ -8089,31 +8201,28 @@
         <w:rPr>
           <w:rStyle w:val="StringTok"/>
         </w:rPr>
-        <w:t xml:space="preserve">"SPACE"</w:t>
-      </w:r>
-      <w:r>
-        <w:rPr>
-          <w:rStyle w:val="NormalTok"/>
-        </w:rPr>
-        <w:t xml:space="preserve"> </w:t>
+        <w:t xml:space="preserve">"ucs"</w:t>
+      </w:r>
+      <w:r>
+        <w:rPr>
+          <w:rStyle w:val="NormalTok"/>
+        </w:rPr>
+        <w:t xml:space="preserve">:</w:t>
+      </w:r>
+      <w:r>
+        <w:br/>
+      </w:r>
+      <w:r>
+        <w:rPr>
+          <w:rStyle w:val="NormalTok"/>
+        </w:rPr>
+        <w:t xml:space="preserve">            </w:t>
       </w:r>
       <w:r>
         <w:rPr>
           <w:rStyle w:val="ControlFlowTok"/>
         </w:rPr>
-        <w:t xml:space="preserve">for</w:t>
-      </w:r>
-      <w:r>
-        <w:rPr>
-          <w:rStyle w:val="NormalTok"/>
-        </w:rPr>
-        <w:t xml:space="preserve"> a </w:t>
-      </w:r>
-      <w:r>
-        <w:rPr>
-          <w:rStyle w:val="KeywordTok"/>
-        </w:rPr>
-        <w:t xml:space="preserve">in</w:t>
+        <w:t xml:space="preserve">assert</w:t>
       </w:r>
       <w:r>
         <w:rPr>
@@ -8125,13 +8234,25 @@
         <w:rPr>
           <w:rStyle w:val="StringTok"/>
         </w:rPr>
-        <w:t xml:space="preserve">"moves"</w:t>
-      </w:r>
-      <w:r>
-        <w:rPr>
-          <w:rStyle w:val="NormalTok"/>
-        </w:rPr>
-        <w:t xml:space="preserve">])</w:t>
+        <w:t xml:space="preserve">"total_cost"</w:t>
+      </w:r>
+      <w:r>
+        <w:rPr>
+          <w:rStyle w:val="NormalTok"/>
+        </w:rPr>
+        <w:t xml:space="preserve">] </w:t>
+      </w:r>
+      <w:r>
+        <w:rPr>
+          <w:rStyle w:val="OperatorTok"/>
+        </w:rPr>
+        <w:t xml:space="preserve">==</w:t>
+      </w:r>
+      <w:r>
+        <w:rPr>
+          <w:rStyle w:val="NormalTok"/>
+        </w:rPr>
+        <w:t xml:space="preserve"> replay.cost</w:t>
       </w:r>
       <w:r>
         <w:br/>
@@ -8146,13 +8267,46 @@
         <w:rPr>
           <w:rStyle w:val="ControlFlowTok"/>
         </w:rPr>
+        <w:t xml:space="preserve">else</w:t>
+      </w:r>
+      <w:r>
+        <w:rPr>
+          <w:rStyle w:val="NormalTok"/>
+        </w:rPr>
+        <w:t xml:space="preserve">:</w:t>
+      </w:r>
+      <w:r>
+        <w:br/>
+      </w:r>
+      <w:r>
+        <w:rPr>
+          <w:rStyle w:val="NormalTok"/>
+        </w:rPr>
+        <w:t xml:space="preserve">            </w:t>
+      </w:r>
+      <w:r>
+        <w:rPr>
+          <w:rStyle w:val="ControlFlowTok"/>
+        </w:rPr>
         <w:t xml:space="preserve">assert</w:t>
       </w:r>
       <w:r>
         <w:rPr>
           <w:rStyle w:val="NormalTok"/>
         </w:rPr>
-        <w:t xml:space="preserve"> (actions, rolls, replay.cost) </w:t>
+        <w:t xml:space="preserve"> result[</w:t>
+      </w:r>
+      <w:r>
+        <w:rPr>
+          <w:rStyle w:val="StringTok"/>
+        </w:rPr>
+        <w:t xml:space="preserve">"total_cost"</w:t>
+      </w:r>
+      <w:r>
+        <w:rPr>
+          <w:rStyle w:val="NormalTok"/>
+        </w:rPr>
+        <w:t xml:space="preserve">] </w:t>
       </w:r>
       <w:r>
         <w:rPr>
@@ -8164,97 +8318,7 @@
         <w:rPr>
           <w:rStyle w:val="NormalTok"/>
         </w:rPr>
-        <w:t xml:space="preserve"> targets[name]</w:t>
-      </w:r>
-      <w:r>
-        <w:br/>
-      </w:r>
-      <w:r>
-        <w:rPr>
-          <w:rStyle w:val="NormalTok"/>
-        </w:rPr>
-        <w:t xml:space="preserve">        </w:t>
-      </w:r>
-      <w:r>
-        <w:rPr>
-          <w:rStyle w:val="ControlFlowTok"/>
-        </w:rPr>
-        <w:t xml:space="preserve">if</w:t>
-      </w:r>
-      <w:r>
-        <w:rPr>
-          <w:rStyle w:val="NormalTok"/>
-        </w:rPr>
-        <w:t xml:space="preserve"> name </w:t>
-      </w:r>
-      <w:r>
-        <w:rPr>
-          <w:rStyle w:val="OperatorTok"/>
-        </w:rPr>
-        <w:t xml:space="preserve">==</w:t>
-      </w:r>
-      <w:r>
-        <w:rPr>
-          <w:rStyle w:val="NormalTok"/>
-        </w:rPr>
-        <w:t xml:space="preserve"> </w:t>
-      </w:r>
-      <w:r>
-        <w:rPr>
-          <w:rStyle w:val="StringTok"/>
-        </w:rPr>
-        <w:t xml:space="preserve">"ucs"</w:t>
-      </w:r>
-      <w:r>
-        <w:rPr>
-          <w:rStyle w:val="NormalTok"/>
-        </w:rPr>
-        <w:t xml:space="preserve">:</w:t>
-      </w:r>
-      <w:r>
-        <w:br/>
-      </w:r>
-      <w:r>
-        <w:rPr>
-          <w:rStyle w:val="NormalTok"/>
-        </w:rPr>
-        <w:t xml:space="preserve">            </w:t>
-      </w:r>
-      <w:r>
-        <w:rPr>
-          <w:rStyle w:val="ControlFlowTok"/>
-        </w:rPr>
-        <w:t xml:space="preserve">assert</w:t>
-      </w:r>
-      <w:r>
-        <w:rPr>
-          <w:rStyle w:val="NormalTok"/>
-        </w:rPr>
-        <w:t xml:space="preserve"> result[</w:t>
-      </w:r>
-      <w:r>
-        <w:rPr>
-          <w:rStyle w:val="StringTok"/>
-        </w:rPr>
-        <w:t xml:space="preserve">"total_cost"</w:t>
-      </w:r>
-      <w:r>
-        <w:rPr>
-          <w:rStyle w:val="NormalTok"/>
-        </w:rPr>
-        <w:t xml:space="preserve">] </w:t>
-      </w:r>
-      <w:r>
-        <w:rPr>
-          <w:rStyle w:val="OperatorTok"/>
-        </w:rPr>
-        <w:t xml:space="preserve">==</w:t>
-      </w:r>
-      <w:r>
-        <w:rPr>
-          <w:rStyle w:val="NormalTok"/>
-        </w:rPr>
-        <w:t xml:space="preserve"> replay.cost</w:t>
+        <w:t xml:space="preserve"> actions</w:t>
       </w:r>
       <w:r>
         <w:br/>
@@ -8376,7 +8440,7 @@
         <w:rPr>
           <w:lang w:val="vi-VN"/>
         </w:rPr>
-        <w:t xml:space="preserve">. Công thức, SPACE, miền chi phí và ý nghĩa các cột theo P01, đọc ngày 29/10/2026.</w:t>
+        <w:t xml:space="preserve">. Công thức, chọn khối miễn phí, miền chi phí và hai schema CLI/GUI theo P01, đọc ngày 30/10/2026.</w:t>
       </w:r>
     </w:p>
     <w:p>
@@ -8389,6 +8453,44 @@
           <w:lang w:val="vi-VN"/>
         </w:rPr>
         <w:t xml:space="preserve">[2]</w:t>
+      </w:r>
+      <w:r>
+        <w:rPr>
+          <w:lang w:val="vi-VN"/>
+        </w:rPr>
+        <w:t xml:space="preserve"> </w:t>
+      </w:r>
+      <w:r>
+        <w:rPr>
+          <w:rStyle w:val="VerbatimChar"/>
+          <w:lang w:val="vi-VN"/>
+        </w:rPr>
+        <w:t xml:space="preserve">Src/core/board.py</w:t>
+      </w:r>
+      <w:r>
+        <w:rPr>
+          <w:lang w:val="vi-VN"/>
+        </w:rPr>
+        <w:t xml:space="preserve">,</w:t>
+      </w:r>
+      <w:r>
+        <w:rPr>
+          <w:lang w:val="vi-VN"/>
+        </w:rPr>
+        <w:t xml:space="preserve"> </w:t>
+      </w:r>
+      <w:r>
+        <w:rPr>
+          <w:rStyle w:val="VerbatimChar"/>
+          <w:lang w:val="vi-VN"/>
+        </w:rPr>
+        <w:t xml:space="preserve">Src/core/replay.py</w:t>
+      </w:r>
+      <w:r>
+        <w:rPr>
+          <w:lang w:val="vi-VN"/>
+        </w:rPr>
+        <w:t xml:space="preserve">,</w:t>
       </w:r>
       <w:r>
         <w:rPr>

--- a/handoff/phuc/cost-example.docx
+++ b/handoff/phuc/cost-example.docx
@@ -5,8 +5,6 @@
     <w:p>
       <w:pPr>
         <w:pStyle w:val="Title"/>
-        <w:widowControl/>
-        <w:jc w:val="left"/>
       </w:pPr>
       <w:r>
         <w:rPr>
@@ -18,8 +16,6 @@
     <w:p>
       <w:pPr>
         <w:pStyle w:val="Subtitle"/>
-        <w:widowControl/>
-        <w:jc w:val="left"/>
       </w:pPr>
       <w:r>
         <w:rPr>
@@ -31,8 +27,6 @@
     <w:p>
       <w:pPr>
         <w:pStyle w:val="Author"/>
-        <w:widowControl/>
-        <w:jc w:val="left"/>
       </w:pPr>
       <w:r>
         <w:rPr>
@@ -44,101 +38,41 @@
     <w:p>
       <w:pPr>
         <w:pStyle w:val="FirstParagraph"/>
-        <w:widowControl/>
       </w:pPr>
       <w:r>
         <w:rPr>
           <w:lang w:val="vi-VN"/>
         </w:rPr>
-        <w:t xml:space="preserve">Tài liệu dùng lời giải thật trên màn 2 và màn 4 để tính chi phí từng hành động theo P01. Màn 2 minh họa mức phạt cho một hoặc hai ô cam. Màn 4 minh họa trạng thái cầu, tách khối, lệnh đổi khối rồi lăn và ghép lại. Phần so sánh bổ sung màn 33 cho thấy hai lời giải có cùng số hành động nhưng khác chi phí.</w:t>
+        <w:t xml:space="preserve">Tài liệu dùng lời giải thật trên màn 2 và màn 4 để tính chi phí từng hành động theo P01. Màn 2 minh họa mức phạt cho một hoặc hai ô cam. Màn 4 minh họa trạng thái cầu, tách khối, lệnh đổi khối rồi lăn và ghép lại. Phần so sánh bổ sung màn 16 cho thấy hai lời giải có cùng số hành động nhưng khác chi phí.</w:t>
       </w:r>
     </w:p>
     <w:p>
       <w:pPr>
         <w:pStyle w:val="BodyText"/>
-        <w:widowControl/>
       </w:pPr>
       <w:r>
         <w:rPr>
           <w:lang w:val="vi-VN"/>
         </w:rPr>
         <w:t xml:space="preserve">Ngày kiểm chứng là 30/10/2026, sau khi cập nhật mô hình tám hướng và chọn khối miễn phí từ main. Đây là lượt kiểm tra tính đúng cho P02, không phải bộ benchmark chính thức của Quân. Các ví dụ giả định được ghi riêng và không gán cho một màn đã đo.</w:t>
-      </w:r>
-    </w:p>
-    <w:p>
-      <w:pPr>
-        <w:pStyle w:val="BodyText"/>
-        <w:widowControl/>
-      </w:pPr>
-      <w:r>
-        <w:rPr>
-          <w:lang w:val="vi-VN"/>
-        </w:rPr>
-        <w:t xml:space="preserve">Commit đối chiếu là</w:t>
-      </w:r>
-      <w:r>
-        <w:rPr>
-          <w:lang w:val="vi-VN"/>
-        </w:rPr>
-        <w:t xml:space="preserve"> </w:t>
-      </w:r>
-      <w:r>
-        <w:rPr>
-          <w:rStyle w:val="VerbatimChar"/>
-          <w:lang w:val="vi-VN"/>
-        </w:rPr>
-        <w:t xml:space="preserve">721c198dfc2a6fff92d451a763015d974fa3b52a</w:t>
-      </w:r>
-      <w:r>
-        <w:rPr>
-          <w:lang w:val="vi-VN"/>
-        </w:rPr>
-        <w:t xml:space="preserve"> </w:t>
-      </w:r>
-      <w:r>
-        <w:rPr>
-          <w:lang w:val="vi-VN"/>
-        </w:rPr>
-        <w:t xml:space="preserve">trong repo</w:t>
-      </w:r>
-      <w:r>
-        <w:rPr>
-          <w:lang w:val="vi-VN"/>
-        </w:rPr>
-        <w:t xml:space="preserve"> </w:t>
-      </w:r>
-      <w:r>
-        <w:rPr>
-          <w:rStyle w:val="VerbatimChar"/>
-          <w:lang w:val="vi-VN"/>
-        </w:rPr>
-        <w:t xml:space="preserve">pnthuc/Bloxorz</w:t>
-      </w:r>
-      <w:r>
-        <w:rPr>
-          <w:lang w:val="vi-VN"/>
-        </w:rPr>
-        <w:t xml:space="preserve">.</w:t>
       </w:r>
     </w:p>
     <w:p>
       <w:pPr>
         <w:pStyle w:val="Heading1"/>
-        <w:widowControl/>
       </w:pPr>
-      <w:bookmarkStart w:id="18" w:name="_ec93afdc219a5f40b0032af0cc756947ce04cd9"/>
+      <w:bookmarkStart w:id="9" w:name="_ec93afdc219a5f40b0032af0cc756947ce04cd9"/>
       <w:r>
         <w:rPr>
           <w:lang w:val="vi-VN"/>
         </w:rPr>
         <w:t xml:space="preserve">1 Đơn vị và cách kiểm chứng</w:t>
       </w:r>
-      <w:bookmarkEnd w:id="18"/>
+      <w:bookmarkEnd w:id="9"/>
     </w:p>
     <w:p>
       <w:pPr>
         <w:pStyle w:val="FirstParagraph"/>
-        <w:widowControl/>
       </w:pPr>
       <w:r>
         <w:rPr>
@@ -176,7 +110,6 @@
     <w:p>
       <w:pPr>
         <w:pStyle w:val="BodyText"/>
-        <w:widowControl/>
       </w:pPr>
       <m:oMathPara>
         <m:oMathParaPr>
@@ -320,7 +253,6 @@
     <w:p>
       <w:pPr>
         <w:pStyle w:val="FirstParagraph"/>
-        <w:widowControl/>
       </w:pPr>
       <m:oMath>
         <m:r>
@@ -502,7 +434,6 @@
     <w:p>
       <w:pPr>
         <w:pStyle w:val="BodyText"/>
-        <w:widowControl/>
       </w:pPr>
       <w:r>
         <w:rPr>
@@ -621,7 +552,6 @@
     <w:p>
       <w:pPr>
         <w:pStyle w:val="BodyText"/>
-        <w:widowControl/>
       </w:pPr>
       <w:r>
         <w:rPr>
@@ -746,35 +676,32 @@
     <w:p>
       <w:pPr>
         <w:pStyle w:val="Heading1"/>
-        <w:widowControl/>
       </w:pPr>
-      <w:bookmarkStart w:id="19" w:name="_c96fb53352a15387ecd20c2484ac9a6d7df2204"/>
+      <w:bookmarkStart w:id="10" w:name="_c96fb53352a15387ecd20c2484ac9a6d7df2204"/>
       <w:r>
         <w:rPr>
           <w:lang w:val="vi-VN"/>
         </w:rPr>
         <w:t xml:space="preserve">2 Ví dụ màn 2</w:t>
       </w:r>
-      <w:bookmarkEnd w:id="19"/>
+      <w:bookmarkEnd w:id="10"/>
     </w:p>
     <w:p>
       <w:pPr>
         <w:pStyle w:val="Heading2"/>
-        <w:widowControl/>
       </w:pPr>
-      <w:bookmarkStart w:id="20" w:name="_72b8d48e2a54378e8be8dbed082b1132fc29713"/>
+      <w:bookmarkStart w:id="11" w:name="_72b8d48e2a54378e8be8dbed082b1132fc29713"/>
       <w:r>
         <w:rPr>
           <w:lang w:val="vi-VN"/>
         </w:rPr>
         <w:t xml:space="preserve">2.1 Trạng thái và chuỗi hành động</w:t>
       </w:r>
-      <w:bookmarkEnd w:id="20"/>
+      <w:bookmarkEnd w:id="11"/>
     </w:p>
     <w:p>
       <w:pPr>
         <w:pStyle w:val="FirstParagraph"/>
-        <w:widowControl/>
       </w:pPr>
       <w:r>
         <w:rPr>
@@ -931,7 +858,6 @@
     <w:p>
       <w:pPr>
         <w:pStyle w:val="BodyText"/>
-        <w:widowControl/>
       </w:pPr>
       <w:r>
         <w:rPr>
@@ -1075,9 +1001,6 @@
     <w:p>
       <w:pPr>
         <w:pStyle w:val="SourceCode"/>
-        <w:keepNext/>
-        <w:widowControl/>
-        <w:spacing w:after="0" w:line="240" w:lineRule="auto"/>
       </w:pPr>
       <w:r>
         <w:rPr>
@@ -1090,16 +1013,15 @@
     <w:p>
       <w:pPr>
         <w:pStyle w:val="Heading2"/>
-        <w:widowControl/>
       </w:pPr>
-      <w:bookmarkStart w:id="21" w:name="_9ba6ec59ec5d14c598c023a456ac8c846f74003"/>
+      <w:bookmarkStart w:id="12" w:name="_9ba6ec59ec5d14c598c023a456ac8c846f74003"/>
       <w:r>
         <w:rPr>
           <w:lang w:val="vi-VN"/>
         </w:rPr>
         <w:t xml:space="preserve">2.2 Bảng từng hành động</w:t>
       </w:r>
-      <w:bookmarkEnd w:id="21"/>
+      <w:bookmarkEnd w:id="12"/>
     </w:p>
     <w:tbl>
       <w:tblPr>
@@ -1107,52 +1029,28 @@
         <w:tblW w:type="pct" w:w="5000"/>
         <w:tblLayout w:type="fixed"/>
         <w:tblLook w:firstRow="1" w:lastRow="0" w:firstColumn="0" w:lastColumn="0" w:noHBand="0" w:noVBand="0" w:val="0020"/>
-        <w:tblBorders>
-          <w:top w:val="single" w:sz="4" w:color="D9D9D9"/>
-          <w:left w:val="single" w:sz="4" w:color="D9D9D9"/>
-          <w:bottom w:val="single" w:sz="4" w:color="D9D9D9"/>
-          <w:right w:val="single" w:sz="4" w:color="D9D9D9"/>
-          <w:insideH w:val="single" w:sz="4" w:color="D9D9D9"/>
-          <w:insideV w:val="single" w:sz="4" w:color="D9D9D9"/>
-        </w:tblBorders>
-        <w:tblCellMar>
-          <w:top w:w="85" w:type="dxa"/>
-          <w:bottom w:w="85" w:type="dxa"/>
-          <w:left w:w="85" w:type="dxa"/>
-          <w:right w:w="85" w:type="dxa"/>
-        </w:tblCellMar>
       </w:tblPr>
       <w:tblGrid>
-        <w:gridCol w:w="567"/>
-        <w:gridCol w:w="1191"/>
-        <w:gridCol w:w="3402"/>
-        <w:gridCol w:w="1077"/>
-        <w:gridCol w:w="1644"/>
-        <w:gridCol w:w="1644"/>
+        <w:gridCol w:w="1440"/>
+        <w:gridCol w:w="1080"/>
+        <w:gridCol w:w="1080"/>
+        <w:gridCol w:w="1440"/>
+        <w:gridCol w:w="1440"/>
+        <w:gridCol w:w="1440"/>
       </w:tblGrid>
       <w:tr>
         <w:trPr>
           <w:tblHeader w:val="on"/>
-          <w:cantSplit/>
-          <w:tblHeader/>
         </w:trPr>
         <w:tc>
-          <w:tcPr>
-            <w:tcW w:type="dxa" w:w="567"/>
-            <w:vAlign w:val="center"/>
-            <w:shd w:fill="E8EEF3"/>
-          </w:tcPr>
-          <w:p>
-            <w:pPr>
-              <w:pStyle w:val="Compact"/>
-              <w:spacing w:line="240" w:lineRule="auto" w:after="60" w:before="60"/>
-              <w:jc w:val="right"/>
-            </w:pPr>
-            <w:r>
-              <w:rPr>
-                <w:b/>
-                <w:color w:val="000000"/>
-                <w:sz w:val="21"/>
+          <w:tcPr/>
+          <w:p>
+            <w:pPr>
+              <w:pStyle w:val="Compact"/>
+              <w:jc w:val="right"/>
+            </w:pPr>
+            <w:r>
+              <w:rPr>
                 <w:lang w:val="vi-VN"/>
               </w:rPr>
               <w:t xml:space="preserve">Bước</w:t>
@@ -1160,21 +1058,13 @@
           </w:p>
         </w:tc>
         <w:tc>
-          <w:tcPr>
-            <w:tcW w:type="dxa" w:w="1191"/>
-            <w:vAlign w:val="center"/>
-            <w:shd w:fill="E8EEF3"/>
-          </w:tcPr>
-          <w:p>
-            <w:pPr>
-              <w:pStyle w:val="Compact"/>
-              <w:spacing w:line="240" w:lineRule="auto" w:after="60" w:before="60"/>
-            </w:pPr>
-            <w:r>
-              <w:rPr>
-                <w:b/>
-                <w:color w:val="000000"/>
-                <w:sz w:val="21"/>
+          <w:tcPr/>
+          <w:p>
+            <w:pPr>
+              <w:pStyle w:val="Compact"/>
+            </w:pPr>
+            <w:r>
+              <w:rPr>
                 <w:lang w:val="vi-VN"/>
               </w:rPr>
               <w:t xml:space="preserve">Hành động</w:t>
@@ -1182,21 +1072,13 @@
           </w:p>
         </w:tc>
         <w:tc>
-          <w:tcPr>
-            <w:tcW w:type="dxa" w:w="3402"/>
-            <w:vAlign w:val="center"/>
-            <w:shd w:fill="E8EEF3"/>
-          </w:tcPr>
-          <w:p>
-            <w:pPr>
-              <w:pStyle w:val="Compact"/>
-              <w:spacing w:line="240" w:lineRule="auto" w:after="60" w:before="60"/>
-            </w:pPr>
-            <w:r>
-              <w:rPr>
-                <w:b/>
-                <w:color w:val="000000"/>
-                <w:sz w:val="21"/>
+          <w:tcPr/>
+          <w:p>
+            <w:pPr>
+              <w:pStyle w:val="Compact"/>
+            </w:pPr>
+            <w:r>
+              <w:rPr>
                 <w:lang w:val="vi-VN"/>
               </w:rPr>
               <w:t xml:space="preserve">Trạng thái sau</w:t>
@@ -1204,22 +1086,14 @@
           </w:p>
         </w:tc>
         <w:tc>
-          <w:tcPr>
-            <w:tcW w:type="dxa" w:w="1077"/>
-            <w:vAlign w:val="center"/>
-            <w:shd w:fill="E8EEF3"/>
-          </w:tcPr>
-          <w:p>
-            <w:pPr>
-              <w:pStyle w:val="Compact"/>
-              <w:spacing w:line="240" w:lineRule="auto" w:after="60" w:before="60"/>
-              <w:jc w:val="right"/>
-            </w:pPr>
-            <w:r>
-              <w:rPr>
-                <w:b/>
-                <w:color w:val="000000"/>
-                <w:sz w:val="21"/>
+          <w:tcPr/>
+          <w:p>
+            <w:pPr>
+              <w:pStyle w:val="Compact"/>
+              <w:jc w:val="right"/>
+            </w:pPr>
+            <w:r>
+              <w:rPr>
                 <w:lang w:val="vi-VN"/>
               </w:rPr>
               <w:t xml:space="preserve">Số ô cam k</w:t>
@@ -1227,22 +1101,14 @@
           </w:p>
         </w:tc>
         <w:tc>
-          <w:tcPr>
-            <w:tcW w:type="dxa" w:w="1644"/>
-            <w:vAlign w:val="center"/>
-            <w:shd w:fill="E8EEF3"/>
-          </w:tcPr>
-          <w:p>
-            <w:pPr>
-              <w:pStyle w:val="Compact"/>
-              <w:spacing w:line="240" w:lineRule="auto" w:after="60" w:before="60"/>
-              <w:jc w:val="right"/>
-            </w:pPr>
-            <w:r>
-              <w:rPr>
-                <w:b/>
-                <w:color w:val="000000"/>
-                <w:sz w:val="21"/>
+          <w:tcPr/>
+          <w:p>
+            <w:pPr>
+              <w:pStyle w:val="Compact"/>
+              <w:jc w:val="right"/>
+            </w:pPr>
+            <w:r>
+              <w:rPr>
                 <w:lang w:val="vi-VN"/>
               </w:rPr>
               <w:t xml:space="preserve">Chi phí bước</w:t>
@@ -1250,22 +1116,14 @@
           </w:p>
         </w:tc>
         <w:tc>
-          <w:tcPr>
-            <w:tcW w:type="dxa" w:w="1644"/>
-            <w:vAlign w:val="center"/>
-            <w:shd w:fill="E8EEF3"/>
-          </w:tcPr>
-          <w:p>
-            <w:pPr>
-              <w:pStyle w:val="Compact"/>
-              <w:spacing w:line="240" w:lineRule="auto" w:after="60" w:before="60"/>
-              <w:jc w:val="right"/>
-            </w:pPr>
-            <w:r>
-              <w:rPr>
-                <w:b/>
-                <w:color w:val="000000"/>
-                <w:sz w:val="21"/>
+          <w:tcPr/>
+          <w:p>
+            <w:pPr>
+              <w:pStyle w:val="Compact"/>
+              <w:jc w:val="right"/>
+            </w:pPr>
+            <w:r>
+              <w:rPr>
                 <w:lang w:val="vi-VN"/>
               </w:rPr>
               <w:t xml:space="preserve">Tích lũy g</w:t>
@@ -1274,24 +1132,15 @@
         </w:tc>
       </w:tr>
       <w:tr>
-        <w:trPr>
-          <w:cantSplit/>
-        </w:trPr>
-        <w:tc>
-          <w:tcPr>
-            <w:tcW w:type="dxa" w:w="567"/>
-            <w:vAlign w:val="center"/>
-          </w:tcPr>
-          <w:p>
-            <w:pPr>
-              <w:pStyle w:val="Compact"/>
-              <w:spacing w:line="240" w:lineRule="auto" w:after="60" w:before="60"/>
-              <w:jc w:val="right"/>
-            </w:pPr>
-            <w:r>
-              <w:rPr>
-                <w:color w:val="000000"/>
-                <w:sz w:val="21"/>
+        <w:tc>
+          <w:tcPr/>
+          <w:p>
+            <w:pPr>
+              <w:pStyle w:val="Compact"/>
+              <w:jc w:val="right"/>
+            </w:pPr>
+            <w:r>
+              <w:rPr>
                 <w:lang w:val="vi-VN"/>
               </w:rPr>
               <w:t xml:space="preserve">1</w:t>
@@ -1299,19 +1148,13 @@
           </w:p>
         </w:tc>
         <w:tc>
-          <w:tcPr>
-            <w:tcW w:type="dxa" w:w="1191"/>
-            <w:vAlign w:val="center"/>
-          </w:tcPr>
-          <w:p>
-            <w:pPr>
-              <w:pStyle w:val="Compact"/>
-              <w:spacing w:line="240" w:lineRule="auto" w:after="60" w:before="60"/>
-            </w:pPr>
-            <w:r>
-              <w:rPr>
-                <w:color w:val="000000"/>
-                <w:sz w:val="21"/>
+          <w:tcPr/>
+          <w:p>
+            <w:pPr>
+              <w:pStyle w:val="Compact"/>
+            </w:pPr>
+            <w:r>
+              <w:rPr>
                 <w:lang w:val="vi-VN"/>
               </w:rPr>
               <w:t xml:space="preserve">RIGHT</w:t>
@@ -1319,19 +1162,13 @@
           </w:p>
         </w:tc>
         <w:tc>
-          <w:tcPr>
-            <w:tcW w:type="dxa" w:w="3402"/>
-            <w:vAlign w:val="center"/>
-          </w:tcPr>
-          <w:p>
-            <w:pPr>
-              <w:pStyle w:val="Compact"/>
-              <w:spacing w:line="240" w:lineRule="auto" w:after="60" w:before="60"/>
-            </w:pPr>
-            <w:r>
-              <w:rPr>
-                <w:color w:val="000000"/>
-                <w:sz w:val="21"/>
+          <w:tcPr/>
+          <w:p>
+            <w:pPr>
+              <w:pStyle w:val="Compact"/>
+            </w:pPr>
+            <w:r>
+              <w:rPr>
                 <w:lang w:val="vi-VN"/>
               </w:rPr>
               <w:t xml:space="preserve">H(2,2)</w:t>
@@ -1339,20 +1176,14 @@
           </w:p>
         </w:tc>
         <w:tc>
-          <w:tcPr>
-            <w:tcW w:type="dxa" w:w="1077"/>
-            <w:vAlign w:val="center"/>
-          </w:tcPr>
-          <w:p>
-            <w:pPr>
-              <w:pStyle w:val="Compact"/>
-              <w:spacing w:line="240" w:lineRule="auto" w:after="60" w:before="60"/>
-              <w:jc w:val="right"/>
-            </w:pPr>
-            <w:r>
-              <w:rPr>
-                <w:color w:val="000000"/>
-                <w:sz w:val="21"/>
+          <w:tcPr/>
+          <w:p>
+            <w:pPr>
+              <w:pStyle w:val="Compact"/>
+              <w:jc w:val="right"/>
+            </w:pPr>
+            <w:r>
+              <w:rPr>
                 <w:lang w:val="vi-VN"/>
               </w:rPr>
               <w:t xml:space="preserve">2</w:t>
@@ -1360,20 +1191,14 @@
           </w:p>
         </w:tc>
         <w:tc>
-          <w:tcPr>
-            <w:tcW w:type="dxa" w:w="1644"/>
-            <w:vAlign w:val="center"/>
-          </w:tcPr>
-          <w:p>
-            <w:pPr>
-              <w:pStyle w:val="Compact"/>
-              <w:spacing w:line="240" w:lineRule="auto" w:after="60" w:before="60"/>
-              <w:jc w:val="right"/>
-            </w:pPr>
-            <w:r>
-              <w:rPr>
-                <w:color w:val="000000"/>
-                <w:sz w:val="21"/>
+          <w:tcPr/>
+          <w:p>
+            <w:pPr>
+              <w:pStyle w:val="Compact"/>
+              <w:jc w:val="right"/>
+            </w:pPr>
+            <w:r>
+              <w:rPr>
                 <w:lang w:val="vi-VN"/>
               </w:rPr>
               <w:t xml:space="preserve">2,0</w:t>
@@ -1381,20 +1206,14 @@
           </w:p>
         </w:tc>
         <w:tc>
-          <w:tcPr>
-            <w:tcW w:type="dxa" w:w="1644"/>
-            <w:vAlign w:val="center"/>
-          </w:tcPr>
-          <w:p>
-            <w:pPr>
-              <w:pStyle w:val="Compact"/>
-              <w:spacing w:line="240" w:lineRule="auto" w:after="60" w:before="60"/>
-              <w:jc w:val="right"/>
-            </w:pPr>
-            <w:r>
-              <w:rPr>
-                <w:color w:val="000000"/>
-                <w:sz w:val="21"/>
+          <w:tcPr/>
+          <w:p>
+            <w:pPr>
+              <w:pStyle w:val="Compact"/>
+              <w:jc w:val="right"/>
+            </w:pPr>
+            <w:r>
+              <w:rPr>
                 <w:lang w:val="vi-VN"/>
               </w:rPr>
               <w:t xml:space="preserve">2,0</w:t>
@@ -1403,24 +1222,15 @@
         </w:tc>
       </w:tr>
       <w:tr>
-        <w:trPr>
-          <w:cantSplit/>
-        </w:trPr>
-        <w:tc>
-          <w:tcPr>
-            <w:tcW w:type="dxa" w:w="567"/>
-            <w:vAlign w:val="center"/>
-          </w:tcPr>
-          <w:p>
-            <w:pPr>
-              <w:pStyle w:val="Compact"/>
-              <w:spacing w:line="240" w:lineRule="auto" w:after="60" w:before="60"/>
-              <w:jc w:val="right"/>
-            </w:pPr>
-            <w:r>
-              <w:rPr>
-                <w:color w:val="000000"/>
-                <w:sz w:val="21"/>
+        <w:tc>
+          <w:tcPr/>
+          <w:p>
+            <w:pPr>
+              <w:pStyle w:val="Compact"/>
+              <w:jc w:val="right"/>
+            </w:pPr>
+            <w:r>
+              <w:rPr>
                 <w:lang w:val="vi-VN"/>
               </w:rPr>
               <w:t xml:space="preserve">2</w:t>
@@ -1428,19 +1238,13 @@
           </w:p>
         </w:tc>
         <w:tc>
-          <w:tcPr>
-            <w:tcW w:type="dxa" w:w="1191"/>
-            <w:vAlign w:val="center"/>
-          </w:tcPr>
-          <w:p>
-            <w:pPr>
-              <w:pStyle w:val="Compact"/>
-              <w:spacing w:line="240" w:lineRule="auto" w:after="60" w:before="60"/>
-            </w:pPr>
-            <w:r>
-              <w:rPr>
-                <w:color w:val="000000"/>
-                <w:sz w:val="21"/>
+          <w:tcPr/>
+          <w:p>
+            <w:pPr>
+              <w:pStyle w:val="Compact"/>
+            </w:pPr>
+            <w:r>
+              <w:rPr>
                 <w:lang w:val="vi-VN"/>
               </w:rPr>
               <w:t xml:space="preserve">UP</w:t>
@@ -1448,19 +1252,13 @@
           </w:p>
         </w:tc>
         <w:tc>
-          <w:tcPr>
-            <w:tcW w:type="dxa" w:w="3402"/>
-            <w:vAlign w:val="center"/>
-          </w:tcPr>
-          <w:p>
-            <w:pPr>
-              <w:pStyle w:val="Compact"/>
-              <w:spacing w:line="240" w:lineRule="auto" w:after="60" w:before="60"/>
-            </w:pPr>
-            <w:r>
-              <w:rPr>
-                <w:color w:val="000000"/>
-                <w:sz w:val="21"/>
+          <w:tcPr/>
+          <w:p>
+            <w:pPr>
+              <w:pStyle w:val="Compact"/>
+            </w:pPr>
+            <w:r>
+              <w:rPr>
                 <w:lang w:val="vi-VN"/>
               </w:rPr>
               <w:t xml:space="preserve">H(1,2)</w:t>
@@ -1468,20 +1266,14 @@
           </w:p>
         </w:tc>
         <w:tc>
-          <w:tcPr>
-            <w:tcW w:type="dxa" w:w="1077"/>
-            <w:vAlign w:val="center"/>
-          </w:tcPr>
-          <w:p>
-            <w:pPr>
-              <w:pStyle w:val="Compact"/>
-              <w:spacing w:line="240" w:lineRule="auto" w:after="60" w:before="60"/>
-              <w:jc w:val="right"/>
-            </w:pPr>
-            <w:r>
-              <w:rPr>
-                <w:color w:val="000000"/>
-                <w:sz w:val="21"/>
+          <w:tcPr/>
+          <w:p>
+            <w:pPr>
+              <w:pStyle w:val="Compact"/>
+              <w:jc w:val="right"/>
+            </w:pPr>
+            <w:r>
+              <w:rPr>
                 <w:lang w:val="vi-VN"/>
               </w:rPr>
               <w:t xml:space="preserve">0</w:t>
@@ -1489,20 +1281,14 @@
           </w:p>
         </w:tc>
         <w:tc>
-          <w:tcPr>
-            <w:tcW w:type="dxa" w:w="1644"/>
-            <w:vAlign w:val="center"/>
-          </w:tcPr>
-          <w:p>
-            <w:pPr>
-              <w:pStyle w:val="Compact"/>
-              <w:spacing w:line="240" w:lineRule="auto" w:after="60" w:before="60"/>
-              <w:jc w:val="right"/>
-            </w:pPr>
-            <w:r>
-              <w:rPr>
-                <w:color w:val="000000"/>
-                <w:sz w:val="21"/>
+          <w:tcPr/>
+          <w:p>
+            <w:pPr>
+              <w:pStyle w:val="Compact"/>
+              <w:jc w:val="right"/>
+            </w:pPr>
+            <w:r>
+              <w:rPr>
                 <w:lang w:val="vi-VN"/>
               </w:rPr>
               <w:t xml:space="preserve">1,0</w:t>
@@ -1510,20 +1296,14 @@
           </w:p>
         </w:tc>
         <w:tc>
-          <w:tcPr>
-            <w:tcW w:type="dxa" w:w="1644"/>
-            <w:vAlign w:val="center"/>
-          </w:tcPr>
-          <w:p>
-            <w:pPr>
-              <w:pStyle w:val="Compact"/>
-              <w:spacing w:line="240" w:lineRule="auto" w:after="60" w:before="60"/>
-              <w:jc w:val="right"/>
-            </w:pPr>
-            <w:r>
-              <w:rPr>
-                <w:color w:val="000000"/>
-                <w:sz w:val="21"/>
+          <w:tcPr/>
+          <w:p>
+            <w:pPr>
+              <w:pStyle w:val="Compact"/>
+              <w:jc w:val="right"/>
+            </w:pPr>
+            <w:r>
+              <w:rPr>
                 <w:lang w:val="vi-VN"/>
               </w:rPr>
               <w:t xml:space="preserve">3,0</w:t>
@@ -1532,24 +1312,15 @@
         </w:tc>
       </w:tr>
       <w:tr>
-        <w:trPr>
-          <w:cantSplit/>
-        </w:trPr>
-        <w:tc>
-          <w:tcPr>
-            <w:tcW w:type="dxa" w:w="567"/>
-            <w:vAlign w:val="center"/>
-          </w:tcPr>
-          <w:p>
-            <w:pPr>
-              <w:pStyle w:val="Compact"/>
-              <w:spacing w:line="240" w:lineRule="auto" w:after="60" w:before="60"/>
-              <w:jc w:val="right"/>
-            </w:pPr>
-            <w:r>
-              <w:rPr>
-                <w:color w:val="000000"/>
-                <w:sz w:val="21"/>
+        <w:tc>
+          <w:tcPr/>
+          <w:p>
+            <w:pPr>
+              <w:pStyle w:val="Compact"/>
+              <w:jc w:val="right"/>
+            </w:pPr>
+            <w:r>
+              <w:rPr>
                 <w:lang w:val="vi-VN"/>
               </w:rPr>
               <w:t xml:space="preserve">3</w:t>
@@ -1557,19 +1328,13 @@
           </w:p>
         </w:tc>
         <w:tc>
-          <w:tcPr>
-            <w:tcW w:type="dxa" w:w="1191"/>
-            <w:vAlign w:val="center"/>
-          </w:tcPr>
-          <w:p>
-            <w:pPr>
-              <w:pStyle w:val="Compact"/>
-              <w:spacing w:line="240" w:lineRule="auto" w:after="60" w:before="60"/>
-            </w:pPr>
-            <w:r>
-              <w:rPr>
-                <w:color w:val="000000"/>
-                <w:sz w:val="21"/>
+          <w:tcPr/>
+          <w:p>
+            <w:pPr>
+              <w:pStyle w:val="Compact"/>
+            </w:pPr>
+            <w:r>
+              <w:rPr>
                 <w:lang w:val="vi-VN"/>
               </w:rPr>
               <w:t xml:space="preserve">RIGHT</w:t>
@@ -1577,19 +1342,13 @@
           </w:p>
         </w:tc>
         <w:tc>
-          <w:tcPr>
-            <w:tcW w:type="dxa" w:w="3402"/>
-            <w:vAlign w:val="center"/>
-          </w:tcPr>
-          <w:p>
-            <w:pPr>
-              <w:pStyle w:val="Compact"/>
-              <w:spacing w:line="240" w:lineRule="auto" w:after="60" w:before="60"/>
-            </w:pPr>
-            <w:r>
-              <w:rPr>
-                <w:color w:val="000000"/>
-                <w:sz w:val="21"/>
+          <w:tcPr/>
+          <w:p>
+            <w:pPr>
+              <w:pStyle w:val="Compact"/>
+            </w:pPr>
+            <w:r>
+              <w:rPr>
                 <w:lang w:val="vi-VN"/>
               </w:rPr>
               <w:t xml:space="preserve">S(1,4)</w:t>
@@ -1597,20 +1356,14 @@
           </w:p>
         </w:tc>
         <w:tc>
-          <w:tcPr>
-            <w:tcW w:type="dxa" w:w="1077"/>
-            <w:vAlign w:val="center"/>
-          </w:tcPr>
-          <w:p>
-            <w:pPr>
-              <w:pStyle w:val="Compact"/>
-              <w:spacing w:line="240" w:lineRule="auto" w:after="60" w:before="60"/>
-              <w:jc w:val="right"/>
-            </w:pPr>
-            <w:r>
-              <w:rPr>
-                <w:color w:val="000000"/>
-                <w:sz w:val="21"/>
+          <w:tcPr/>
+          <w:p>
+            <w:pPr>
+              <w:pStyle w:val="Compact"/>
+              <w:jc w:val="right"/>
+            </w:pPr>
+            <w:r>
+              <w:rPr>
                 <w:lang w:val="vi-VN"/>
               </w:rPr>
               <w:t xml:space="preserve">0</w:t>
@@ -1618,20 +1371,14 @@
           </w:p>
         </w:tc>
         <w:tc>
-          <w:tcPr>
-            <w:tcW w:type="dxa" w:w="1644"/>
-            <w:vAlign w:val="center"/>
-          </w:tcPr>
-          <w:p>
-            <w:pPr>
-              <w:pStyle w:val="Compact"/>
-              <w:spacing w:line="240" w:lineRule="auto" w:after="60" w:before="60"/>
-              <w:jc w:val="right"/>
-            </w:pPr>
-            <w:r>
-              <w:rPr>
-                <w:color w:val="000000"/>
-                <w:sz w:val="21"/>
+          <w:tcPr/>
+          <w:p>
+            <w:pPr>
+              <w:pStyle w:val="Compact"/>
+              <w:jc w:val="right"/>
+            </w:pPr>
+            <w:r>
+              <w:rPr>
                 <w:lang w:val="vi-VN"/>
               </w:rPr>
               <w:t xml:space="preserve">1,0</w:t>
@@ -1639,20 +1386,14 @@
           </w:p>
         </w:tc>
         <w:tc>
-          <w:tcPr>
-            <w:tcW w:type="dxa" w:w="1644"/>
-            <w:vAlign w:val="center"/>
-          </w:tcPr>
-          <w:p>
-            <w:pPr>
-              <w:pStyle w:val="Compact"/>
-              <w:spacing w:line="240" w:lineRule="auto" w:after="60" w:before="60"/>
-              <w:jc w:val="right"/>
-            </w:pPr>
-            <w:r>
-              <w:rPr>
-                <w:color w:val="000000"/>
-                <w:sz w:val="21"/>
+          <w:tcPr/>
+          <w:p>
+            <w:pPr>
+              <w:pStyle w:val="Compact"/>
+              <w:jc w:val="right"/>
+            </w:pPr>
+            <w:r>
+              <w:rPr>
                 <w:lang w:val="vi-VN"/>
               </w:rPr>
               <w:t xml:space="preserve">4,0</w:t>
@@ -1661,24 +1402,15 @@
         </w:tc>
       </w:tr>
       <w:tr>
-        <w:trPr>
-          <w:cantSplit/>
-        </w:trPr>
-        <w:tc>
-          <w:tcPr>
-            <w:tcW w:type="dxa" w:w="567"/>
-            <w:vAlign w:val="center"/>
-          </w:tcPr>
-          <w:p>
-            <w:pPr>
-              <w:pStyle w:val="Compact"/>
-              <w:spacing w:line="240" w:lineRule="auto" w:after="60" w:before="60"/>
-              <w:jc w:val="right"/>
-            </w:pPr>
-            <w:r>
-              <w:rPr>
-                <w:color w:val="000000"/>
-                <w:sz w:val="21"/>
+        <w:tc>
+          <w:tcPr/>
+          <w:p>
+            <w:pPr>
+              <w:pStyle w:val="Compact"/>
+              <w:jc w:val="right"/>
+            </w:pPr>
+            <w:r>
+              <w:rPr>
                 <w:lang w:val="vi-VN"/>
               </w:rPr>
               <w:t xml:space="preserve">4</w:t>
@@ -1686,19 +1418,13 @@
           </w:p>
         </w:tc>
         <w:tc>
-          <w:tcPr>
-            <w:tcW w:type="dxa" w:w="1191"/>
-            <w:vAlign w:val="center"/>
-          </w:tcPr>
-          <w:p>
-            <w:pPr>
-              <w:pStyle w:val="Compact"/>
-              <w:spacing w:line="240" w:lineRule="auto" w:after="60" w:before="60"/>
-            </w:pPr>
-            <w:r>
-              <w:rPr>
-                <w:color w:val="000000"/>
-                <w:sz w:val="21"/>
+          <w:tcPr/>
+          <w:p>
+            <w:pPr>
+              <w:pStyle w:val="Compact"/>
+            </w:pPr>
+            <w:r>
+              <w:rPr>
                 <w:lang w:val="vi-VN"/>
               </w:rPr>
               <w:t xml:space="preserve">RIGHT</w:t>
@@ -1706,19 +1432,13 @@
           </w:p>
         </w:tc>
         <w:tc>
-          <w:tcPr>
-            <w:tcW w:type="dxa" w:w="3402"/>
-            <w:vAlign w:val="center"/>
-          </w:tcPr>
-          <w:p>
-            <w:pPr>
-              <w:pStyle w:val="Compact"/>
-              <w:spacing w:line="240" w:lineRule="auto" w:after="60" w:before="60"/>
-            </w:pPr>
-            <w:r>
-              <w:rPr>
-                <w:color w:val="000000"/>
-                <w:sz w:val="21"/>
+          <w:tcPr/>
+          <w:p>
+            <w:pPr>
+              <w:pStyle w:val="Compact"/>
+            </w:pPr>
+            <w:r>
+              <w:rPr>
                 <w:lang w:val="vi-VN"/>
               </w:rPr>
               <w:t xml:space="preserve">H(1,5)</w:t>
@@ -1726,20 +1446,14 @@
           </w:p>
         </w:tc>
         <w:tc>
-          <w:tcPr>
-            <w:tcW w:type="dxa" w:w="1077"/>
-            <w:vAlign w:val="center"/>
-          </w:tcPr>
-          <w:p>
-            <w:pPr>
-              <w:pStyle w:val="Compact"/>
-              <w:spacing w:line="240" w:lineRule="auto" w:after="60" w:before="60"/>
-              <w:jc w:val="right"/>
-            </w:pPr>
-            <w:r>
-              <w:rPr>
-                <w:color w:val="000000"/>
-                <w:sz w:val="21"/>
+          <w:tcPr/>
+          <w:p>
+            <w:pPr>
+              <w:pStyle w:val="Compact"/>
+              <w:jc w:val="right"/>
+            </w:pPr>
+            <w:r>
+              <w:rPr>
                 <w:lang w:val="vi-VN"/>
               </w:rPr>
               <w:t xml:space="preserve">0</w:t>
@@ -1747,20 +1461,14 @@
           </w:p>
         </w:tc>
         <w:tc>
-          <w:tcPr>
-            <w:tcW w:type="dxa" w:w="1644"/>
-            <w:vAlign w:val="center"/>
-          </w:tcPr>
-          <w:p>
-            <w:pPr>
-              <w:pStyle w:val="Compact"/>
-              <w:spacing w:line="240" w:lineRule="auto" w:after="60" w:before="60"/>
-              <w:jc w:val="right"/>
-            </w:pPr>
-            <w:r>
-              <w:rPr>
-                <w:color w:val="000000"/>
-                <w:sz w:val="21"/>
+          <w:tcPr/>
+          <w:p>
+            <w:pPr>
+              <w:pStyle w:val="Compact"/>
+              <w:jc w:val="right"/>
+            </w:pPr>
+            <w:r>
+              <w:rPr>
                 <w:lang w:val="vi-VN"/>
               </w:rPr>
               <w:t xml:space="preserve">1,0</w:t>
@@ -1768,20 +1476,14 @@
           </w:p>
         </w:tc>
         <w:tc>
-          <w:tcPr>
-            <w:tcW w:type="dxa" w:w="1644"/>
-            <w:vAlign w:val="center"/>
-          </w:tcPr>
-          <w:p>
-            <w:pPr>
-              <w:pStyle w:val="Compact"/>
-              <w:spacing w:line="240" w:lineRule="auto" w:after="60" w:before="60"/>
-              <w:jc w:val="right"/>
-            </w:pPr>
-            <w:r>
-              <w:rPr>
-                <w:color w:val="000000"/>
-                <w:sz w:val="21"/>
+          <w:tcPr/>
+          <w:p>
+            <w:pPr>
+              <w:pStyle w:val="Compact"/>
+              <w:jc w:val="right"/>
+            </w:pPr>
+            <w:r>
+              <w:rPr>
                 <w:lang w:val="vi-VN"/>
               </w:rPr>
               <w:t xml:space="preserve">5,0</w:t>
@@ -1790,24 +1492,15 @@
         </w:tc>
       </w:tr>
       <w:tr>
-        <w:trPr>
-          <w:cantSplit/>
-        </w:trPr>
-        <w:tc>
-          <w:tcPr>
-            <w:tcW w:type="dxa" w:w="567"/>
-            <w:vAlign w:val="center"/>
-          </w:tcPr>
-          <w:p>
-            <w:pPr>
-              <w:pStyle w:val="Compact"/>
-              <w:spacing w:line="240" w:lineRule="auto" w:after="60" w:before="60"/>
-              <w:jc w:val="right"/>
-            </w:pPr>
-            <w:r>
-              <w:rPr>
-                <w:color w:val="000000"/>
-                <w:sz w:val="21"/>
+        <w:tc>
+          <w:tcPr/>
+          <w:p>
+            <w:pPr>
+              <w:pStyle w:val="Compact"/>
+              <w:jc w:val="right"/>
+            </w:pPr>
+            <w:r>
+              <w:rPr>
                 <w:lang w:val="vi-VN"/>
               </w:rPr>
               <w:t xml:space="preserve">5</w:t>
@@ -1815,19 +1508,13 @@
           </w:p>
         </w:tc>
         <w:tc>
-          <w:tcPr>
-            <w:tcW w:type="dxa" w:w="1191"/>
-            <w:vAlign w:val="center"/>
-          </w:tcPr>
-          <w:p>
-            <w:pPr>
-              <w:pStyle w:val="Compact"/>
-              <w:spacing w:line="240" w:lineRule="auto" w:after="60" w:before="60"/>
-            </w:pPr>
-            <w:r>
-              <w:rPr>
-                <w:color w:val="000000"/>
-                <w:sz w:val="21"/>
+          <w:tcPr/>
+          <w:p>
+            <w:pPr>
+              <w:pStyle w:val="Compact"/>
+            </w:pPr>
+            <w:r>
+              <w:rPr>
                 <w:lang w:val="vi-VN"/>
               </w:rPr>
               <w:t xml:space="preserve">DOWN</w:t>
@@ -1835,19 +1522,13 @@
           </w:p>
         </w:tc>
         <w:tc>
-          <w:tcPr>
-            <w:tcW w:type="dxa" w:w="3402"/>
-            <w:vAlign w:val="center"/>
-          </w:tcPr>
-          <w:p>
-            <w:pPr>
-              <w:pStyle w:val="Compact"/>
-              <w:spacing w:line="240" w:lineRule="auto" w:after="60" w:before="60"/>
-            </w:pPr>
-            <w:r>
-              <w:rPr>
-                <w:color w:val="000000"/>
-                <w:sz w:val="21"/>
+          <w:tcPr/>
+          <w:p>
+            <w:pPr>
+              <w:pStyle w:val="Compact"/>
+            </w:pPr>
+            <w:r>
+              <w:rPr>
                 <w:lang w:val="vi-VN"/>
               </w:rPr>
               <w:t xml:space="preserve">H(2,5)</w:t>
@@ -1855,20 +1536,14 @@
           </w:p>
         </w:tc>
         <w:tc>
-          <w:tcPr>
-            <w:tcW w:type="dxa" w:w="1077"/>
-            <w:vAlign w:val="center"/>
-          </w:tcPr>
-          <w:p>
-            <w:pPr>
-              <w:pStyle w:val="Compact"/>
-              <w:spacing w:line="240" w:lineRule="auto" w:after="60" w:before="60"/>
-              <w:jc w:val="right"/>
-            </w:pPr>
-            <w:r>
-              <w:rPr>
-                <w:color w:val="000000"/>
-                <w:sz w:val="21"/>
+          <w:tcPr/>
+          <w:p>
+            <w:pPr>
+              <w:pStyle w:val="Compact"/>
+              <w:jc w:val="right"/>
+            </w:pPr>
+            <w:r>
+              <w:rPr>
                 <w:lang w:val="vi-VN"/>
               </w:rPr>
               <w:t xml:space="preserve">1</w:t>
@@ -1876,20 +1551,14 @@
           </w:p>
         </w:tc>
         <w:tc>
-          <w:tcPr>
-            <w:tcW w:type="dxa" w:w="1644"/>
-            <w:vAlign w:val="center"/>
-          </w:tcPr>
-          <w:p>
-            <w:pPr>
-              <w:pStyle w:val="Compact"/>
-              <w:spacing w:line="240" w:lineRule="auto" w:after="60" w:before="60"/>
-              <w:jc w:val="right"/>
-            </w:pPr>
-            <w:r>
-              <w:rPr>
-                <w:color w:val="000000"/>
-                <w:sz w:val="21"/>
+          <w:tcPr/>
+          <w:p>
+            <w:pPr>
+              <w:pStyle w:val="Compact"/>
+              <w:jc w:val="right"/>
+            </w:pPr>
+            <w:r>
+              <w:rPr>
                 <w:lang w:val="vi-VN"/>
               </w:rPr>
               <w:t xml:space="preserve">1,5</w:t>
@@ -1897,20 +1566,14 @@
           </w:p>
         </w:tc>
         <w:tc>
-          <w:tcPr>
-            <w:tcW w:type="dxa" w:w="1644"/>
-            <w:vAlign w:val="center"/>
-          </w:tcPr>
-          <w:p>
-            <w:pPr>
-              <w:pStyle w:val="Compact"/>
-              <w:spacing w:line="240" w:lineRule="auto" w:after="60" w:before="60"/>
-              <w:jc w:val="right"/>
-            </w:pPr>
-            <w:r>
-              <w:rPr>
-                <w:color w:val="000000"/>
-                <w:sz w:val="21"/>
+          <w:tcPr/>
+          <w:p>
+            <w:pPr>
+              <w:pStyle w:val="Compact"/>
+              <w:jc w:val="right"/>
+            </w:pPr>
+            <w:r>
+              <w:rPr>
                 <w:lang w:val="vi-VN"/>
               </w:rPr>
               <w:t xml:space="preserve">6,5</w:t>
@@ -1919,24 +1582,15 @@
         </w:tc>
       </w:tr>
       <w:tr>
-        <w:trPr>
-          <w:cantSplit/>
-        </w:trPr>
-        <w:tc>
-          <w:tcPr>
-            <w:tcW w:type="dxa" w:w="567"/>
-            <w:vAlign w:val="center"/>
-          </w:tcPr>
-          <w:p>
-            <w:pPr>
-              <w:pStyle w:val="Compact"/>
-              <w:spacing w:line="240" w:lineRule="auto" w:after="60" w:before="60"/>
-              <w:jc w:val="right"/>
-            </w:pPr>
-            <w:r>
-              <w:rPr>
-                <w:color w:val="000000"/>
-                <w:sz w:val="21"/>
+        <w:tc>
+          <w:tcPr/>
+          <w:p>
+            <w:pPr>
+              <w:pStyle w:val="Compact"/>
+              <w:jc w:val="right"/>
+            </w:pPr>
+            <w:r>
+              <w:rPr>
                 <w:lang w:val="vi-VN"/>
               </w:rPr>
               <w:t xml:space="preserve">6</w:t>
@@ -1944,19 +1598,13 @@
           </w:p>
         </w:tc>
         <w:tc>
-          <w:tcPr>
-            <w:tcW w:type="dxa" w:w="1191"/>
-            <w:vAlign w:val="center"/>
-          </w:tcPr>
-          <w:p>
-            <w:pPr>
-              <w:pStyle w:val="Compact"/>
-              <w:spacing w:line="240" w:lineRule="auto" w:after="60" w:before="60"/>
-            </w:pPr>
-            <w:r>
-              <w:rPr>
-                <w:color w:val="000000"/>
-                <w:sz w:val="21"/>
+          <w:tcPr/>
+          <w:p>
+            <w:pPr>
+              <w:pStyle w:val="Compact"/>
+            </w:pPr>
+            <w:r>
+              <w:rPr>
                 <w:lang w:val="vi-VN"/>
               </w:rPr>
               <w:t xml:space="preserve">RIGHT</w:t>
@@ -1964,19 +1612,13 @@
           </w:p>
         </w:tc>
         <w:tc>
-          <w:tcPr>
-            <w:tcW w:type="dxa" w:w="3402"/>
-            <w:vAlign w:val="center"/>
-          </w:tcPr>
-          <w:p>
-            <w:pPr>
-              <w:pStyle w:val="Compact"/>
-              <w:spacing w:line="240" w:lineRule="auto" w:after="60" w:before="60"/>
-            </w:pPr>
-            <w:r>
-              <w:rPr>
-                <w:color w:val="000000"/>
-                <w:sz w:val="21"/>
+          <w:tcPr/>
+          <w:p>
+            <w:pPr>
+              <w:pStyle w:val="Compact"/>
+            </w:pPr>
+            <w:r>
+              <w:rPr>
                 <w:lang w:val="vi-VN"/>
               </w:rPr>
               <w:t xml:space="preserve">S(2,7), đích</w:t>
@@ -1984,20 +1626,14 @@
           </w:p>
         </w:tc>
         <w:tc>
-          <w:tcPr>
-            <w:tcW w:type="dxa" w:w="1077"/>
-            <w:vAlign w:val="center"/>
-          </w:tcPr>
-          <w:p>
-            <w:pPr>
-              <w:pStyle w:val="Compact"/>
-              <w:spacing w:line="240" w:lineRule="auto" w:after="60" w:before="60"/>
-              <w:jc w:val="right"/>
-            </w:pPr>
-            <w:r>
-              <w:rPr>
-                <w:color w:val="000000"/>
-                <w:sz w:val="21"/>
+          <w:tcPr/>
+          <w:p>
+            <w:pPr>
+              <w:pStyle w:val="Compact"/>
+              <w:jc w:val="right"/>
+            </w:pPr>
+            <w:r>
+              <w:rPr>
                 <w:lang w:val="vi-VN"/>
               </w:rPr>
               <w:t xml:space="preserve">0</w:t>
@@ -2005,20 +1641,14 @@
           </w:p>
         </w:tc>
         <w:tc>
-          <w:tcPr>
-            <w:tcW w:type="dxa" w:w="1644"/>
-            <w:vAlign w:val="center"/>
-          </w:tcPr>
-          <w:p>
-            <w:pPr>
-              <w:pStyle w:val="Compact"/>
-              <w:spacing w:line="240" w:lineRule="auto" w:after="60" w:before="60"/>
-              <w:jc w:val="right"/>
-            </w:pPr>
-            <w:r>
-              <w:rPr>
-                <w:color w:val="000000"/>
-                <w:sz w:val="21"/>
+          <w:tcPr/>
+          <w:p>
+            <w:pPr>
+              <w:pStyle w:val="Compact"/>
+              <w:jc w:val="right"/>
+            </w:pPr>
+            <w:r>
+              <w:rPr>
                 <w:lang w:val="vi-VN"/>
               </w:rPr>
               <w:t xml:space="preserve">1,0</w:t>
@@ -2026,20 +1656,14 @@
           </w:p>
         </w:tc>
         <w:tc>
-          <w:tcPr>
-            <w:tcW w:type="dxa" w:w="1644"/>
-            <w:vAlign w:val="center"/>
-          </w:tcPr>
-          <w:p>
-            <w:pPr>
-              <w:pStyle w:val="Compact"/>
-              <w:spacing w:line="240" w:lineRule="auto" w:after="60" w:before="60"/>
-              <w:jc w:val="right"/>
-            </w:pPr>
-            <w:r>
-              <w:rPr>
-                <w:color w:val="000000"/>
-                <w:sz w:val="21"/>
+          <w:tcPr/>
+          <w:p>
+            <w:pPr>
+              <w:pStyle w:val="Compact"/>
+              <w:jc w:val="right"/>
+            </w:pPr>
+            <w:r>
+              <w:rPr>
                 <w:lang w:val="vi-VN"/>
               </w:rPr>
               <w:t xml:space="preserve">7,5</w:t>
@@ -2051,7 +1675,6 @@
     <w:p>
       <w:pPr>
         <w:pStyle w:val="FirstParagraph"/>
-        <w:widowControl/>
       </w:pPr>
       <w:r>
         <w:rPr>
@@ -2132,7 +1755,6 @@
     <w:p>
       <w:pPr>
         <w:pStyle w:val="BodyText"/>
-        <w:widowControl/>
       </w:pPr>
       <w:r>
         <w:rPr>
@@ -2267,16 +1889,15 @@
     <w:p>
       <w:pPr>
         <w:pStyle w:val="Heading2"/>
-        <w:widowControl/>
       </w:pPr>
-      <w:bookmarkStart w:id="22" w:name="_0f12b6536b321891875b66d5323868aaad6c65d"/>
+      <w:bookmarkStart w:id="13" w:name="_0f12b6536b321891875b66d5323868aaad6c65d"/>
       <w:r>
         <w:rPr>
           <w:lang w:val="vi-VN"/>
         </w:rPr>
         <w:t xml:space="preserve">2.3 So sánh kết quả trả về</w:t>
       </w:r>
-      <w:bookmarkEnd w:id="22"/>
+      <w:bookmarkEnd w:id="13"/>
     </w:p>
     <w:tbl>
       <w:tblPr>
@@ -2284,50 +1905,26 @@
         <w:tblW w:type="pct" w:w="5000"/>
         <w:tblLayout w:type="fixed"/>
         <w:tblLook w:firstRow="1" w:lastRow="0" w:firstColumn="0" w:lastColumn="0" w:noHBand="0" w:noVBand="0" w:val="0020"/>
-        <w:tblBorders>
-          <w:top w:val="single" w:sz="4" w:color="D9D9D9"/>
-          <w:left w:val="single" w:sz="4" w:color="D9D9D9"/>
-          <w:bottom w:val="single" w:sz="4" w:color="D9D9D9"/>
-          <w:right w:val="single" w:sz="4" w:color="D9D9D9"/>
-          <w:insideH w:val="single" w:sz="4" w:color="D9D9D9"/>
-          <w:insideV w:val="single" w:sz="4" w:color="D9D9D9"/>
-        </w:tblBorders>
-        <w:tblCellMar>
-          <w:top w:w="85" w:type="dxa"/>
-          <w:bottom w:w="85" w:type="dxa"/>
-          <w:left w:w="85" w:type="dxa"/>
-          <w:right w:w="85" w:type="dxa"/>
-        </w:tblCellMar>
       </w:tblPr>
       <w:tblGrid>
-        <w:gridCol w:w="1247"/>
-        <w:gridCol w:w="1701"/>
-        <w:gridCol w:w="1701"/>
-        <w:gridCol w:w="2098"/>
-        <w:gridCol w:w="2778"/>
+        <w:gridCol w:w="1250"/>
+        <w:gridCol w:w="1667"/>
+        <w:gridCol w:w="1667"/>
+        <w:gridCol w:w="1667"/>
+        <w:gridCol w:w="1667"/>
       </w:tblGrid>
       <w:tr>
         <w:trPr>
           <w:tblHeader w:val="on"/>
-          <w:cantSplit/>
-          <w:tblHeader/>
         </w:trPr>
         <w:tc>
-          <w:tcPr>
-            <w:tcW w:type="dxa" w:w="1247"/>
-            <w:vAlign w:val="center"/>
-            <w:shd w:fill="E8EEF3"/>
-          </w:tcPr>
-          <w:p>
-            <w:pPr>
-              <w:pStyle w:val="Compact"/>
-              <w:spacing w:line="240" w:lineRule="auto" w:after="60" w:before="60"/>
-            </w:pPr>
-            <w:r>
-              <w:rPr>
-                <w:b/>
-                <w:color w:val="000000"/>
-                <w:sz w:val="21"/>
+          <w:tcPr/>
+          <w:p>
+            <w:pPr>
+              <w:pStyle w:val="Compact"/>
+            </w:pPr>
+            <w:r>
+              <w:rPr>
                 <w:lang w:val="vi-VN"/>
               </w:rPr>
               <w:t xml:space="preserve">Solver</w:t>
@@ -2335,22 +1932,14 @@
           </w:p>
         </w:tc>
         <w:tc>
-          <w:tcPr>
-            <w:tcW w:type="dxa" w:w="1701"/>
-            <w:vAlign w:val="center"/>
-            <w:shd w:fill="E8EEF3"/>
-          </w:tcPr>
-          <w:p>
-            <w:pPr>
-              <w:pStyle w:val="Compact"/>
-              <w:spacing w:line="240" w:lineRule="auto" w:after="60" w:before="60"/>
-              <w:jc w:val="right"/>
-            </w:pPr>
-            <w:r>
-              <w:rPr>
-                <w:b/>
-                <w:color w:val="000000"/>
-                <w:sz w:val="21"/>
+          <w:tcPr/>
+          <w:p>
+            <w:pPr>
+              <w:pStyle w:val="Compact"/>
+              <w:jc w:val="right"/>
+            </w:pPr>
+            <w:r>
+              <w:rPr>
                 <w:lang w:val="vi-VN"/>
               </w:rPr>
               <w:t xml:space="preserve">Số hành động</w:t>
@@ -2358,22 +1947,14 @@
           </w:p>
         </w:tc>
         <w:tc>
-          <w:tcPr>
-            <w:tcW w:type="dxa" w:w="1701"/>
-            <w:vAlign w:val="center"/>
-            <w:shd w:fill="E8EEF3"/>
-          </w:tcPr>
-          <w:p>
-            <w:pPr>
-              <w:pStyle w:val="Compact"/>
-              <w:spacing w:line="240" w:lineRule="auto" w:after="60" w:before="60"/>
-              <w:jc w:val="right"/>
-            </w:pPr>
-            <w:r>
-              <w:rPr>
-                <w:b/>
-                <w:color w:val="000000"/>
-                <w:sz w:val="21"/>
+          <w:tcPr/>
+          <w:p>
+            <w:pPr>
+              <w:pStyle w:val="Compact"/>
+              <w:jc w:val="right"/>
+            </w:pPr>
+            <w:r>
+              <w:rPr>
                 <w:lang w:val="vi-VN"/>
               </w:rPr>
               <w:t xml:space="preserve">Số bước lăn</w:t>
@@ -2381,22 +1962,14 @@
           </w:p>
         </w:tc>
         <w:tc>
-          <w:tcPr>
-            <w:tcW w:type="dxa" w:w="2098"/>
-            <w:vAlign w:val="center"/>
-            <w:shd w:fill="E8EEF3"/>
-          </w:tcPr>
-          <w:p>
-            <w:pPr>
-              <w:pStyle w:val="Compact"/>
-              <w:spacing w:line="240" w:lineRule="auto" w:after="60" w:before="60"/>
-              <w:jc w:val="right"/>
-            </w:pPr>
-            <w:r>
-              <w:rPr>
-                <w:b/>
-                <w:color w:val="000000"/>
-                <w:sz w:val="21"/>
+          <w:tcPr/>
+          <w:p>
+            <w:pPr>
+              <w:pStyle w:val="Compact"/>
+              <w:jc w:val="right"/>
+            </w:pPr>
+            <w:r>
+              <w:rPr>
                 <w:lang w:val="vi-VN"/>
               </w:rPr>
               <w:t xml:space="preserve">total_cost gốc</w:t>
@@ -2404,22 +1977,14 @@
           </w:p>
         </w:tc>
         <w:tc>
-          <w:tcPr>
-            <w:tcW w:type="dxa" w:w="2778"/>
-            <w:vAlign w:val="center"/>
-            <w:shd w:fill="E8EEF3"/>
-          </w:tcPr>
-          <w:p>
-            <w:pPr>
-              <w:pStyle w:val="Compact"/>
-              <w:spacing w:line="240" w:lineRule="auto" w:after="60" w:before="60"/>
-              <w:jc w:val="right"/>
-            </w:pPr>
-            <w:r>
-              <w:rPr>
-                <w:b/>
-                <w:color w:val="000000"/>
-                <w:sz w:val="21"/>
+          <w:tcPr/>
+          <w:p>
+            <w:pPr>
+              <w:pStyle w:val="Compact"/>
+              <w:jc w:val="right"/>
+            </w:pPr>
+            <w:r>
+              <w:rPr>
                 <w:lang w:val="vi-VN"/>
               </w:rPr>
               <w:t xml:space="preserve">path_cost theo P01</w:t>
@@ -2428,23 +1993,14 @@
         </w:tc>
       </w:tr>
       <w:tr>
-        <w:trPr>
-          <w:cantSplit/>
-        </w:trPr>
-        <w:tc>
-          <w:tcPr>
-            <w:tcW w:type="dxa" w:w="1247"/>
-            <w:vAlign w:val="center"/>
-          </w:tcPr>
-          <w:p>
-            <w:pPr>
-              <w:pStyle w:val="Compact"/>
-              <w:spacing w:line="240" w:lineRule="auto" w:after="60" w:before="60"/>
-            </w:pPr>
-            <w:r>
-              <w:rPr>
-                <w:color w:val="000000"/>
-                <w:sz w:val="21"/>
+        <w:tc>
+          <w:tcPr/>
+          <w:p>
+            <w:pPr>
+              <w:pStyle w:val="Compact"/>
+            </w:pPr>
+            <w:r>
+              <w:rPr>
                 <w:lang w:val="vi-VN"/>
               </w:rPr>
               <w:t xml:space="preserve">BFS</w:t>
@@ -2452,20 +2008,14 @@
           </w:p>
         </w:tc>
         <w:tc>
-          <w:tcPr>
-            <w:tcW w:type="dxa" w:w="1701"/>
-            <w:vAlign w:val="center"/>
-          </w:tcPr>
-          <w:p>
-            <w:pPr>
-              <w:pStyle w:val="Compact"/>
-              <w:spacing w:line="240" w:lineRule="auto" w:after="60" w:before="60"/>
-              <w:jc w:val="right"/>
-            </w:pPr>
-            <w:r>
-              <w:rPr>
-                <w:color w:val="000000"/>
-                <w:sz w:val="21"/>
+          <w:tcPr/>
+          <w:p>
+            <w:pPr>
+              <w:pStyle w:val="Compact"/>
+              <w:jc w:val="right"/>
+            </w:pPr>
+            <w:r>
+              <w:rPr>
                 <w:lang w:val="vi-VN"/>
               </w:rPr>
               <w:t xml:space="preserve">6</w:t>
@@ -2473,20 +2023,14 @@
           </w:p>
         </w:tc>
         <w:tc>
-          <w:tcPr>
-            <w:tcW w:type="dxa" w:w="1701"/>
-            <w:vAlign w:val="center"/>
-          </w:tcPr>
-          <w:p>
-            <w:pPr>
-              <w:pStyle w:val="Compact"/>
-              <w:spacing w:line="240" w:lineRule="auto" w:after="60" w:before="60"/>
-              <w:jc w:val="right"/>
-            </w:pPr>
-            <w:r>
-              <w:rPr>
-                <w:color w:val="000000"/>
-                <w:sz w:val="21"/>
+          <w:tcPr/>
+          <w:p>
+            <w:pPr>
+              <w:pStyle w:val="Compact"/>
+              <w:jc w:val="right"/>
+            </w:pPr>
+            <w:r>
+              <w:rPr>
                 <w:lang w:val="vi-VN"/>
               </w:rPr>
               <w:t xml:space="preserve">6</w:t>
@@ -2494,20 +2038,14 @@
           </w:p>
         </w:tc>
         <w:tc>
-          <w:tcPr>
-            <w:tcW w:type="dxa" w:w="2098"/>
-            <w:vAlign w:val="center"/>
-          </w:tcPr>
-          <w:p>
-            <w:pPr>
-              <w:pStyle w:val="Compact"/>
-              <w:spacing w:line="240" w:lineRule="auto" w:after="60" w:before="60"/>
-              <w:jc w:val="right"/>
-            </w:pPr>
-            <w:r>
-              <w:rPr>
-                <w:color w:val="000000"/>
-                <w:sz w:val="21"/>
+          <w:tcPr/>
+          <w:p>
+            <w:pPr>
+              <w:pStyle w:val="Compact"/>
+              <w:jc w:val="right"/>
+            </w:pPr>
+            <w:r>
+              <w:rPr>
                 <w:lang w:val="vi-VN"/>
               </w:rPr>
               <w:t xml:space="preserve">6,0</w:t>
@@ -2515,20 +2053,14 @@
           </w:p>
         </w:tc>
         <w:tc>
-          <w:tcPr>
-            <w:tcW w:type="dxa" w:w="2778"/>
-            <w:vAlign w:val="center"/>
-          </w:tcPr>
-          <w:p>
-            <w:pPr>
-              <w:pStyle w:val="Compact"/>
-              <w:spacing w:line="240" w:lineRule="auto" w:after="60" w:before="60"/>
-              <w:jc w:val="right"/>
-            </w:pPr>
-            <w:r>
-              <w:rPr>
-                <w:color w:val="000000"/>
-                <w:sz w:val="21"/>
+          <w:tcPr/>
+          <w:p>
+            <w:pPr>
+              <w:pStyle w:val="Compact"/>
+              <w:jc w:val="right"/>
+            </w:pPr>
+            <w:r>
+              <w:rPr>
                 <w:lang w:val="vi-VN"/>
               </w:rPr>
               <w:t xml:space="preserve">7,5</w:t>
@@ -2537,23 +2069,14 @@
         </w:tc>
       </w:tr>
       <w:tr>
-        <w:trPr>
-          <w:cantSplit/>
-        </w:trPr>
-        <w:tc>
-          <w:tcPr>
-            <w:tcW w:type="dxa" w:w="1247"/>
-            <w:vAlign w:val="center"/>
-          </w:tcPr>
-          <w:p>
-            <w:pPr>
-              <w:pStyle w:val="Compact"/>
-              <w:spacing w:line="240" w:lineRule="auto" w:after="60" w:before="60"/>
-            </w:pPr>
-            <w:r>
-              <w:rPr>
-                <w:color w:val="000000"/>
-                <w:sz w:val="21"/>
+        <w:tc>
+          <w:tcPr/>
+          <w:p>
+            <w:pPr>
+              <w:pStyle w:val="Compact"/>
+            </w:pPr>
+            <w:r>
+              <w:rPr>
                 <w:lang w:val="vi-VN"/>
               </w:rPr>
               <w:t xml:space="preserve">UCS</w:t>
@@ -2561,20 +2084,14 @@
           </w:p>
         </w:tc>
         <w:tc>
-          <w:tcPr>
-            <w:tcW w:type="dxa" w:w="1701"/>
-            <w:vAlign w:val="center"/>
-          </w:tcPr>
-          <w:p>
-            <w:pPr>
-              <w:pStyle w:val="Compact"/>
-              <w:spacing w:line="240" w:lineRule="auto" w:after="60" w:before="60"/>
-              <w:jc w:val="right"/>
-            </w:pPr>
-            <w:r>
-              <w:rPr>
-                <w:color w:val="000000"/>
-                <w:sz w:val="21"/>
+          <w:tcPr/>
+          <w:p>
+            <w:pPr>
+              <w:pStyle w:val="Compact"/>
+              <w:jc w:val="right"/>
+            </w:pPr>
+            <w:r>
+              <w:rPr>
                 <w:lang w:val="vi-VN"/>
               </w:rPr>
               <w:t xml:space="preserve">6</w:t>
@@ -2582,20 +2099,14 @@
           </w:p>
         </w:tc>
         <w:tc>
-          <w:tcPr>
-            <w:tcW w:type="dxa" w:w="1701"/>
-            <w:vAlign w:val="center"/>
-          </w:tcPr>
-          <w:p>
-            <w:pPr>
-              <w:pStyle w:val="Compact"/>
-              <w:spacing w:line="240" w:lineRule="auto" w:after="60" w:before="60"/>
-              <w:jc w:val="right"/>
-            </w:pPr>
-            <w:r>
-              <w:rPr>
-                <w:color w:val="000000"/>
-                <w:sz w:val="21"/>
+          <w:tcPr/>
+          <w:p>
+            <w:pPr>
+              <w:pStyle w:val="Compact"/>
+              <w:jc w:val="right"/>
+            </w:pPr>
+            <w:r>
+              <w:rPr>
                 <w:lang w:val="vi-VN"/>
               </w:rPr>
               <w:t xml:space="preserve">6</w:t>
@@ -2603,20 +2114,14 @@
           </w:p>
         </w:tc>
         <w:tc>
-          <w:tcPr>
-            <w:tcW w:type="dxa" w:w="2098"/>
-            <w:vAlign w:val="center"/>
-          </w:tcPr>
-          <w:p>
-            <w:pPr>
-              <w:pStyle w:val="Compact"/>
-              <w:spacing w:line="240" w:lineRule="auto" w:after="60" w:before="60"/>
-              <w:jc w:val="right"/>
-            </w:pPr>
-            <w:r>
-              <w:rPr>
-                <w:color w:val="000000"/>
-                <w:sz w:val="21"/>
+          <w:tcPr/>
+          <w:p>
+            <w:pPr>
+              <w:pStyle w:val="Compact"/>
+              <w:jc w:val="right"/>
+            </w:pPr>
+            <w:r>
+              <w:rPr>
                 <w:lang w:val="vi-VN"/>
               </w:rPr>
               <w:t xml:space="preserve">7,5</w:t>
@@ -2624,20 +2129,14 @@
           </w:p>
         </w:tc>
         <w:tc>
-          <w:tcPr>
-            <w:tcW w:type="dxa" w:w="2778"/>
-            <w:vAlign w:val="center"/>
-          </w:tcPr>
-          <w:p>
-            <w:pPr>
-              <w:pStyle w:val="Compact"/>
-              <w:spacing w:line="240" w:lineRule="auto" w:after="60" w:before="60"/>
-              <w:jc w:val="right"/>
-            </w:pPr>
-            <w:r>
-              <w:rPr>
-                <w:color w:val="000000"/>
-                <w:sz w:val="21"/>
+          <w:tcPr/>
+          <w:p>
+            <w:pPr>
+              <w:pStyle w:val="Compact"/>
+              <w:jc w:val="right"/>
+            </w:pPr>
+            <w:r>
+              <w:rPr>
                 <w:lang w:val="vi-VN"/>
               </w:rPr>
               <w:t xml:space="preserve">7,5</w:t>
@@ -2649,7 +2148,6 @@
     <w:p>
       <w:pPr>
         <w:pStyle w:val="FirstParagraph"/>
-        <w:widowControl/>
       </w:pPr>
       <w:r>
         <w:rPr>
@@ -2711,35 +2209,32 @@
     <w:p>
       <w:pPr>
         <w:pStyle w:val="Heading1"/>
-        <w:widowControl/>
       </w:pPr>
-      <w:bookmarkStart w:id="23" w:name="_a580be748d2efb738bb8556c156441710433495"/>
+      <w:bookmarkStart w:id="14" w:name="_a580be748d2efb738bb8556c156441710433495"/>
       <w:r>
         <w:rPr>
           <w:lang w:val="vi-VN"/>
         </w:rPr>
         <w:t xml:space="preserve">3 Ví dụ màn 4</w:t>
       </w:r>
-      <w:bookmarkEnd w:id="23"/>
+      <w:bookmarkEnd w:id="14"/>
     </w:p>
     <w:p>
       <w:pPr>
         <w:pStyle w:val="Heading2"/>
-        <w:widowControl/>
       </w:pPr>
-      <w:bookmarkStart w:id="24" w:name="_c2b5ef96e0dace5034e7d0e417a9b0c6ca72173"/>
+      <w:bookmarkStart w:id="15" w:name="_c2b5ef96e0dace5034e7d0e417a9b0c6ca72173"/>
       <w:r>
         <w:rPr>
           <w:lang w:val="vi-VN"/>
         </w:rPr>
         <w:t xml:space="preserve">3.1 Ký hiệu trạng thái đầy đủ</w:t>
       </w:r>
-      <w:bookmarkEnd w:id="24"/>
+      <w:bookmarkEnd w:id="15"/>
     </w:p>
     <w:p>
       <w:pPr>
         <w:pStyle w:val="FirstParagraph"/>
-        <w:widowControl/>
       </w:pPr>
       <w:r>
         <w:rPr>
@@ -2872,7 +2367,6 @@
     <w:p>
       <w:pPr>
         <w:pStyle w:val="Compact"/>
-        <w:widowControl/>
         <w:numPr>
           <w:ilvl w:val="0"/>
           <w:numId w:val="1001"/>
@@ -2914,7 +2408,6 @@
     <w:p>
       <w:pPr>
         <w:pStyle w:val="Compact"/>
-        <w:widowControl/>
         <w:numPr>
           <w:ilvl w:val="0"/>
           <w:numId w:val="1001"/>
@@ -2981,7 +2474,6 @@
     <w:p>
       <w:pPr>
         <w:pStyle w:val="Compact"/>
-        <w:widowControl/>
         <w:numPr>
           <w:ilvl w:val="0"/>
           <w:numId w:val="1001"/>
@@ -3048,7 +2540,6 @@
     <w:p>
       <w:pPr>
         <w:pStyle w:val="Compact"/>
-        <w:widowControl/>
         <w:numPr>
           <w:ilvl w:val="0"/>
           <w:numId w:val="1001"/>
@@ -3090,7 +2581,6 @@
     <w:p>
       <w:pPr>
         <w:pStyle w:val="FirstParagraph"/>
-        <w:widowControl/>
       </w:pPr>
       <w:r>
         <w:rPr>
@@ -3190,21 +2680,19 @@
     <w:p>
       <w:pPr>
         <w:pStyle w:val="Heading2"/>
-        <w:widowControl/>
       </w:pPr>
-      <w:bookmarkStart w:id="25" w:name="_04b1406e54630692df73f9a5d44c6eb167432b1"/>
+      <w:bookmarkStart w:id="16" w:name="_04b1406e54630692df73f9a5d44c6eb167432b1"/>
       <w:r>
         <w:rPr>
           <w:lang w:val="vi-VN"/>
         </w:rPr>
         <w:t xml:space="preserve">3.2 Bảng từng hành động</w:t>
       </w:r>
-      <w:bookmarkEnd w:id="25"/>
+      <w:bookmarkEnd w:id="16"/>
     </w:p>
     <w:p>
       <w:pPr>
         <w:pStyle w:val="FirstParagraph"/>
-        <w:widowControl/>
       </w:pPr>
       <w:r>
         <w:rPr>
@@ -3219,52 +2707,28 @@
         <w:tblW w:type="pct" w:w="5000"/>
         <w:tblLayout w:type="fixed"/>
         <w:tblLook w:firstRow="1" w:lastRow="0" w:firstColumn="0" w:lastColumn="0" w:noHBand="0" w:noVBand="0" w:val="0020"/>
-        <w:tblBorders>
-          <w:top w:val="single" w:sz="4" w:color="D9D9D9"/>
-          <w:left w:val="single" w:sz="4" w:color="D9D9D9"/>
-          <w:bottom w:val="single" w:sz="4" w:color="D9D9D9"/>
-          <w:right w:val="single" w:sz="4" w:color="D9D9D9"/>
-          <w:insideH w:val="single" w:sz="4" w:color="D9D9D9"/>
-          <w:insideV w:val="single" w:sz="4" w:color="D9D9D9"/>
-        </w:tblBorders>
-        <w:tblCellMar>
-          <w:top w:w="85" w:type="dxa"/>
-          <w:bottom w:w="85" w:type="dxa"/>
-          <w:left w:w="85" w:type="dxa"/>
-          <w:right w:w="85" w:type="dxa"/>
-        </w:tblCellMar>
       </w:tblPr>
       <w:tblGrid>
-        <w:gridCol w:w="567"/>
-        <w:gridCol w:w="1191"/>
-        <w:gridCol w:w="3402"/>
-        <w:gridCol w:w="1077"/>
-        <w:gridCol w:w="1644"/>
-        <w:gridCol w:w="1644"/>
+        <w:gridCol w:w="1440"/>
+        <w:gridCol w:w="1080"/>
+        <w:gridCol w:w="1080"/>
+        <w:gridCol w:w="1440"/>
+        <w:gridCol w:w="1440"/>
+        <w:gridCol w:w="1440"/>
       </w:tblGrid>
       <w:tr>
         <w:trPr>
           <w:tblHeader w:val="on"/>
-          <w:cantSplit/>
-          <w:tblHeader/>
         </w:trPr>
         <w:tc>
-          <w:tcPr>
-            <w:tcW w:type="dxa" w:w="567"/>
-            <w:vAlign w:val="center"/>
-            <w:shd w:fill="E8EEF3"/>
-          </w:tcPr>
-          <w:p>
-            <w:pPr>
-              <w:pStyle w:val="Compact"/>
-              <w:spacing w:line="240" w:lineRule="auto" w:after="60" w:before="60"/>
-              <w:jc w:val="right"/>
-            </w:pPr>
-            <w:r>
-              <w:rPr>
-                <w:b/>
-                <w:color w:val="000000"/>
-                <w:sz w:val="21"/>
+          <w:tcPr/>
+          <w:p>
+            <w:pPr>
+              <w:pStyle w:val="Compact"/>
+              <w:jc w:val="right"/>
+            </w:pPr>
+            <w:r>
+              <w:rPr>
                 <w:lang w:val="vi-VN"/>
               </w:rPr>
               <w:t xml:space="preserve">Bước</w:t>
@@ -3272,21 +2736,13 @@
           </w:p>
         </w:tc>
         <w:tc>
-          <w:tcPr>
-            <w:tcW w:type="dxa" w:w="1191"/>
-            <w:vAlign w:val="center"/>
-            <w:shd w:fill="E8EEF3"/>
-          </w:tcPr>
-          <w:p>
-            <w:pPr>
-              <w:pStyle w:val="Compact"/>
-              <w:spacing w:line="240" w:lineRule="auto" w:after="60" w:before="60"/>
-            </w:pPr>
-            <w:r>
-              <w:rPr>
-                <w:b/>
-                <w:color w:val="000000"/>
-                <w:sz w:val="21"/>
+          <w:tcPr/>
+          <w:p>
+            <w:pPr>
+              <w:pStyle w:val="Compact"/>
+            </w:pPr>
+            <w:r>
+              <w:rPr>
                 <w:lang w:val="vi-VN"/>
               </w:rPr>
               <w:t xml:space="preserve">Hành động</w:t>
@@ -3294,21 +2750,13 @@
           </w:p>
         </w:tc>
         <w:tc>
-          <w:tcPr>
-            <w:tcW w:type="dxa" w:w="3402"/>
-            <w:vAlign w:val="center"/>
-            <w:shd w:fill="E8EEF3"/>
-          </w:tcPr>
-          <w:p>
-            <w:pPr>
-              <w:pStyle w:val="Compact"/>
-              <w:spacing w:line="240" w:lineRule="auto" w:after="60" w:before="60"/>
-            </w:pPr>
-            <w:r>
-              <w:rPr>
-                <w:b/>
-                <w:color w:val="000000"/>
-                <w:sz w:val="21"/>
+          <w:tcPr/>
+          <w:p>
+            <w:pPr>
+              <w:pStyle w:val="Compact"/>
+            </w:pPr>
+            <w:r>
+              <w:rPr>
                 <w:lang w:val="vi-VN"/>
               </w:rPr>
               <w:t xml:space="preserve">Trạng thái sau</w:t>
@@ -3316,22 +2764,14 @@
           </w:p>
         </w:tc>
         <w:tc>
-          <w:tcPr>
-            <w:tcW w:type="dxa" w:w="1077"/>
-            <w:vAlign w:val="center"/>
-            <w:shd w:fill="E8EEF3"/>
-          </w:tcPr>
-          <w:p>
-            <w:pPr>
-              <w:pStyle w:val="Compact"/>
-              <w:spacing w:line="240" w:lineRule="auto" w:after="60" w:before="60"/>
-              <w:jc w:val="right"/>
-            </w:pPr>
-            <w:r>
-              <w:rPr>
-                <w:b/>
-                <w:color w:val="000000"/>
-                <w:sz w:val="21"/>
+          <w:tcPr/>
+          <w:p>
+            <w:pPr>
+              <w:pStyle w:val="Compact"/>
+              <w:jc w:val="right"/>
+            </w:pPr>
+            <w:r>
+              <w:rPr>
                 <w:lang w:val="vi-VN"/>
               </w:rPr>
               <w:t xml:space="preserve">Số ô cam k</w:t>
@@ -3339,22 +2779,14 @@
           </w:p>
         </w:tc>
         <w:tc>
-          <w:tcPr>
-            <w:tcW w:type="dxa" w:w="1644"/>
-            <w:vAlign w:val="center"/>
-            <w:shd w:fill="E8EEF3"/>
-          </w:tcPr>
-          <w:p>
-            <w:pPr>
-              <w:pStyle w:val="Compact"/>
-              <w:spacing w:line="240" w:lineRule="auto" w:after="60" w:before="60"/>
-              <w:jc w:val="right"/>
-            </w:pPr>
-            <w:r>
-              <w:rPr>
-                <w:b/>
-                <w:color w:val="000000"/>
-                <w:sz w:val="21"/>
+          <w:tcPr/>
+          <w:p>
+            <w:pPr>
+              <w:pStyle w:val="Compact"/>
+              <w:jc w:val="right"/>
+            </w:pPr>
+            <w:r>
+              <w:rPr>
                 <w:lang w:val="vi-VN"/>
               </w:rPr>
               <w:t xml:space="preserve">Chi phí bước</w:t>
@@ -3362,22 +2794,14 @@
           </w:p>
         </w:tc>
         <w:tc>
-          <w:tcPr>
-            <w:tcW w:type="dxa" w:w="1644"/>
-            <w:vAlign w:val="center"/>
-            <w:shd w:fill="E8EEF3"/>
-          </w:tcPr>
-          <w:p>
-            <w:pPr>
-              <w:pStyle w:val="Compact"/>
-              <w:spacing w:line="240" w:lineRule="auto" w:after="60" w:before="60"/>
-              <w:jc w:val="right"/>
-            </w:pPr>
-            <w:r>
-              <w:rPr>
-                <w:b/>
-                <w:color w:val="000000"/>
-                <w:sz w:val="21"/>
+          <w:tcPr/>
+          <w:p>
+            <w:pPr>
+              <w:pStyle w:val="Compact"/>
+              <w:jc w:val="right"/>
+            </w:pPr>
+            <w:r>
+              <w:rPr>
                 <w:lang w:val="vi-VN"/>
               </w:rPr>
               <w:t xml:space="preserve">Tích lũy g</w:t>
@@ -3386,24 +2810,15 @@
         </w:tc>
       </w:tr>
       <w:tr>
-        <w:trPr>
-          <w:cantSplit/>
-        </w:trPr>
-        <w:tc>
-          <w:tcPr>
-            <w:tcW w:type="dxa" w:w="567"/>
-            <w:vAlign w:val="center"/>
-          </w:tcPr>
-          <w:p>
-            <w:pPr>
-              <w:pStyle w:val="Compact"/>
-              <w:spacing w:line="240" w:lineRule="auto" w:after="60" w:before="60"/>
-              <w:jc w:val="right"/>
-            </w:pPr>
-            <w:r>
-              <w:rPr>
-                <w:color w:val="000000"/>
-                <w:sz w:val="21"/>
+        <w:tc>
+          <w:tcPr/>
+          <w:p>
+            <w:pPr>
+              <w:pStyle w:val="Compact"/>
+              <w:jc w:val="right"/>
+            </w:pPr>
+            <w:r>
+              <w:rPr>
                 <w:lang w:val="vi-VN"/>
               </w:rPr>
               <w:t xml:space="preserve">1</w:t>
@@ -3411,19 +2826,13 @@
           </w:p>
         </w:tc>
         <w:tc>
-          <w:tcPr>
-            <w:tcW w:type="dxa" w:w="1191"/>
-            <w:vAlign w:val="center"/>
-          </w:tcPr>
-          <w:p>
-            <w:pPr>
-              <w:pStyle w:val="Compact"/>
-              <w:spacing w:line="240" w:lineRule="auto" w:after="60" w:before="60"/>
-            </w:pPr>
-            <w:r>
-              <w:rPr>
-                <w:color w:val="000000"/>
-                <w:sz w:val="21"/>
+          <w:tcPr/>
+          <w:p>
+            <w:pPr>
+              <w:pStyle w:val="Compact"/>
+            </w:pPr>
+            <w:r>
+              <w:rPr>
                 <w:lang w:val="vi-VN"/>
               </w:rPr>
               <w:t xml:space="preserve">RIGHT</w:t>
@@ -3431,19 +2840,13 @@
           </w:p>
         </w:tc>
         <w:tc>
-          <w:tcPr>
-            <w:tcW w:type="dxa" w:w="3402"/>
-            <w:vAlign w:val="center"/>
-          </w:tcPr>
-          <w:p>
-            <w:pPr>
-              <w:pStyle w:val="Compact"/>
-              <w:spacing w:line="240" w:lineRule="auto" w:after="60" w:before="60"/>
-            </w:pPr>
-            <w:r>
-              <w:rPr>
-                <w:color w:val="000000"/>
-                <w:sz w:val="21"/>
+          <w:tcPr/>
+          <w:p>
+            <w:pPr>
+              <w:pStyle w:val="Compact"/>
+            </w:pPr>
+            <w:r>
+              <w:rPr>
                 <w:lang w:val="vi-VN"/>
               </w:rPr>
               <w:t xml:space="preserve">H(1,2;0)</w:t>
@@ -3451,20 +2854,14 @@
           </w:p>
         </w:tc>
         <w:tc>
-          <w:tcPr>
-            <w:tcW w:type="dxa" w:w="1077"/>
-            <w:vAlign w:val="center"/>
-          </w:tcPr>
-          <w:p>
-            <w:pPr>
-              <w:pStyle w:val="Compact"/>
-              <w:spacing w:line="240" w:lineRule="auto" w:after="60" w:before="60"/>
-              <w:jc w:val="right"/>
-            </w:pPr>
-            <w:r>
-              <w:rPr>
-                <w:color w:val="000000"/>
-                <w:sz w:val="21"/>
+          <w:tcPr/>
+          <w:p>
+            <w:pPr>
+              <w:pStyle w:val="Compact"/>
+              <w:jc w:val="right"/>
+            </w:pPr>
+            <w:r>
+              <w:rPr>
                 <w:lang w:val="vi-VN"/>
               </w:rPr>
               <w:t xml:space="preserve">1</w:t>
@@ -3472,20 +2869,14 @@
           </w:p>
         </w:tc>
         <w:tc>
-          <w:tcPr>
-            <w:tcW w:type="dxa" w:w="1644"/>
-            <w:vAlign w:val="center"/>
-          </w:tcPr>
-          <w:p>
-            <w:pPr>
-              <w:pStyle w:val="Compact"/>
-              <w:spacing w:line="240" w:lineRule="auto" w:after="60" w:before="60"/>
-              <w:jc w:val="right"/>
-            </w:pPr>
-            <w:r>
-              <w:rPr>
-                <w:color w:val="000000"/>
-                <w:sz w:val="21"/>
+          <w:tcPr/>
+          <w:p>
+            <w:pPr>
+              <w:pStyle w:val="Compact"/>
+              <w:jc w:val="right"/>
+            </w:pPr>
+            <w:r>
+              <w:rPr>
                 <w:lang w:val="vi-VN"/>
               </w:rPr>
               <w:t xml:space="preserve">1,5</w:t>
@@ -3493,20 +2884,14 @@
           </w:p>
         </w:tc>
         <w:tc>
-          <w:tcPr>
-            <w:tcW w:type="dxa" w:w="1644"/>
-            <w:vAlign w:val="center"/>
-          </w:tcPr>
-          <w:p>
-            <w:pPr>
-              <w:pStyle w:val="Compact"/>
-              <w:spacing w:line="240" w:lineRule="auto" w:after="60" w:before="60"/>
-              <w:jc w:val="right"/>
-            </w:pPr>
-            <w:r>
-              <w:rPr>
-                <w:color w:val="000000"/>
-                <w:sz w:val="21"/>
+          <w:tcPr/>
+          <w:p>
+            <w:pPr>
+              <w:pStyle w:val="Compact"/>
+              <w:jc w:val="right"/>
+            </w:pPr>
+            <w:r>
+              <w:rPr>
                 <w:lang w:val="vi-VN"/>
               </w:rPr>
               <w:t xml:space="preserve">1,5</w:t>
@@ -3515,24 +2900,15 @@
         </w:tc>
       </w:tr>
       <w:tr>
-        <w:trPr>
-          <w:cantSplit/>
-        </w:trPr>
-        <w:tc>
-          <w:tcPr>
-            <w:tcW w:type="dxa" w:w="567"/>
-            <w:vAlign w:val="center"/>
-          </w:tcPr>
-          <w:p>
-            <w:pPr>
-              <w:pStyle w:val="Compact"/>
-              <w:spacing w:line="240" w:lineRule="auto" w:after="60" w:before="60"/>
-              <w:jc w:val="right"/>
-            </w:pPr>
-            <w:r>
-              <w:rPr>
-                <w:color w:val="000000"/>
-                <w:sz w:val="21"/>
+        <w:tc>
+          <w:tcPr/>
+          <w:p>
+            <w:pPr>
+              <w:pStyle w:val="Compact"/>
+              <w:jc w:val="right"/>
+            </w:pPr>
+            <w:r>
+              <w:rPr>
                 <w:lang w:val="vi-VN"/>
               </w:rPr>
               <w:t xml:space="preserve">2</w:t>
@@ -3540,19 +2916,13 @@
           </w:p>
         </w:tc>
         <w:tc>
-          <w:tcPr>
-            <w:tcW w:type="dxa" w:w="1191"/>
-            <w:vAlign w:val="center"/>
-          </w:tcPr>
-          <w:p>
-            <w:pPr>
-              <w:pStyle w:val="Compact"/>
-              <w:spacing w:line="240" w:lineRule="auto" w:after="60" w:before="60"/>
-            </w:pPr>
-            <w:r>
-              <w:rPr>
-                <w:color w:val="000000"/>
-                <w:sz w:val="21"/>
+          <w:tcPr/>
+          <w:p>
+            <w:pPr>
+              <w:pStyle w:val="Compact"/>
+            </w:pPr>
+            <w:r>
+              <w:rPr>
                 <w:lang w:val="vi-VN"/>
               </w:rPr>
               <w:t xml:space="preserve">RIGHT</w:t>
@@ -3560,19 +2930,13 @@
           </w:p>
         </w:tc>
         <w:tc>
-          <w:tcPr>
-            <w:tcW w:type="dxa" w:w="3402"/>
-            <w:vAlign w:val="center"/>
-          </w:tcPr>
-          <w:p>
-            <w:pPr>
-              <w:pStyle w:val="Compact"/>
-              <w:spacing w:line="240" w:lineRule="auto" w:after="60" w:before="60"/>
-            </w:pPr>
-            <w:r>
-              <w:rPr>
-                <w:color w:val="000000"/>
-                <w:sz w:val="21"/>
+          <w:tcPr/>
+          <w:p>
+            <w:pPr>
+              <w:pStyle w:val="Compact"/>
+            </w:pPr>
+            <w:r>
+              <w:rPr>
                 <w:lang w:val="vi-VN"/>
               </w:rPr>
               <w:t xml:space="preserve">T(0,4;2,4;0;0)</w:t>
@@ -3580,20 +2944,14 @@
           </w:p>
         </w:tc>
         <w:tc>
-          <w:tcPr>
-            <w:tcW w:type="dxa" w:w="1077"/>
-            <w:vAlign w:val="center"/>
-          </w:tcPr>
-          <w:p>
-            <w:pPr>
-              <w:pStyle w:val="Compact"/>
-              <w:spacing w:line="240" w:lineRule="auto" w:after="60" w:before="60"/>
-              <w:jc w:val="right"/>
-            </w:pPr>
-            <w:r>
-              <w:rPr>
-                <w:color w:val="000000"/>
-                <w:sz w:val="21"/>
+          <w:tcPr/>
+          <w:p>
+            <w:pPr>
+              <w:pStyle w:val="Compact"/>
+              <w:jc w:val="right"/>
+            </w:pPr>
+            <w:r>
+              <w:rPr>
                 <w:lang w:val="vi-VN"/>
               </w:rPr>
               <w:t xml:space="preserve">0</w:t>
@@ -3601,20 +2959,14 @@
           </w:p>
         </w:tc>
         <w:tc>
-          <w:tcPr>
-            <w:tcW w:type="dxa" w:w="1644"/>
-            <w:vAlign w:val="center"/>
-          </w:tcPr>
-          <w:p>
-            <w:pPr>
-              <w:pStyle w:val="Compact"/>
-              <w:spacing w:line="240" w:lineRule="auto" w:after="60" w:before="60"/>
-              <w:jc w:val="right"/>
-            </w:pPr>
-            <w:r>
-              <w:rPr>
-                <w:color w:val="000000"/>
-                <w:sz w:val="21"/>
+          <w:tcPr/>
+          <w:p>
+            <w:pPr>
+              <w:pStyle w:val="Compact"/>
+              <w:jc w:val="right"/>
+            </w:pPr>
+            <w:r>
+              <w:rPr>
                 <w:lang w:val="vi-VN"/>
               </w:rPr>
               <w:t xml:space="preserve">1,0</w:t>
@@ -3622,20 +2974,14 @@
           </w:p>
         </w:tc>
         <w:tc>
-          <w:tcPr>
-            <w:tcW w:type="dxa" w:w="1644"/>
-            <w:vAlign w:val="center"/>
-          </w:tcPr>
-          <w:p>
-            <w:pPr>
-              <w:pStyle w:val="Compact"/>
-              <w:spacing w:line="240" w:lineRule="auto" w:after="60" w:before="60"/>
-              <w:jc w:val="right"/>
-            </w:pPr>
-            <w:r>
-              <w:rPr>
-                <w:color w:val="000000"/>
-                <w:sz w:val="21"/>
+          <w:tcPr/>
+          <w:p>
+            <w:pPr>
+              <w:pStyle w:val="Compact"/>
+              <w:jc w:val="right"/>
+            </w:pPr>
+            <w:r>
+              <w:rPr>
                 <w:lang w:val="vi-VN"/>
               </w:rPr>
               <w:t xml:space="preserve">2,5</w:t>
@@ -3644,24 +2990,15 @@
         </w:tc>
       </w:tr>
       <w:tr>
-        <w:trPr>
-          <w:cantSplit/>
-        </w:trPr>
-        <w:tc>
-          <w:tcPr>
-            <w:tcW w:type="dxa" w:w="567"/>
-            <w:vAlign w:val="center"/>
-          </w:tcPr>
-          <w:p>
-            <w:pPr>
-              <w:pStyle w:val="Compact"/>
-              <w:spacing w:line="240" w:lineRule="auto" w:after="60" w:before="60"/>
-              <w:jc w:val="right"/>
-            </w:pPr>
-            <w:r>
-              <w:rPr>
-                <w:color w:val="000000"/>
-                <w:sz w:val="21"/>
+        <w:tc>
+          <w:tcPr/>
+          <w:p>
+            <w:pPr>
+              <w:pStyle w:val="Compact"/>
+              <w:jc w:val="right"/>
+            </w:pPr>
+            <w:r>
+              <w:rPr>
                 <w:lang w:val="vi-VN"/>
               </w:rPr>
               <w:t xml:space="preserve">3</w:t>
@@ -3669,19 +3006,13 @@
           </w:p>
         </w:tc>
         <w:tc>
-          <w:tcPr>
-            <w:tcW w:type="dxa" w:w="1191"/>
-            <w:vAlign w:val="center"/>
-          </w:tcPr>
-          <w:p>
-            <w:pPr>
-              <w:pStyle w:val="Compact"/>
-              <w:spacing w:line="240" w:lineRule="auto" w:after="60" w:before="60"/>
-            </w:pPr>
-            <w:r>
-              <w:rPr>
-                <w:color w:val="000000"/>
-                <w:sz w:val="21"/>
+          <w:tcPr/>
+          <w:p>
+            <w:pPr>
+              <w:pStyle w:val="Compact"/>
+            </w:pPr>
+            <w:r>
+              <w:rPr>
                 <w:lang w:val="vi-VN"/>
               </w:rPr>
               <w:t xml:space="preserve">RIGHT</w:t>
@@ -3689,19 +3020,13 @@
           </w:p>
         </w:tc>
         <w:tc>
-          <w:tcPr>
-            <w:tcW w:type="dxa" w:w="3402"/>
-            <w:vAlign w:val="center"/>
-          </w:tcPr>
-          <w:p>
-            <w:pPr>
-              <w:pStyle w:val="Compact"/>
-              <w:spacing w:line="240" w:lineRule="auto" w:after="60" w:before="60"/>
-            </w:pPr>
-            <w:r>
-              <w:rPr>
-                <w:color w:val="000000"/>
-                <w:sz w:val="21"/>
+          <w:tcPr/>
+          <w:p>
+            <w:pPr>
+              <w:pStyle w:val="Compact"/>
+            </w:pPr>
+            <w:r>
+              <w:rPr>
                 <w:lang w:val="vi-VN"/>
               </w:rPr>
               <w:t xml:space="preserve">T(0,5;2,4;0;0)</w:t>
@@ -3709,20 +3034,14 @@
           </w:p>
         </w:tc>
         <w:tc>
-          <w:tcPr>
-            <w:tcW w:type="dxa" w:w="1077"/>
-            <w:vAlign w:val="center"/>
-          </w:tcPr>
-          <w:p>
-            <w:pPr>
-              <w:pStyle w:val="Compact"/>
-              <w:spacing w:line="240" w:lineRule="auto" w:after="60" w:before="60"/>
-              <w:jc w:val="right"/>
-            </w:pPr>
-            <w:r>
-              <w:rPr>
-                <w:color w:val="000000"/>
-                <w:sz w:val="21"/>
+          <w:tcPr/>
+          <w:p>
+            <w:pPr>
+              <w:pStyle w:val="Compact"/>
+              <w:jc w:val="right"/>
+            </w:pPr>
+            <w:r>
+              <w:rPr>
                 <w:lang w:val="vi-VN"/>
               </w:rPr>
               <w:t xml:space="preserve">0</w:t>
@@ -3730,20 +3049,14 @@
           </w:p>
         </w:tc>
         <w:tc>
-          <w:tcPr>
-            <w:tcW w:type="dxa" w:w="1644"/>
-            <w:vAlign w:val="center"/>
-          </w:tcPr>
-          <w:p>
-            <w:pPr>
-              <w:pStyle w:val="Compact"/>
-              <w:spacing w:line="240" w:lineRule="auto" w:after="60" w:before="60"/>
-              <w:jc w:val="right"/>
-            </w:pPr>
-            <w:r>
-              <w:rPr>
-                <w:color w:val="000000"/>
-                <w:sz w:val="21"/>
+          <w:tcPr/>
+          <w:p>
+            <w:pPr>
+              <w:pStyle w:val="Compact"/>
+              <w:jc w:val="right"/>
+            </w:pPr>
+            <w:r>
+              <w:rPr>
                 <w:lang w:val="vi-VN"/>
               </w:rPr>
               <w:t xml:space="preserve">1,0</w:t>
@@ -3751,20 +3064,14 @@
           </w:p>
         </w:tc>
         <w:tc>
-          <w:tcPr>
-            <w:tcW w:type="dxa" w:w="1644"/>
-            <w:vAlign w:val="center"/>
-          </w:tcPr>
-          <w:p>
-            <w:pPr>
-              <w:pStyle w:val="Compact"/>
-              <w:spacing w:line="240" w:lineRule="auto" w:after="60" w:before="60"/>
-              <w:jc w:val="right"/>
-            </w:pPr>
-            <w:r>
-              <w:rPr>
-                <w:color w:val="000000"/>
-                <w:sz w:val="21"/>
+          <w:tcPr/>
+          <w:p>
+            <w:pPr>
+              <w:pStyle w:val="Compact"/>
+              <w:jc w:val="right"/>
+            </w:pPr>
+            <w:r>
+              <w:rPr>
                 <w:lang w:val="vi-VN"/>
               </w:rPr>
               <w:t xml:space="preserve">3,5</w:t>
@@ -3773,24 +3080,15 @@
         </w:tc>
       </w:tr>
       <w:tr>
-        <w:trPr>
-          <w:cantSplit/>
-        </w:trPr>
-        <w:tc>
-          <w:tcPr>
-            <w:tcW w:type="dxa" w:w="567"/>
-            <w:vAlign w:val="center"/>
-          </w:tcPr>
-          <w:p>
-            <w:pPr>
-              <w:pStyle w:val="Compact"/>
-              <w:spacing w:line="240" w:lineRule="auto" w:after="60" w:before="60"/>
-              <w:jc w:val="right"/>
-            </w:pPr>
-            <w:r>
-              <w:rPr>
-                <w:color w:val="000000"/>
-                <w:sz w:val="21"/>
+        <w:tc>
+          <w:tcPr/>
+          <w:p>
+            <w:pPr>
+              <w:pStyle w:val="Compact"/>
+              <w:jc w:val="right"/>
+            </w:pPr>
+            <w:r>
+              <w:rPr>
                 <w:lang w:val="vi-VN"/>
               </w:rPr>
               <w:t xml:space="preserve">4</w:t>
@@ -3798,19 +3096,13 @@
           </w:p>
         </w:tc>
         <w:tc>
-          <w:tcPr>
-            <w:tcW w:type="dxa" w:w="1191"/>
-            <w:vAlign w:val="center"/>
-          </w:tcPr>
-          <w:p>
-            <w:pPr>
-              <w:pStyle w:val="Compact"/>
-              <w:spacing w:line="240" w:lineRule="auto" w:after="60" w:before="60"/>
-            </w:pPr>
-            <w:r>
-              <w:rPr>
-                <w:color w:val="000000"/>
-                <w:sz w:val="21"/>
+          <w:tcPr/>
+          <w:p>
+            <w:pPr>
+              <w:pStyle w:val="Compact"/>
+            </w:pPr>
+            <w:r>
+              <w:rPr>
                 <w:lang w:val="vi-VN"/>
               </w:rPr>
               <w:t xml:space="preserve">RIGHT</w:t>
@@ -3818,19 +3110,13 @@
           </w:p>
         </w:tc>
         <w:tc>
-          <w:tcPr>
-            <w:tcW w:type="dxa" w:w="3402"/>
-            <w:vAlign w:val="center"/>
-          </w:tcPr>
-          <w:p>
-            <w:pPr>
-              <w:pStyle w:val="Compact"/>
-              <w:spacing w:line="240" w:lineRule="auto" w:after="60" w:before="60"/>
-            </w:pPr>
-            <w:r>
-              <w:rPr>
-                <w:color w:val="000000"/>
-                <w:sz w:val="21"/>
+          <w:tcPr/>
+          <w:p>
+            <w:pPr>
+              <w:pStyle w:val="Compact"/>
+            </w:pPr>
+            <w:r>
+              <w:rPr>
                 <w:lang w:val="vi-VN"/>
               </w:rPr>
               <w:t xml:space="preserve">T(0,6;2,4;0;1)</w:t>
@@ -3838,20 +3124,14 @@
           </w:p>
         </w:tc>
         <w:tc>
-          <w:tcPr>
-            <w:tcW w:type="dxa" w:w="1077"/>
-            <w:vAlign w:val="center"/>
-          </w:tcPr>
-          <w:p>
-            <w:pPr>
-              <w:pStyle w:val="Compact"/>
-              <w:spacing w:line="240" w:lineRule="auto" w:after="60" w:before="60"/>
-              <w:jc w:val="right"/>
-            </w:pPr>
-            <w:r>
-              <w:rPr>
-                <w:color w:val="000000"/>
-                <w:sz w:val="21"/>
+          <w:tcPr/>
+          <w:p>
+            <w:pPr>
+              <w:pStyle w:val="Compact"/>
+              <w:jc w:val="right"/>
+            </w:pPr>
+            <w:r>
+              <w:rPr>
                 <w:lang w:val="vi-VN"/>
               </w:rPr>
               <w:t xml:space="preserve">0</w:t>
@@ -3859,20 +3139,14 @@
           </w:p>
         </w:tc>
         <w:tc>
-          <w:tcPr>
-            <w:tcW w:type="dxa" w:w="1644"/>
-            <w:vAlign w:val="center"/>
-          </w:tcPr>
-          <w:p>
-            <w:pPr>
-              <w:pStyle w:val="Compact"/>
-              <w:spacing w:line="240" w:lineRule="auto" w:after="60" w:before="60"/>
-              <w:jc w:val="right"/>
-            </w:pPr>
-            <w:r>
-              <w:rPr>
-                <w:color w:val="000000"/>
-                <w:sz w:val="21"/>
+          <w:tcPr/>
+          <w:p>
+            <w:pPr>
+              <w:pStyle w:val="Compact"/>
+              <w:jc w:val="right"/>
+            </w:pPr>
+            <w:r>
+              <w:rPr>
                 <w:lang w:val="vi-VN"/>
               </w:rPr>
               <w:t xml:space="preserve">1,0</w:t>
@@ -3880,20 +3154,14 @@
           </w:p>
         </w:tc>
         <w:tc>
-          <w:tcPr>
-            <w:tcW w:type="dxa" w:w="1644"/>
-            <w:vAlign w:val="center"/>
-          </w:tcPr>
-          <w:p>
-            <w:pPr>
-              <w:pStyle w:val="Compact"/>
-              <w:spacing w:line="240" w:lineRule="auto" w:after="60" w:before="60"/>
-              <w:jc w:val="right"/>
-            </w:pPr>
-            <w:r>
-              <w:rPr>
-                <w:color w:val="000000"/>
-                <w:sz w:val="21"/>
+          <w:tcPr/>
+          <w:p>
+            <w:pPr>
+              <w:pStyle w:val="Compact"/>
+              <w:jc w:val="right"/>
+            </w:pPr>
+            <w:r>
+              <w:rPr>
                 <w:lang w:val="vi-VN"/>
               </w:rPr>
               <w:t xml:space="preserve">4,5</w:t>
@@ -3902,24 +3170,15 @@
         </w:tc>
       </w:tr>
       <w:tr>
-        <w:trPr>
-          <w:cantSplit/>
-        </w:trPr>
-        <w:tc>
-          <w:tcPr>
-            <w:tcW w:type="dxa" w:w="567"/>
-            <w:vAlign w:val="center"/>
-          </w:tcPr>
-          <w:p>
-            <w:pPr>
-              <w:pStyle w:val="Compact"/>
-              <w:spacing w:line="240" w:lineRule="auto" w:after="60" w:before="60"/>
-              <w:jc w:val="right"/>
-            </w:pPr>
-            <w:r>
-              <w:rPr>
-                <w:color w:val="000000"/>
-                <w:sz w:val="21"/>
+        <w:tc>
+          <w:tcPr/>
+          <w:p>
+            <w:pPr>
+              <w:pStyle w:val="Compact"/>
+              <w:jc w:val="right"/>
+            </w:pPr>
+            <w:r>
+              <w:rPr>
                 <w:lang w:val="vi-VN"/>
               </w:rPr>
               <w:t xml:space="preserve">5</w:t>
@@ -3927,19 +3186,13 @@
           </w:p>
         </w:tc>
         <w:tc>
-          <w:tcPr>
-            <w:tcW w:type="dxa" w:w="1191"/>
-            <w:vAlign w:val="center"/>
-          </w:tcPr>
-          <w:p>
-            <w:pPr>
-              <w:pStyle w:val="Compact"/>
-              <w:spacing w:line="240" w:lineRule="auto" w:after="60" w:before="60"/>
-            </w:pPr>
-            <w:r>
-              <w:rPr>
-                <w:color w:val="000000"/>
-                <w:sz w:val="21"/>
+          <w:tcPr/>
+          <w:p>
+            <w:pPr>
+              <w:pStyle w:val="Compact"/>
+            </w:pPr>
+            <w:r>
+              <w:rPr>
                 <w:lang w:val="vi-VN"/>
               </w:rPr>
               <w:t xml:space="preserve">DOWN</w:t>
@@ -3947,19 +3200,13 @@
           </w:p>
         </w:tc>
         <w:tc>
-          <w:tcPr>
-            <w:tcW w:type="dxa" w:w="3402"/>
-            <w:vAlign w:val="center"/>
-          </w:tcPr>
-          <w:p>
-            <w:pPr>
-              <w:pStyle w:val="Compact"/>
-              <w:spacing w:line="240" w:lineRule="auto" w:after="60" w:before="60"/>
-            </w:pPr>
-            <w:r>
-              <w:rPr>
-                <w:color w:val="000000"/>
-                <w:sz w:val="21"/>
+          <w:tcPr/>
+          <w:p>
+            <w:pPr>
+              <w:pStyle w:val="Compact"/>
+            </w:pPr>
+            <w:r>
+              <w:rPr>
                 <w:lang w:val="vi-VN"/>
               </w:rPr>
               <w:t xml:space="preserve">T(1,6;2,4;0;1)</w:t>
@@ -3967,20 +3214,14 @@
           </w:p>
         </w:tc>
         <w:tc>
-          <w:tcPr>
-            <w:tcW w:type="dxa" w:w="1077"/>
-            <w:vAlign w:val="center"/>
-          </w:tcPr>
-          <w:p>
-            <w:pPr>
-              <w:pStyle w:val="Compact"/>
-              <w:spacing w:line="240" w:lineRule="auto" w:after="60" w:before="60"/>
-              <w:jc w:val="right"/>
-            </w:pPr>
-            <w:r>
-              <w:rPr>
-                <w:color w:val="000000"/>
-                <w:sz w:val="21"/>
+          <w:tcPr/>
+          <w:p>
+            <w:pPr>
+              <w:pStyle w:val="Compact"/>
+              <w:jc w:val="right"/>
+            </w:pPr>
+            <w:r>
+              <w:rPr>
                 <w:lang w:val="vi-VN"/>
               </w:rPr>
               <w:t xml:space="preserve">0</w:t>
@@ -3988,20 +3229,14 @@
           </w:p>
         </w:tc>
         <w:tc>
-          <w:tcPr>
-            <w:tcW w:type="dxa" w:w="1644"/>
-            <w:vAlign w:val="center"/>
-          </w:tcPr>
-          <w:p>
-            <w:pPr>
-              <w:pStyle w:val="Compact"/>
-              <w:spacing w:line="240" w:lineRule="auto" w:after="60" w:before="60"/>
-              <w:jc w:val="right"/>
-            </w:pPr>
-            <w:r>
-              <w:rPr>
-                <w:color w:val="000000"/>
-                <w:sz w:val="21"/>
+          <w:tcPr/>
+          <w:p>
+            <w:pPr>
+              <w:pStyle w:val="Compact"/>
+              <w:jc w:val="right"/>
+            </w:pPr>
+            <w:r>
+              <w:rPr>
                 <w:lang w:val="vi-VN"/>
               </w:rPr>
               <w:t xml:space="preserve">1,0</w:t>
@@ -4009,20 +3244,14 @@
           </w:p>
         </w:tc>
         <w:tc>
-          <w:tcPr>
-            <w:tcW w:type="dxa" w:w="1644"/>
-            <w:vAlign w:val="center"/>
-          </w:tcPr>
-          <w:p>
-            <w:pPr>
-              <w:pStyle w:val="Compact"/>
-              <w:spacing w:line="240" w:lineRule="auto" w:after="60" w:before="60"/>
-              <w:jc w:val="right"/>
-            </w:pPr>
-            <w:r>
-              <w:rPr>
-                <w:color w:val="000000"/>
-                <w:sz w:val="21"/>
+          <w:tcPr/>
+          <w:p>
+            <w:pPr>
+              <w:pStyle w:val="Compact"/>
+              <w:jc w:val="right"/>
+            </w:pPr>
+            <w:r>
+              <w:rPr>
                 <w:lang w:val="vi-VN"/>
               </w:rPr>
               <w:t xml:space="preserve">5,5</w:t>
@@ -4031,24 +3260,15 @@
         </w:tc>
       </w:tr>
       <w:tr>
-        <w:trPr>
-          <w:cantSplit/>
-        </w:trPr>
-        <w:tc>
-          <w:tcPr>
-            <w:tcW w:type="dxa" w:w="567"/>
-            <w:vAlign w:val="center"/>
-          </w:tcPr>
-          <w:p>
-            <w:pPr>
-              <w:pStyle w:val="Compact"/>
-              <w:spacing w:line="240" w:lineRule="auto" w:after="60" w:before="60"/>
-              <w:jc w:val="right"/>
-            </w:pPr>
-            <w:r>
-              <w:rPr>
-                <w:color w:val="000000"/>
-                <w:sz w:val="21"/>
+        <w:tc>
+          <w:tcPr/>
+          <w:p>
+            <w:pPr>
+              <w:pStyle w:val="Compact"/>
+              <w:jc w:val="right"/>
+            </w:pPr>
+            <w:r>
+              <w:rPr>
                 <w:lang w:val="vi-VN"/>
               </w:rPr>
               <w:t xml:space="preserve">6</w:t>
@@ -4056,19 +3276,13 @@
           </w:p>
         </w:tc>
         <w:tc>
-          <w:tcPr>
-            <w:tcW w:type="dxa" w:w="1191"/>
-            <w:vAlign w:val="center"/>
-          </w:tcPr>
-          <w:p>
-            <w:pPr>
-              <w:pStyle w:val="Compact"/>
-              <w:spacing w:line="240" w:lineRule="auto" w:after="60" w:before="60"/>
-            </w:pPr>
-            <w:r>
-              <w:rPr>
-                <w:color w:val="000000"/>
-                <w:sz w:val="21"/>
+          <w:tcPr/>
+          <w:p>
+            <w:pPr>
+              <w:pStyle w:val="Compact"/>
+            </w:pPr>
+            <w:r>
+              <w:rPr>
                 <w:lang w:val="vi-VN"/>
               </w:rPr>
               <w:t xml:space="preserve">RIGHT</w:t>
@@ -4076,19 +3290,13 @@
           </w:p>
         </w:tc>
         <w:tc>
-          <w:tcPr>
-            <w:tcW w:type="dxa" w:w="3402"/>
-            <w:vAlign w:val="center"/>
-          </w:tcPr>
-          <w:p>
-            <w:pPr>
-              <w:pStyle w:val="Compact"/>
-              <w:spacing w:line="240" w:lineRule="auto" w:after="60" w:before="60"/>
-            </w:pPr>
-            <w:r>
-              <w:rPr>
-                <w:color w:val="000000"/>
-                <w:sz w:val="21"/>
+          <w:tcPr/>
+          <w:p>
+            <w:pPr>
+              <w:pStyle w:val="Compact"/>
+            </w:pPr>
+            <w:r>
+              <w:rPr>
                 <w:lang w:val="vi-VN"/>
               </w:rPr>
               <w:t xml:space="preserve">T(1,7;2,4;0;1)</w:t>
@@ -4096,20 +3304,14 @@
           </w:p>
         </w:tc>
         <w:tc>
-          <w:tcPr>
-            <w:tcW w:type="dxa" w:w="1077"/>
-            <w:vAlign w:val="center"/>
-          </w:tcPr>
-          <w:p>
-            <w:pPr>
-              <w:pStyle w:val="Compact"/>
-              <w:spacing w:line="240" w:lineRule="auto" w:after="60" w:before="60"/>
-              <w:jc w:val="right"/>
-            </w:pPr>
-            <w:r>
-              <w:rPr>
-                <w:color w:val="000000"/>
-                <w:sz w:val="21"/>
+          <w:tcPr/>
+          <w:p>
+            <w:pPr>
+              <w:pStyle w:val="Compact"/>
+              <w:jc w:val="right"/>
+            </w:pPr>
+            <w:r>
+              <w:rPr>
                 <w:lang w:val="vi-VN"/>
               </w:rPr>
               <w:t xml:space="preserve">0</w:t>
@@ -4117,20 +3319,14 @@
           </w:p>
         </w:tc>
         <w:tc>
-          <w:tcPr>
-            <w:tcW w:type="dxa" w:w="1644"/>
-            <w:vAlign w:val="center"/>
-          </w:tcPr>
-          <w:p>
-            <w:pPr>
-              <w:pStyle w:val="Compact"/>
-              <w:spacing w:line="240" w:lineRule="auto" w:after="60" w:before="60"/>
-              <w:jc w:val="right"/>
-            </w:pPr>
-            <w:r>
-              <w:rPr>
-                <w:color w:val="000000"/>
-                <w:sz w:val="21"/>
+          <w:tcPr/>
+          <w:p>
+            <w:pPr>
+              <w:pStyle w:val="Compact"/>
+              <w:jc w:val="right"/>
+            </w:pPr>
+            <w:r>
+              <w:rPr>
                 <w:lang w:val="vi-VN"/>
               </w:rPr>
               <w:t xml:space="preserve">1,0</w:t>
@@ -4138,20 +3334,14 @@
           </w:p>
         </w:tc>
         <w:tc>
-          <w:tcPr>
-            <w:tcW w:type="dxa" w:w="1644"/>
-            <w:vAlign w:val="center"/>
-          </w:tcPr>
-          <w:p>
-            <w:pPr>
-              <w:pStyle w:val="Compact"/>
-              <w:spacing w:line="240" w:lineRule="auto" w:after="60" w:before="60"/>
-              <w:jc w:val="right"/>
-            </w:pPr>
-            <w:r>
-              <w:rPr>
-                <w:color w:val="000000"/>
-                <w:sz w:val="21"/>
+          <w:tcPr/>
+          <w:p>
+            <w:pPr>
+              <w:pStyle w:val="Compact"/>
+              <w:jc w:val="right"/>
+            </w:pPr>
+            <w:r>
+              <w:rPr>
                 <w:lang w:val="vi-VN"/>
               </w:rPr>
               <w:t xml:space="preserve">6,5</w:t>
@@ -4160,24 +3350,15 @@
         </w:tc>
       </w:tr>
       <w:tr>
-        <w:trPr>
-          <w:cantSplit/>
-        </w:trPr>
-        <w:tc>
-          <w:tcPr>
-            <w:tcW w:type="dxa" w:w="567"/>
-            <w:vAlign w:val="center"/>
-          </w:tcPr>
-          <w:p>
-            <w:pPr>
-              <w:pStyle w:val="Compact"/>
-              <w:spacing w:line="240" w:lineRule="auto" w:after="60" w:before="60"/>
-              <w:jc w:val="right"/>
-            </w:pPr>
-            <w:r>
-              <w:rPr>
-                <w:color w:val="000000"/>
-                <w:sz w:val="21"/>
+        <w:tc>
+          <w:tcPr/>
+          <w:p>
+            <w:pPr>
+              <w:pStyle w:val="Compact"/>
+              <w:jc w:val="right"/>
+            </w:pPr>
+            <w:r>
+              <w:rPr>
                 <w:lang w:val="vi-VN"/>
               </w:rPr>
               <w:t xml:space="preserve">7</w:t>
@@ -4185,19 +3366,13 @@
           </w:p>
         </w:tc>
         <w:tc>
-          <w:tcPr>
-            <w:tcW w:type="dxa" w:w="1191"/>
-            <w:vAlign w:val="center"/>
-          </w:tcPr>
-          <w:p>
-            <w:pPr>
-              <w:pStyle w:val="Compact"/>
-              <w:spacing w:line="240" w:lineRule="auto" w:after="60" w:before="60"/>
-            </w:pPr>
-            <w:r>
-              <w:rPr>
-                <w:color w:val="000000"/>
-                <w:sz w:val="21"/>
+          <w:tcPr/>
+          <w:p>
+            <w:pPr>
+              <w:pStyle w:val="Compact"/>
+            </w:pPr>
+            <w:r>
+              <w:rPr>
                 <w:lang w:val="vi-VN"/>
               </w:rPr>
               <w:t xml:space="preserve">RIGHT</w:t>
@@ -4205,19 +3380,13 @@
           </w:p>
         </w:tc>
         <w:tc>
-          <w:tcPr>
-            <w:tcW w:type="dxa" w:w="3402"/>
-            <w:vAlign w:val="center"/>
-          </w:tcPr>
-          <w:p>
-            <w:pPr>
-              <w:pStyle w:val="Compact"/>
-              <w:spacing w:line="240" w:lineRule="auto" w:after="60" w:before="60"/>
-            </w:pPr>
-            <w:r>
-              <w:rPr>
-                <w:color w:val="000000"/>
-                <w:sz w:val="21"/>
+          <w:tcPr/>
+          <w:p>
+            <w:pPr>
+              <w:pStyle w:val="Compact"/>
+            </w:pPr>
+            <w:r>
+              <w:rPr>
                 <w:lang w:val="vi-VN"/>
               </w:rPr>
               <w:t xml:space="preserve">T(1,8;2,4;0;1)</w:t>
@@ -4225,20 +3394,14 @@
           </w:p>
         </w:tc>
         <w:tc>
-          <w:tcPr>
-            <w:tcW w:type="dxa" w:w="1077"/>
-            <w:vAlign w:val="center"/>
-          </w:tcPr>
-          <w:p>
-            <w:pPr>
-              <w:pStyle w:val="Compact"/>
-              <w:spacing w:line="240" w:lineRule="auto" w:after="60" w:before="60"/>
-              <w:jc w:val="right"/>
-            </w:pPr>
-            <w:r>
-              <w:rPr>
-                <w:color w:val="000000"/>
-                <w:sz w:val="21"/>
+          <w:tcPr/>
+          <w:p>
+            <w:pPr>
+              <w:pStyle w:val="Compact"/>
+              <w:jc w:val="right"/>
+            </w:pPr>
+            <w:r>
+              <w:rPr>
                 <w:lang w:val="vi-VN"/>
               </w:rPr>
               <w:t xml:space="preserve">0</w:t>
@@ -4246,20 +3409,14 @@
           </w:p>
         </w:tc>
         <w:tc>
-          <w:tcPr>
-            <w:tcW w:type="dxa" w:w="1644"/>
-            <w:vAlign w:val="center"/>
-          </w:tcPr>
-          <w:p>
-            <w:pPr>
-              <w:pStyle w:val="Compact"/>
-              <w:spacing w:line="240" w:lineRule="auto" w:after="60" w:before="60"/>
-              <w:jc w:val="right"/>
-            </w:pPr>
-            <w:r>
-              <w:rPr>
-                <w:color w:val="000000"/>
-                <w:sz w:val="21"/>
+          <w:tcPr/>
+          <w:p>
+            <w:pPr>
+              <w:pStyle w:val="Compact"/>
+              <w:jc w:val="right"/>
+            </w:pPr>
+            <w:r>
+              <w:rPr>
                 <w:lang w:val="vi-VN"/>
               </w:rPr>
               <w:t xml:space="preserve">1,0</w:t>
@@ -4267,20 +3424,14 @@
           </w:p>
         </w:tc>
         <w:tc>
-          <w:tcPr>
-            <w:tcW w:type="dxa" w:w="1644"/>
-            <w:vAlign w:val="center"/>
-          </w:tcPr>
-          <w:p>
-            <w:pPr>
-              <w:pStyle w:val="Compact"/>
-              <w:spacing w:line="240" w:lineRule="auto" w:after="60" w:before="60"/>
-              <w:jc w:val="right"/>
-            </w:pPr>
-            <w:r>
-              <w:rPr>
-                <w:color w:val="000000"/>
-                <w:sz w:val="21"/>
+          <w:tcPr/>
+          <w:p>
+            <w:pPr>
+              <w:pStyle w:val="Compact"/>
+              <w:jc w:val="right"/>
+            </w:pPr>
+            <w:r>
+              <w:rPr>
                 <w:lang w:val="vi-VN"/>
               </w:rPr>
               <w:t xml:space="preserve">7,5</w:t>
@@ -4289,24 +3440,15 @@
         </w:tc>
       </w:tr>
       <w:tr>
-        <w:trPr>
-          <w:cantSplit/>
-        </w:trPr>
-        <w:tc>
-          <w:tcPr>
-            <w:tcW w:type="dxa" w:w="567"/>
-            <w:vAlign w:val="center"/>
-          </w:tcPr>
-          <w:p>
-            <w:pPr>
-              <w:pStyle w:val="Compact"/>
-              <w:spacing w:line="240" w:lineRule="auto" w:after="60" w:before="60"/>
-              <w:jc w:val="right"/>
-            </w:pPr>
-            <w:r>
-              <w:rPr>
-                <w:color w:val="000000"/>
-                <w:sz w:val="21"/>
+        <w:tc>
+          <w:tcPr/>
+          <w:p>
+            <w:pPr>
+              <w:pStyle w:val="Compact"/>
+              <w:jc w:val="right"/>
+            </w:pPr>
+            <w:r>
+              <w:rPr>
                 <w:lang w:val="vi-VN"/>
               </w:rPr>
               <w:t xml:space="preserve">8</w:t>
@@ -4314,19 +3456,13 @@
           </w:p>
         </w:tc>
         <w:tc>
-          <w:tcPr>
-            <w:tcW w:type="dxa" w:w="1191"/>
-            <w:vAlign w:val="center"/>
-          </w:tcPr>
-          <w:p>
-            <w:pPr>
-              <w:pStyle w:val="Compact"/>
-              <w:spacing w:line="240" w:lineRule="auto" w:after="60" w:before="60"/>
-            </w:pPr>
-            <w:r>
-              <w:rPr>
-                <w:color w:val="000000"/>
-                <w:sz w:val="21"/>
+          <w:tcPr/>
+          <w:p>
+            <w:pPr>
+              <w:pStyle w:val="Compact"/>
+            </w:pPr>
+            <w:r>
+              <w:rPr>
                 <w:lang w:val="vi-VN"/>
               </w:rPr>
               <w:t xml:space="preserve">RIGHT</w:t>
@@ -4334,19 +3470,13 @@
           </w:p>
         </w:tc>
         <w:tc>
-          <w:tcPr>
-            <w:tcW w:type="dxa" w:w="3402"/>
-            <w:vAlign w:val="center"/>
-          </w:tcPr>
-          <w:p>
-            <w:pPr>
-              <w:pStyle w:val="Compact"/>
-              <w:spacing w:line="240" w:lineRule="auto" w:after="60" w:before="60"/>
-            </w:pPr>
-            <w:r>
-              <w:rPr>
-                <w:color w:val="000000"/>
-                <w:sz w:val="21"/>
+          <w:tcPr/>
+          <w:p>
+            <w:pPr>
+              <w:pStyle w:val="Compact"/>
+            </w:pPr>
+            <w:r>
+              <w:rPr>
                 <w:lang w:val="vi-VN"/>
               </w:rPr>
               <w:t xml:space="preserve">T(1,9;2,4;0;1)</w:t>
@@ -4354,20 +3484,14 @@
           </w:p>
         </w:tc>
         <w:tc>
-          <w:tcPr>
-            <w:tcW w:type="dxa" w:w="1077"/>
-            <w:vAlign w:val="center"/>
-          </w:tcPr>
-          <w:p>
-            <w:pPr>
-              <w:pStyle w:val="Compact"/>
-              <w:spacing w:line="240" w:lineRule="auto" w:after="60" w:before="60"/>
-              <w:jc w:val="right"/>
-            </w:pPr>
-            <w:r>
-              <w:rPr>
-                <w:color w:val="000000"/>
-                <w:sz w:val="21"/>
+          <w:tcPr/>
+          <w:p>
+            <w:pPr>
+              <w:pStyle w:val="Compact"/>
+              <w:jc w:val="right"/>
+            </w:pPr>
+            <w:r>
+              <w:rPr>
                 <w:lang w:val="vi-VN"/>
               </w:rPr>
               <w:t xml:space="preserve">0</w:t>
@@ -4375,20 +3499,14 @@
           </w:p>
         </w:tc>
         <w:tc>
-          <w:tcPr>
-            <w:tcW w:type="dxa" w:w="1644"/>
-            <w:vAlign w:val="center"/>
-          </w:tcPr>
-          <w:p>
-            <w:pPr>
-              <w:pStyle w:val="Compact"/>
-              <w:spacing w:line="240" w:lineRule="auto" w:after="60" w:before="60"/>
-              <w:jc w:val="right"/>
-            </w:pPr>
-            <w:r>
-              <w:rPr>
-                <w:color w:val="000000"/>
-                <w:sz w:val="21"/>
+          <w:tcPr/>
+          <w:p>
+            <w:pPr>
+              <w:pStyle w:val="Compact"/>
+              <w:jc w:val="right"/>
+            </w:pPr>
+            <w:r>
+              <w:rPr>
                 <w:lang w:val="vi-VN"/>
               </w:rPr>
               <w:t xml:space="preserve">1,0</w:t>
@@ -4396,20 +3514,14 @@
           </w:p>
         </w:tc>
         <w:tc>
-          <w:tcPr>
-            <w:tcW w:type="dxa" w:w="1644"/>
-            <w:vAlign w:val="center"/>
-          </w:tcPr>
-          <w:p>
-            <w:pPr>
-              <w:pStyle w:val="Compact"/>
-              <w:spacing w:line="240" w:lineRule="auto" w:after="60" w:before="60"/>
-              <w:jc w:val="right"/>
-            </w:pPr>
-            <w:r>
-              <w:rPr>
-                <w:color w:val="000000"/>
-                <w:sz w:val="21"/>
+          <w:tcPr/>
+          <w:p>
+            <w:pPr>
+              <w:pStyle w:val="Compact"/>
+              <w:jc w:val="right"/>
+            </w:pPr>
+            <w:r>
+              <w:rPr>
                 <w:lang w:val="vi-VN"/>
               </w:rPr>
               <w:t xml:space="preserve">8,5</w:t>
@@ -4418,24 +3530,15 @@
         </w:tc>
       </w:tr>
       <w:tr>
-        <w:trPr>
-          <w:cantSplit/>
-        </w:trPr>
-        <w:tc>
-          <w:tcPr>
-            <w:tcW w:type="dxa" w:w="567"/>
-            <w:vAlign w:val="center"/>
-          </w:tcPr>
-          <w:p>
-            <w:pPr>
-              <w:pStyle w:val="Compact"/>
-              <w:spacing w:line="240" w:lineRule="auto" w:after="60" w:before="60"/>
-              <w:jc w:val="right"/>
-            </w:pPr>
-            <w:r>
-              <w:rPr>
-                <w:color w:val="000000"/>
-                <w:sz w:val="21"/>
+        <w:tc>
+          <w:tcPr/>
+          <w:p>
+            <w:pPr>
+              <w:pStyle w:val="Compact"/>
+              <w:jc w:val="right"/>
+            </w:pPr>
+            <w:r>
+              <w:rPr>
                 <w:lang w:val="vi-VN"/>
               </w:rPr>
               <w:t xml:space="preserve">9</w:t>
@@ -4443,19 +3546,13 @@
           </w:p>
         </w:tc>
         <w:tc>
-          <w:tcPr>
-            <w:tcW w:type="dxa" w:w="1191"/>
-            <w:vAlign w:val="center"/>
-          </w:tcPr>
-          <w:p>
-            <w:pPr>
-              <w:pStyle w:val="Compact"/>
-              <w:spacing w:line="240" w:lineRule="auto" w:after="60" w:before="60"/>
-            </w:pPr>
-            <w:r>
-              <w:rPr>
-                <w:color w:val="000000"/>
-                <w:sz w:val="21"/>
+          <w:tcPr/>
+          <w:p>
+            <w:pPr>
+              <w:pStyle w:val="Compact"/>
+            </w:pPr>
+            <w:r>
+              <w:rPr>
                 <w:lang w:val="vi-VN"/>
               </w:rPr>
               <w:t xml:space="preserve">UP</w:t>
@@ -4463,19 +3560,13 @@
           </w:p>
         </w:tc>
         <w:tc>
-          <w:tcPr>
-            <w:tcW w:type="dxa" w:w="3402"/>
-            <w:vAlign w:val="center"/>
-          </w:tcPr>
-          <w:p>
-            <w:pPr>
-              <w:pStyle w:val="Compact"/>
-              <w:spacing w:line="240" w:lineRule="auto" w:after="60" w:before="60"/>
-            </w:pPr>
-            <w:r>
-              <w:rPr>
-                <w:color w:val="000000"/>
-                <w:sz w:val="21"/>
+          <w:tcPr/>
+          <w:p>
+            <w:pPr>
+              <w:pStyle w:val="Compact"/>
+            </w:pPr>
+            <w:r>
+              <w:rPr>
                 <w:lang w:val="vi-VN"/>
               </w:rPr>
               <w:t xml:space="preserve">T(0,9;2,4;0;1)</w:t>
@@ -4483,20 +3574,14 @@
           </w:p>
         </w:tc>
         <w:tc>
-          <w:tcPr>
-            <w:tcW w:type="dxa" w:w="1077"/>
-            <w:vAlign w:val="center"/>
-          </w:tcPr>
-          <w:p>
-            <w:pPr>
-              <w:pStyle w:val="Compact"/>
-              <w:spacing w:line="240" w:lineRule="auto" w:after="60" w:before="60"/>
-              <w:jc w:val="right"/>
-            </w:pPr>
-            <w:r>
-              <w:rPr>
-                <w:color w:val="000000"/>
-                <w:sz w:val="21"/>
+          <w:tcPr/>
+          <w:p>
+            <w:pPr>
+              <w:pStyle w:val="Compact"/>
+              <w:jc w:val="right"/>
+            </w:pPr>
+            <w:r>
+              <w:rPr>
                 <w:lang w:val="vi-VN"/>
               </w:rPr>
               <w:t xml:space="preserve">0</w:t>
@@ -4504,20 +3589,14 @@
           </w:p>
         </w:tc>
         <w:tc>
-          <w:tcPr>
-            <w:tcW w:type="dxa" w:w="1644"/>
-            <w:vAlign w:val="center"/>
-          </w:tcPr>
-          <w:p>
-            <w:pPr>
-              <w:pStyle w:val="Compact"/>
-              <w:spacing w:line="240" w:lineRule="auto" w:after="60" w:before="60"/>
-              <w:jc w:val="right"/>
-            </w:pPr>
-            <w:r>
-              <w:rPr>
-                <w:color w:val="000000"/>
-                <w:sz w:val="21"/>
+          <w:tcPr/>
+          <w:p>
+            <w:pPr>
+              <w:pStyle w:val="Compact"/>
+              <w:jc w:val="right"/>
+            </w:pPr>
+            <w:r>
+              <w:rPr>
                 <w:lang w:val="vi-VN"/>
               </w:rPr>
               <w:t xml:space="preserve">1,0</w:t>
@@ -4525,20 +3604,14 @@
           </w:p>
         </w:tc>
         <w:tc>
-          <w:tcPr>
-            <w:tcW w:type="dxa" w:w="1644"/>
-            <w:vAlign w:val="center"/>
-          </w:tcPr>
-          <w:p>
-            <w:pPr>
-              <w:pStyle w:val="Compact"/>
-              <w:spacing w:line="240" w:lineRule="auto" w:after="60" w:before="60"/>
-              <w:jc w:val="right"/>
-            </w:pPr>
-            <w:r>
-              <w:rPr>
-                <w:color w:val="000000"/>
-                <w:sz w:val="21"/>
+          <w:tcPr/>
+          <w:p>
+            <w:pPr>
+              <w:pStyle w:val="Compact"/>
+              <w:jc w:val="right"/>
+            </w:pPr>
+            <w:r>
+              <w:rPr>
                 <w:lang w:val="vi-VN"/>
               </w:rPr>
               <w:t xml:space="preserve">9,5</w:t>
@@ -4550,7 +3623,6 @@
     <w:p>
       <w:pPr>
         <w:pStyle w:val="FirstParagraph"/>
-        <w:widowControl/>
       </w:pPr>
       <w:r>
         <w:rPr>
@@ -4565,52 +3637,28 @@
         <w:tblW w:type="pct" w:w="5000"/>
         <w:tblLayout w:type="fixed"/>
         <w:tblLook w:firstRow="1" w:lastRow="0" w:firstColumn="0" w:lastColumn="0" w:noHBand="0" w:noVBand="0" w:val="0020"/>
-        <w:tblBorders>
-          <w:top w:val="single" w:sz="4" w:color="D9D9D9"/>
-          <w:left w:val="single" w:sz="4" w:color="D9D9D9"/>
-          <w:bottom w:val="single" w:sz="4" w:color="D9D9D9"/>
-          <w:right w:val="single" w:sz="4" w:color="D9D9D9"/>
-          <w:insideH w:val="single" w:sz="4" w:color="D9D9D9"/>
-          <w:insideV w:val="single" w:sz="4" w:color="D9D9D9"/>
-        </w:tblBorders>
-        <w:tblCellMar>
-          <w:top w:w="85" w:type="dxa"/>
-          <w:bottom w:w="85" w:type="dxa"/>
-          <w:left w:w="85" w:type="dxa"/>
-          <w:right w:w="85" w:type="dxa"/>
-        </w:tblCellMar>
       </w:tblPr>
       <w:tblGrid>
-        <w:gridCol w:w="567"/>
-        <w:gridCol w:w="1191"/>
-        <w:gridCol w:w="3402"/>
-        <w:gridCol w:w="1077"/>
-        <w:gridCol w:w="1644"/>
-        <w:gridCol w:w="1644"/>
+        <w:gridCol w:w="1440"/>
+        <w:gridCol w:w="1080"/>
+        <w:gridCol w:w="1080"/>
+        <w:gridCol w:w="1440"/>
+        <w:gridCol w:w="1440"/>
+        <w:gridCol w:w="1440"/>
       </w:tblGrid>
       <w:tr>
         <w:trPr>
           <w:tblHeader w:val="on"/>
-          <w:cantSplit/>
-          <w:tblHeader/>
         </w:trPr>
         <w:tc>
-          <w:tcPr>
-            <w:tcW w:type="dxa" w:w="567"/>
-            <w:vAlign w:val="center"/>
-            <w:shd w:fill="E8EEF3"/>
-          </w:tcPr>
-          <w:p>
-            <w:pPr>
-              <w:pStyle w:val="Compact"/>
-              <w:spacing w:line="240" w:lineRule="auto" w:after="60" w:before="60"/>
-              <w:jc w:val="right"/>
-            </w:pPr>
-            <w:r>
-              <w:rPr>
-                <w:b/>
-                <w:color w:val="000000"/>
-                <w:sz w:val="21"/>
+          <w:tcPr/>
+          <w:p>
+            <w:pPr>
+              <w:pStyle w:val="Compact"/>
+              <w:jc w:val="right"/>
+            </w:pPr>
+            <w:r>
+              <w:rPr>
                 <w:lang w:val="vi-VN"/>
               </w:rPr>
               <w:t xml:space="preserve">Bước</w:t>
@@ -4618,21 +3666,13 @@
           </w:p>
         </w:tc>
         <w:tc>
-          <w:tcPr>
-            <w:tcW w:type="dxa" w:w="1191"/>
-            <w:vAlign w:val="center"/>
-            <w:shd w:fill="E8EEF3"/>
-          </w:tcPr>
-          <w:p>
-            <w:pPr>
-              <w:pStyle w:val="Compact"/>
-              <w:spacing w:line="240" w:lineRule="auto" w:after="60" w:before="60"/>
-            </w:pPr>
-            <w:r>
-              <w:rPr>
-                <w:b/>
-                <w:color w:val="000000"/>
-                <w:sz w:val="21"/>
+          <w:tcPr/>
+          <w:p>
+            <w:pPr>
+              <w:pStyle w:val="Compact"/>
+            </w:pPr>
+            <w:r>
+              <w:rPr>
                 <w:lang w:val="vi-VN"/>
               </w:rPr>
               <w:t xml:space="preserve">Hành động</w:t>
@@ -4640,21 +3680,13 @@
           </w:p>
         </w:tc>
         <w:tc>
-          <w:tcPr>
-            <w:tcW w:type="dxa" w:w="3402"/>
-            <w:vAlign w:val="center"/>
-            <w:shd w:fill="E8EEF3"/>
-          </w:tcPr>
-          <w:p>
-            <w:pPr>
-              <w:pStyle w:val="Compact"/>
-              <w:spacing w:line="240" w:lineRule="auto" w:after="60" w:before="60"/>
-            </w:pPr>
-            <w:r>
-              <w:rPr>
-                <w:b/>
-                <w:color w:val="000000"/>
-                <w:sz w:val="21"/>
+          <w:tcPr/>
+          <w:p>
+            <w:pPr>
+              <w:pStyle w:val="Compact"/>
+            </w:pPr>
+            <w:r>
+              <w:rPr>
                 <w:lang w:val="vi-VN"/>
               </w:rPr>
               <w:t xml:space="preserve">Trạng thái sau</w:t>
@@ -4662,22 +3694,14 @@
           </w:p>
         </w:tc>
         <w:tc>
-          <w:tcPr>
-            <w:tcW w:type="dxa" w:w="1077"/>
-            <w:vAlign w:val="center"/>
-            <w:shd w:fill="E8EEF3"/>
-          </w:tcPr>
-          <w:p>
-            <w:pPr>
-              <w:pStyle w:val="Compact"/>
-              <w:spacing w:line="240" w:lineRule="auto" w:after="60" w:before="60"/>
-              <w:jc w:val="right"/>
-            </w:pPr>
-            <w:r>
-              <w:rPr>
-                <w:b/>
-                <w:color w:val="000000"/>
-                <w:sz w:val="21"/>
+          <w:tcPr/>
+          <w:p>
+            <w:pPr>
+              <w:pStyle w:val="Compact"/>
+              <w:jc w:val="right"/>
+            </w:pPr>
+            <w:r>
+              <w:rPr>
                 <w:lang w:val="vi-VN"/>
               </w:rPr>
               <w:t xml:space="preserve">Số ô cam k</w:t>
@@ -4685,22 +3709,14 @@
           </w:p>
         </w:tc>
         <w:tc>
-          <w:tcPr>
-            <w:tcW w:type="dxa" w:w="1644"/>
-            <w:vAlign w:val="center"/>
-            <w:shd w:fill="E8EEF3"/>
-          </w:tcPr>
-          <w:p>
-            <w:pPr>
-              <w:pStyle w:val="Compact"/>
-              <w:spacing w:line="240" w:lineRule="auto" w:after="60" w:before="60"/>
-              <w:jc w:val="right"/>
-            </w:pPr>
-            <w:r>
-              <w:rPr>
-                <w:b/>
-                <w:color w:val="000000"/>
-                <w:sz w:val="21"/>
+          <w:tcPr/>
+          <w:p>
+            <w:pPr>
+              <w:pStyle w:val="Compact"/>
+              <w:jc w:val="right"/>
+            </w:pPr>
+            <w:r>
+              <w:rPr>
                 <w:lang w:val="vi-VN"/>
               </w:rPr>
               <w:t xml:space="preserve">Chi phí bước</w:t>
@@ -4708,22 +3724,14 @@
           </w:p>
         </w:tc>
         <w:tc>
-          <w:tcPr>
-            <w:tcW w:type="dxa" w:w="1644"/>
-            <w:vAlign w:val="center"/>
-            <w:shd w:fill="E8EEF3"/>
-          </w:tcPr>
-          <w:p>
-            <w:pPr>
-              <w:pStyle w:val="Compact"/>
-              <w:spacing w:line="240" w:lineRule="auto" w:after="60" w:before="60"/>
-              <w:jc w:val="right"/>
-            </w:pPr>
-            <w:r>
-              <w:rPr>
-                <w:b/>
-                <w:color w:val="000000"/>
-                <w:sz w:val="21"/>
+          <w:tcPr/>
+          <w:p>
+            <w:pPr>
+              <w:pStyle w:val="Compact"/>
+              <w:jc w:val="right"/>
+            </w:pPr>
+            <w:r>
+              <w:rPr>
                 <w:lang w:val="vi-VN"/>
               </w:rPr>
               <w:t xml:space="preserve">Tích lũy g</w:t>
@@ -4732,24 +3740,15 @@
         </w:tc>
       </w:tr>
       <w:tr>
-        <w:trPr>
-          <w:cantSplit/>
-        </w:trPr>
-        <w:tc>
-          <w:tcPr>
-            <w:tcW w:type="dxa" w:w="567"/>
-            <w:vAlign w:val="center"/>
-          </w:tcPr>
-          <w:p>
-            <w:pPr>
-              <w:pStyle w:val="Compact"/>
-              <w:spacing w:line="240" w:lineRule="auto" w:after="60" w:before="60"/>
-              <w:jc w:val="right"/>
-            </w:pPr>
-            <w:r>
-              <w:rPr>
-                <w:color w:val="000000"/>
-                <w:sz w:val="21"/>
+        <w:tc>
+          <w:tcPr/>
+          <w:p>
+            <w:pPr>
+              <w:pStyle w:val="Compact"/>
+              <w:jc w:val="right"/>
+            </w:pPr>
+            <w:r>
+              <w:rPr>
                 <w:lang w:val="vi-VN"/>
               </w:rPr>
               <w:t xml:space="preserve">10</w:t>
@@ -4757,19 +3756,13 @@
           </w:p>
         </w:tc>
         <w:tc>
-          <w:tcPr>
-            <w:tcW w:type="dxa" w:w="1191"/>
-            <w:vAlign w:val="center"/>
-          </w:tcPr>
-          <w:p>
-            <w:pPr>
-              <w:pStyle w:val="Compact"/>
-              <w:spacing w:line="240" w:lineRule="auto" w:after="60" w:before="60"/>
-            </w:pPr>
-            <w:r>
-              <w:rPr>
-                <w:color w:val="000000"/>
-                <w:sz w:val="21"/>
+          <w:tcPr/>
+          <w:p>
+            <w:pPr>
+              <w:pStyle w:val="Compact"/>
+            </w:pPr>
+            <w:r>
+              <w:rPr>
                 <w:lang w:val="vi-VN"/>
               </w:rPr>
               <w:t xml:space="preserve">SUP</w:t>
@@ -4777,19 +3770,13 @@
           </w:p>
         </w:tc>
         <w:tc>
-          <w:tcPr>
-            <w:tcW w:type="dxa" w:w="3402"/>
-            <w:vAlign w:val="center"/>
-          </w:tcPr>
-          <w:p>
-            <w:pPr>
-              <w:pStyle w:val="Compact"/>
-              <w:spacing w:line="240" w:lineRule="auto" w:after="60" w:before="60"/>
-            </w:pPr>
-            <w:r>
-              <w:rPr>
-                <w:color w:val="000000"/>
-                <w:sz w:val="21"/>
+          <w:tcPr/>
+          <w:p>
+            <w:pPr>
+              <w:pStyle w:val="Compact"/>
+            </w:pPr>
+            <w:r>
+              <w:rPr>
                 <w:lang w:val="vi-VN"/>
               </w:rPr>
               <w:t xml:space="preserve">T(0,9;1,4;1;1)</w:t>
@@ -4797,20 +3784,14 @@
           </w:p>
         </w:tc>
         <w:tc>
-          <w:tcPr>
-            <w:tcW w:type="dxa" w:w="1077"/>
-            <w:vAlign w:val="center"/>
-          </w:tcPr>
-          <w:p>
-            <w:pPr>
-              <w:pStyle w:val="Compact"/>
-              <w:spacing w:line="240" w:lineRule="auto" w:after="60" w:before="60"/>
-              <w:jc w:val="right"/>
-            </w:pPr>
-            <w:r>
-              <w:rPr>
-                <w:color w:val="000000"/>
-                <w:sz w:val="21"/>
+          <w:tcPr/>
+          <w:p>
+            <w:pPr>
+              <w:pStyle w:val="Compact"/>
+              <w:jc w:val="right"/>
+            </w:pPr>
+            <w:r>
+              <w:rPr>
                 <w:lang w:val="vi-VN"/>
               </w:rPr>
               <w:t xml:space="preserve">0</w:t>
@@ -4818,20 +3799,14 @@
           </w:p>
         </w:tc>
         <w:tc>
-          <w:tcPr>
-            <w:tcW w:type="dxa" w:w="1644"/>
-            <w:vAlign w:val="center"/>
-          </w:tcPr>
-          <w:p>
-            <w:pPr>
-              <w:pStyle w:val="Compact"/>
-              <w:spacing w:line="240" w:lineRule="auto" w:after="60" w:before="60"/>
-              <w:jc w:val="right"/>
-            </w:pPr>
-            <w:r>
-              <w:rPr>
-                <w:color w:val="000000"/>
-                <w:sz w:val="21"/>
+          <w:tcPr/>
+          <w:p>
+            <w:pPr>
+              <w:pStyle w:val="Compact"/>
+              <w:jc w:val="right"/>
+            </w:pPr>
+            <w:r>
+              <w:rPr>
                 <w:lang w:val="vi-VN"/>
               </w:rPr>
               <w:t xml:space="preserve">1,0</w:t>
@@ -4839,20 +3814,14 @@
           </w:p>
         </w:tc>
         <w:tc>
-          <w:tcPr>
-            <w:tcW w:type="dxa" w:w="1644"/>
-            <w:vAlign w:val="center"/>
-          </w:tcPr>
-          <w:p>
-            <w:pPr>
-              <w:pStyle w:val="Compact"/>
-              <w:spacing w:line="240" w:lineRule="auto" w:after="60" w:before="60"/>
-              <w:jc w:val="right"/>
-            </w:pPr>
-            <w:r>
-              <w:rPr>
-                <w:color w:val="000000"/>
-                <w:sz w:val="21"/>
+          <w:tcPr/>
+          <w:p>
+            <w:pPr>
+              <w:pStyle w:val="Compact"/>
+              <w:jc w:val="right"/>
+            </w:pPr>
+            <w:r>
+              <w:rPr>
                 <w:lang w:val="vi-VN"/>
               </w:rPr>
               <w:t xml:space="preserve">10,5</w:t>
@@ -4861,24 +3830,15 @@
         </w:tc>
       </w:tr>
       <w:tr>
-        <w:trPr>
-          <w:cantSplit/>
-        </w:trPr>
-        <w:tc>
-          <w:tcPr>
-            <w:tcW w:type="dxa" w:w="567"/>
-            <w:vAlign w:val="center"/>
-          </w:tcPr>
-          <w:p>
-            <w:pPr>
-              <w:pStyle w:val="Compact"/>
-              <w:spacing w:line="240" w:lineRule="auto" w:after="60" w:before="60"/>
-              <w:jc w:val="right"/>
-            </w:pPr>
-            <w:r>
-              <w:rPr>
-                <w:color w:val="000000"/>
-                <w:sz w:val="21"/>
+        <w:tc>
+          <w:tcPr/>
+          <w:p>
+            <w:pPr>
+              <w:pStyle w:val="Compact"/>
+              <w:jc w:val="right"/>
+            </w:pPr>
+            <w:r>
+              <w:rPr>
                 <w:lang w:val="vi-VN"/>
               </w:rPr>
               <w:t xml:space="preserve">11</w:t>
@@ -4886,19 +3846,13 @@
           </w:p>
         </w:tc>
         <w:tc>
-          <w:tcPr>
-            <w:tcW w:type="dxa" w:w="1191"/>
-            <w:vAlign w:val="center"/>
-          </w:tcPr>
-          <w:p>
-            <w:pPr>
-              <w:pStyle w:val="Compact"/>
-              <w:spacing w:line="240" w:lineRule="auto" w:after="60" w:before="60"/>
-            </w:pPr>
-            <w:r>
-              <w:rPr>
-                <w:color w:val="000000"/>
-                <w:sz w:val="21"/>
+          <w:tcPr/>
+          <w:p>
+            <w:pPr>
+              <w:pStyle w:val="Compact"/>
+            </w:pPr>
+            <w:r>
+              <w:rPr>
                 <w:lang w:val="vi-VN"/>
               </w:rPr>
               <w:t xml:space="preserve">RIGHT</w:t>
@@ -4906,19 +3860,13 @@
           </w:p>
         </w:tc>
         <w:tc>
-          <w:tcPr>
-            <w:tcW w:type="dxa" w:w="3402"/>
-            <w:vAlign w:val="center"/>
-          </w:tcPr>
-          <w:p>
-            <w:pPr>
-              <w:pStyle w:val="Compact"/>
-              <w:spacing w:line="240" w:lineRule="auto" w:after="60" w:before="60"/>
-            </w:pPr>
-            <w:r>
-              <w:rPr>
-                <w:color w:val="000000"/>
-                <w:sz w:val="21"/>
+          <w:tcPr/>
+          <w:p>
+            <w:pPr>
+              <w:pStyle w:val="Compact"/>
+            </w:pPr>
+            <w:r>
+              <w:rPr>
                 <w:lang w:val="vi-VN"/>
               </w:rPr>
               <w:t xml:space="preserve">T(0,9;1,5;1;1)</w:t>
@@ -4926,20 +3874,14 @@
           </w:p>
         </w:tc>
         <w:tc>
-          <w:tcPr>
-            <w:tcW w:type="dxa" w:w="1077"/>
-            <w:vAlign w:val="center"/>
-          </w:tcPr>
-          <w:p>
-            <w:pPr>
-              <w:pStyle w:val="Compact"/>
-              <w:spacing w:line="240" w:lineRule="auto" w:after="60" w:before="60"/>
-              <w:jc w:val="right"/>
-            </w:pPr>
-            <w:r>
-              <w:rPr>
-                <w:color w:val="000000"/>
-                <w:sz w:val="21"/>
+          <w:tcPr/>
+          <w:p>
+            <w:pPr>
+              <w:pStyle w:val="Compact"/>
+              <w:jc w:val="right"/>
+            </w:pPr>
+            <w:r>
+              <w:rPr>
                 <w:lang w:val="vi-VN"/>
               </w:rPr>
               <w:t xml:space="preserve">0</w:t>
@@ -4947,20 +3889,14 @@
           </w:p>
         </w:tc>
         <w:tc>
-          <w:tcPr>
-            <w:tcW w:type="dxa" w:w="1644"/>
-            <w:vAlign w:val="center"/>
-          </w:tcPr>
-          <w:p>
-            <w:pPr>
-              <w:pStyle w:val="Compact"/>
-              <w:spacing w:line="240" w:lineRule="auto" w:after="60" w:before="60"/>
-              <w:jc w:val="right"/>
-            </w:pPr>
-            <w:r>
-              <w:rPr>
-                <w:color w:val="000000"/>
-                <w:sz w:val="21"/>
+          <w:tcPr/>
+          <w:p>
+            <w:pPr>
+              <w:pStyle w:val="Compact"/>
+              <w:jc w:val="right"/>
+            </w:pPr>
+            <w:r>
+              <w:rPr>
                 <w:lang w:val="vi-VN"/>
               </w:rPr>
               <w:t xml:space="preserve">1,0</w:t>
@@ -4968,20 +3904,14 @@
           </w:p>
         </w:tc>
         <w:tc>
-          <w:tcPr>
-            <w:tcW w:type="dxa" w:w="1644"/>
-            <w:vAlign w:val="center"/>
-          </w:tcPr>
-          <w:p>
-            <w:pPr>
-              <w:pStyle w:val="Compact"/>
-              <w:spacing w:line="240" w:lineRule="auto" w:after="60" w:before="60"/>
-              <w:jc w:val="right"/>
-            </w:pPr>
-            <w:r>
-              <w:rPr>
-                <w:color w:val="000000"/>
-                <w:sz w:val="21"/>
+          <w:tcPr/>
+          <w:p>
+            <w:pPr>
+              <w:pStyle w:val="Compact"/>
+              <w:jc w:val="right"/>
+            </w:pPr>
+            <w:r>
+              <w:rPr>
                 <w:lang w:val="vi-VN"/>
               </w:rPr>
               <w:t xml:space="preserve">11,5</w:t>
@@ -4990,24 +3920,15 @@
         </w:tc>
       </w:tr>
       <w:tr>
-        <w:trPr>
-          <w:cantSplit/>
-        </w:trPr>
-        <w:tc>
-          <w:tcPr>
-            <w:tcW w:type="dxa" w:w="567"/>
-            <w:vAlign w:val="center"/>
-          </w:tcPr>
-          <w:p>
-            <w:pPr>
-              <w:pStyle w:val="Compact"/>
-              <w:spacing w:line="240" w:lineRule="auto" w:after="60" w:before="60"/>
-              <w:jc w:val="right"/>
-            </w:pPr>
-            <w:r>
-              <w:rPr>
-                <w:color w:val="000000"/>
-                <w:sz w:val="21"/>
+        <w:tc>
+          <w:tcPr/>
+          <w:p>
+            <w:pPr>
+              <w:pStyle w:val="Compact"/>
+              <w:jc w:val="right"/>
+            </w:pPr>
+            <w:r>
+              <w:rPr>
                 <w:lang w:val="vi-VN"/>
               </w:rPr>
               <w:t xml:space="preserve">12</w:t>
@@ -5015,19 +3936,13 @@
           </w:p>
         </w:tc>
         <w:tc>
-          <w:tcPr>
-            <w:tcW w:type="dxa" w:w="1191"/>
-            <w:vAlign w:val="center"/>
-          </w:tcPr>
-          <w:p>
-            <w:pPr>
-              <w:pStyle w:val="Compact"/>
-              <w:spacing w:line="240" w:lineRule="auto" w:after="60" w:before="60"/>
-            </w:pPr>
-            <w:r>
-              <w:rPr>
-                <w:color w:val="000000"/>
-                <w:sz w:val="21"/>
+          <w:tcPr/>
+          <w:p>
+            <w:pPr>
+              <w:pStyle w:val="Compact"/>
+            </w:pPr>
+            <w:r>
+              <w:rPr>
                 <w:lang w:val="vi-VN"/>
               </w:rPr>
               <w:t xml:space="preserve">RIGHT</w:t>
@@ -5035,19 +3950,13 @@
           </w:p>
         </w:tc>
         <w:tc>
-          <w:tcPr>
-            <w:tcW w:type="dxa" w:w="3402"/>
-            <w:vAlign w:val="center"/>
-          </w:tcPr>
-          <w:p>
-            <w:pPr>
-              <w:pStyle w:val="Compact"/>
-              <w:spacing w:line="240" w:lineRule="auto" w:after="60" w:before="60"/>
-            </w:pPr>
-            <w:r>
-              <w:rPr>
-                <w:color w:val="000000"/>
-                <w:sz w:val="21"/>
+          <w:tcPr/>
+          <w:p>
+            <w:pPr>
+              <w:pStyle w:val="Compact"/>
+            </w:pPr>
+            <w:r>
+              <w:rPr>
                 <w:lang w:val="vi-VN"/>
               </w:rPr>
               <w:t xml:space="preserve">T(0,9;1,6;1;1)</w:t>
@@ -5055,20 +3964,14 @@
           </w:p>
         </w:tc>
         <w:tc>
-          <w:tcPr>
-            <w:tcW w:type="dxa" w:w="1077"/>
-            <w:vAlign w:val="center"/>
-          </w:tcPr>
-          <w:p>
-            <w:pPr>
-              <w:pStyle w:val="Compact"/>
-              <w:spacing w:line="240" w:lineRule="auto" w:after="60" w:before="60"/>
-              <w:jc w:val="right"/>
-            </w:pPr>
-            <w:r>
-              <w:rPr>
-                <w:color w:val="000000"/>
-                <w:sz w:val="21"/>
+          <w:tcPr/>
+          <w:p>
+            <w:pPr>
+              <w:pStyle w:val="Compact"/>
+              <w:jc w:val="right"/>
+            </w:pPr>
+            <w:r>
+              <w:rPr>
                 <w:lang w:val="vi-VN"/>
               </w:rPr>
               <w:t xml:space="preserve">0</w:t>
@@ -5076,20 +3979,14 @@
           </w:p>
         </w:tc>
         <w:tc>
-          <w:tcPr>
-            <w:tcW w:type="dxa" w:w="1644"/>
-            <w:vAlign w:val="center"/>
-          </w:tcPr>
-          <w:p>
-            <w:pPr>
-              <w:pStyle w:val="Compact"/>
-              <w:spacing w:line="240" w:lineRule="auto" w:after="60" w:before="60"/>
-              <w:jc w:val="right"/>
-            </w:pPr>
-            <w:r>
-              <w:rPr>
-                <w:color w:val="000000"/>
-                <w:sz w:val="21"/>
+          <w:tcPr/>
+          <w:p>
+            <w:pPr>
+              <w:pStyle w:val="Compact"/>
+              <w:jc w:val="right"/>
+            </w:pPr>
+            <w:r>
+              <w:rPr>
                 <w:lang w:val="vi-VN"/>
               </w:rPr>
               <w:t xml:space="preserve">1,0</w:t>
@@ -5097,20 +3994,14 @@
           </w:p>
         </w:tc>
         <w:tc>
-          <w:tcPr>
-            <w:tcW w:type="dxa" w:w="1644"/>
-            <w:vAlign w:val="center"/>
-          </w:tcPr>
-          <w:p>
-            <w:pPr>
-              <w:pStyle w:val="Compact"/>
-              <w:spacing w:line="240" w:lineRule="auto" w:after="60" w:before="60"/>
-              <w:jc w:val="right"/>
-            </w:pPr>
-            <w:r>
-              <w:rPr>
-                <w:color w:val="000000"/>
-                <w:sz w:val="21"/>
+          <w:tcPr/>
+          <w:p>
+            <w:pPr>
+              <w:pStyle w:val="Compact"/>
+              <w:jc w:val="right"/>
+            </w:pPr>
+            <w:r>
+              <w:rPr>
                 <w:lang w:val="vi-VN"/>
               </w:rPr>
               <w:t xml:space="preserve">12,5</w:t>
@@ -5119,24 +4010,15 @@
         </w:tc>
       </w:tr>
       <w:tr>
-        <w:trPr>
-          <w:cantSplit/>
-        </w:trPr>
-        <w:tc>
-          <w:tcPr>
-            <w:tcW w:type="dxa" w:w="567"/>
-            <w:vAlign w:val="center"/>
-          </w:tcPr>
-          <w:p>
-            <w:pPr>
-              <w:pStyle w:val="Compact"/>
-              <w:spacing w:line="240" w:lineRule="auto" w:after="60" w:before="60"/>
-              <w:jc w:val="right"/>
-            </w:pPr>
-            <w:r>
-              <w:rPr>
-                <w:color w:val="000000"/>
-                <w:sz w:val="21"/>
+        <w:tc>
+          <w:tcPr/>
+          <w:p>
+            <w:pPr>
+              <w:pStyle w:val="Compact"/>
+              <w:jc w:val="right"/>
+            </w:pPr>
+            <w:r>
+              <w:rPr>
                 <w:lang w:val="vi-VN"/>
               </w:rPr>
               <w:t xml:space="preserve">13</w:t>
@@ -5144,19 +4026,13 @@
           </w:p>
         </w:tc>
         <w:tc>
-          <w:tcPr>
-            <w:tcW w:type="dxa" w:w="1191"/>
-            <w:vAlign w:val="center"/>
-          </w:tcPr>
-          <w:p>
-            <w:pPr>
-              <w:pStyle w:val="Compact"/>
-              <w:spacing w:line="240" w:lineRule="auto" w:after="60" w:before="60"/>
-            </w:pPr>
-            <w:r>
-              <w:rPr>
-                <w:color w:val="000000"/>
-                <w:sz w:val="21"/>
+          <w:tcPr/>
+          <w:p>
+            <w:pPr>
+              <w:pStyle w:val="Compact"/>
+            </w:pPr>
+            <w:r>
+              <w:rPr>
                 <w:lang w:val="vi-VN"/>
               </w:rPr>
               <w:t xml:space="preserve">RIGHT</w:t>
@@ -5164,19 +4040,13 @@
           </w:p>
         </w:tc>
         <w:tc>
-          <w:tcPr>
-            <w:tcW w:type="dxa" w:w="3402"/>
-            <w:vAlign w:val="center"/>
-          </w:tcPr>
-          <w:p>
-            <w:pPr>
-              <w:pStyle w:val="Compact"/>
-              <w:spacing w:line="240" w:lineRule="auto" w:after="60" w:before="60"/>
-            </w:pPr>
-            <w:r>
-              <w:rPr>
-                <w:color w:val="000000"/>
-                <w:sz w:val="21"/>
+          <w:tcPr/>
+          <w:p>
+            <w:pPr>
+              <w:pStyle w:val="Compact"/>
+            </w:pPr>
+            <w:r>
+              <w:rPr>
                 <w:lang w:val="vi-VN"/>
               </w:rPr>
               <w:t xml:space="preserve">T(0,9;1,7;1;1)</w:t>
@@ -5184,20 +4054,14 @@
           </w:p>
         </w:tc>
         <w:tc>
-          <w:tcPr>
-            <w:tcW w:type="dxa" w:w="1077"/>
-            <w:vAlign w:val="center"/>
-          </w:tcPr>
-          <w:p>
-            <w:pPr>
-              <w:pStyle w:val="Compact"/>
-              <w:spacing w:line="240" w:lineRule="auto" w:after="60" w:before="60"/>
-              <w:jc w:val="right"/>
-            </w:pPr>
-            <w:r>
-              <w:rPr>
-                <w:color w:val="000000"/>
-                <w:sz w:val="21"/>
+          <w:tcPr/>
+          <w:p>
+            <w:pPr>
+              <w:pStyle w:val="Compact"/>
+              <w:jc w:val="right"/>
+            </w:pPr>
+            <w:r>
+              <w:rPr>
                 <w:lang w:val="vi-VN"/>
               </w:rPr>
               <w:t xml:space="preserve">0</w:t>
@@ -5205,20 +4069,14 @@
           </w:p>
         </w:tc>
         <w:tc>
-          <w:tcPr>
-            <w:tcW w:type="dxa" w:w="1644"/>
-            <w:vAlign w:val="center"/>
-          </w:tcPr>
-          <w:p>
-            <w:pPr>
-              <w:pStyle w:val="Compact"/>
-              <w:spacing w:line="240" w:lineRule="auto" w:after="60" w:before="60"/>
-              <w:jc w:val="right"/>
-            </w:pPr>
-            <w:r>
-              <w:rPr>
-                <w:color w:val="000000"/>
-                <w:sz w:val="21"/>
+          <w:tcPr/>
+          <w:p>
+            <w:pPr>
+              <w:pStyle w:val="Compact"/>
+              <w:jc w:val="right"/>
+            </w:pPr>
+            <w:r>
+              <w:rPr>
                 <w:lang w:val="vi-VN"/>
               </w:rPr>
               <w:t xml:space="preserve">1,0</w:t>
@@ -5226,20 +4084,14 @@
           </w:p>
         </w:tc>
         <w:tc>
-          <w:tcPr>
-            <w:tcW w:type="dxa" w:w="1644"/>
-            <w:vAlign w:val="center"/>
-          </w:tcPr>
-          <w:p>
-            <w:pPr>
-              <w:pStyle w:val="Compact"/>
-              <w:spacing w:line="240" w:lineRule="auto" w:after="60" w:before="60"/>
-              <w:jc w:val="right"/>
-            </w:pPr>
-            <w:r>
-              <w:rPr>
-                <w:color w:val="000000"/>
-                <w:sz w:val="21"/>
+          <w:tcPr/>
+          <w:p>
+            <w:pPr>
+              <w:pStyle w:val="Compact"/>
+              <w:jc w:val="right"/>
+            </w:pPr>
+            <w:r>
+              <w:rPr>
                 <w:lang w:val="vi-VN"/>
               </w:rPr>
               <w:t xml:space="preserve">13,5</w:t>
@@ -5248,24 +4100,15 @@
         </w:tc>
       </w:tr>
       <w:tr>
-        <w:trPr>
-          <w:cantSplit/>
-        </w:trPr>
-        <w:tc>
-          <w:tcPr>
-            <w:tcW w:type="dxa" w:w="567"/>
-            <w:vAlign w:val="center"/>
-          </w:tcPr>
-          <w:p>
-            <w:pPr>
-              <w:pStyle w:val="Compact"/>
-              <w:spacing w:line="240" w:lineRule="auto" w:after="60" w:before="60"/>
-              <w:jc w:val="right"/>
-            </w:pPr>
-            <w:r>
-              <w:rPr>
-                <w:color w:val="000000"/>
-                <w:sz w:val="21"/>
+        <w:tc>
+          <w:tcPr/>
+          <w:p>
+            <w:pPr>
+              <w:pStyle w:val="Compact"/>
+              <w:jc w:val="right"/>
+            </w:pPr>
+            <w:r>
+              <w:rPr>
                 <w:lang w:val="vi-VN"/>
               </w:rPr>
               <w:t xml:space="preserve">14</w:t>
@@ -5273,19 +4116,13 @@
           </w:p>
         </w:tc>
         <w:tc>
-          <w:tcPr>
-            <w:tcW w:type="dxa" w:w="1191"/>
-            <w:vAlign w:val="center"/>
-          </w:tcPr>
-          <w:p>
-            <w:pPr>
-              <w:pStyle w:val="Compact"/>
-              <w:spacing w:line="240" w:lineRule="auto" w:after="60" w:before="60"/>
-            </w:pPr>
-            <w:r>
-              <w:rPr>
-                <w:color w:val="000000"/>
-                <w:sz w:val="21"/>
+          <w:tcPr/>
+          <w:p>
+            <w:pPr>
+              <w:pStyle w:val="Compact"/>
+            </w:pPr>
+            <w:r>
+              <w:rPr>
                 <w:lang w:val="vi-VN"/>
               </w:rPr>
               <w:t xml:space="preserve">RIGHT</w:t>
@@ -5293,19 +4130,13 @@
           </w:p>
         </w:tc>
         <w:tc>
-          <w:tcPr>
-            <w:tcW w:type="dxa" w:w="3402"/>
-            <w:vAlign w:val="center"/>
-          </w:tcPr>
-          <w:p>
-            <w:pPr>
-              <w:pStyle w:val="Compact"/>
-              <w:spacing w:line="240" w:lineRule="auto" w:after="60" w:before="60"/>
-            </w:pPr>
-            <w:r>
-              <w:rPr>
-                <w:color w:val="000000"/>
-                <w:sz w:val="21"/>
+          <w:tcPr/>
+          <w:p>
+            <w:pPr>
+              <w:pStyle w:val="Compact"/>
+            </w:pPr>
+            <w:r>
+              <w:rPr>
                 <w:lang w:val="vi-VN"/>
               </w:rPr>
               <w:t xml:space="preserve">T(0,9;1,8;1;1)</w:t>
@@ -5313,20 +4144,14 @@
           </w:p>
         </w:tc>
         <w:tc>
-          <w:tcPr>
-            <w:tcW w:type="dxa" w:w="1077"/>
-            <w:vAlign w:val="center"/>
-          </w:tcPr>
-          <w:p>
-            <w:pPr>
-              <w:pStyle w:val="Compact"/>
-              <w:spacing w:line="240" w:lineRule="auto" w:after="60" w:before="60"/>
-              <w:jc w:val="right"/>
-            </w:pPr>
-            <w:r>
-              <w:rPr>
-                <w:color w:val="000000"/>
-                <w:sz w:val="21"/>
+          <w:tcPr/>
+          <w:p>
+            <w:pPr>
+              <w:pStyle w:val="Compact"/>
+              <w:jc w:val="right"/>
+            </w:pPr>
+            <w:r>
+              <w:rPr>
                 <w:lang w:val="vi-VN"/>
               </w:rPr>
               <w:t xml:space="preserve">0</w:t>
@@ -5334,20 +4159,14 @@
           </w:p>
         </w:tc>
         <w:tc>
-          <w:tcPr>
-            <w:tcW w:type="dxa" w:w="1644"/>
-            <w:vAlign w:val="center"/>
-          </w:tcPr>
-          <w:p>
-            <w:pPr>
-              <w:pStyle w:val="Compact"/>
-              <w:spacing w:line="240" w:lineRule="auto" w:after="60" w:before="60"/>
-              <w:jc w:val="right"/>
-            </w:pPr>
-            <w:r>
-              <w:rPr>
-                <w:color w:val="000000"/>
-                <w:sz w:val="21"/>
+          <w:tcPr/>
+          <w:p>
+            <w:pPr>
+              <w:pStyle w:val="Compact"/>
+              <w:jc w:val="right"/>
+            </w:pPr>
+            <w:r>
+              <w:rPr>
                 <w:lang w:val="vi-VN"/>
               </w:rPr>
               <w:t xml:space="preserve">1,0</w:t>
@@ -5355,20 +4174,14 @@
           </w:p>
         </w:tc>
         <w:tc>
-          <w:tcPr>
-            <w:tcW w:type="dxa" w:w="1644"/>
-            <w:vAlign w:val="center"/>
-          </w:tcPr>
-          <w:p>
-            <w:pPr>
-              <w:pStyle w:val="Compact"/>
-              <w:spacing w:line="240" w:lineRule="auto" w:after="60" w:before="60"/>
-              <w:jc w:val="right"/>
-            </w:pPr>
-            <w:r>
-              <w:rPr>
-                <w:color w:val="000000"/>
-                <w:sz w:val="21"/>
+          <w:tcPr/>
+          <w:p>
+            <w:pPr>
+              <w:pStyle w:val="Compact"/>
+              <w:jc w:val="right"/>
+            </w:pPr>
+            <w:r>
+              <w:rPr>
                 <w:lang w:val="vi-VN"/>
               </w:rPr>
               <w:t xml:space="preserve">14,5</w:t>
@@ -5377,24 +4190,15 @@
         </w:tc>
       </w:tr>
       <w:tr>
-        <w:trPr>
-          <w:cantSplit/>
-        </w:trPr>
-        <w:tc>
-          <w:tcPr>
-            <w:tcW w:type="dxa" w:w="567"/>
-            <w:vAlign w:val="center"/>
-          </w:tcPr>
-          <w:p>
-            <w:pPr>
-              <w:pStyle w:val="Compact"/>
-              <w:spacing w:line="240" w:lineRule="auto" w:after="60" w:before="60"/>
-              <w:jc w:val="right"/>
-            </w:pPr>
-            <w:r>
-              <w:rPr>
-                <w:color w:val="000000"/>
-                <w:sz w:val="21"/>
+        <w:tc>
+          <w:tcPr/>
+          <w:p>
+            <w:pPr>
+              <w:pStyle w:val="Compact"/>
+              <w:jc w:val="right"/>
+            </w:pPr>
+            <w:r>
+              <w:rPr>
                 <w:lang w:val="vi-VN"/>
               </w:rPr>
               <w:t xml:space="preserve">15</w:t>
@@ -5402,19 +4206,13 @@
           </w:p>
         </w:tc>
         <w:tc>
-          <w:tcPr>
-            <w:tcW w:type="dxa" w:w="1191"/>
-            <w:vAlign w:val="center"/>
-          </w:tcPr>
-          <w:p>
-            <w:pPr>
-              <w:pStyle w:val="Compact"/>
-              <w:spacing w:line="240" w:lineRule="auto" w:after="60" w:before="60"/>
-            </w:pPr>
-            <w:r>
-              <w:rPr>
-                <w:color w:val="000000"/>
-                <w:sz w:val="21"/>
+          <w:tcPr/>
+          <w:p>
+            <w:pPr>
+              <w:pStyle w:val="Compact"/>
+            </w:pPr>
+            <w:r>
+              <w:rPr>
                 <w:lang w:val="vi-VN"/>
               </w:rPr>
               <w:t xml:space="preserve">RIGHT</w:t>
@@ -5422,19 +4220,13 @@
           </w:p>
         </w:tc>
         <w:tc>
-          <w:tcPr>
-            <w:tcW w:type="dxa" w:w="3402"/>
-            <w:vAlign w:val="center"/>
-          </w:tcPr>
-          <w:p>
-            <w:pPr>
-              <w:pStyle w:val="Compact"/>
-              <w:spacing w:line="240" w:lineRule="auto" w:after="60" w:before="60"/>
-            </w:pPr>
-            <w:r>
-              <w:rPr>
-                <w:color w:val="000000"/>
-                <w:sz w:val="21"/>
+          <w:tcPr/>
+          <w:p>
+            <w:pPr>
+              <w:pStyle w:val="Compact"/>
+            </w:pPr>
+            <w:r>
+              <w:rPr>
                 <w:lang w:val="vi-VN"/>
               </w:rPr>
               <w:t xml:space="preserve">V(0,9;1)</w:t>
@@ -5442,20 +4234,14 @@
           </w:p>
         </w:tc>
         <w:tc>
-          <w:tcPr>
-            <w:tcW w:type="dxa" w:w="1077"/>
-            <w:vAlign w:val="center"/>
-          </w:tcPr>
-          <w:p>
-            <w:pPr>
-              <w:pStyle w:val="Compact"/>
-              <w:spacing w:line="240" w:lineRule="auto" w:after="60" w:before="60"/>
-              <w:jc w:val="right"/>
-            </w:pPr>
-            <w:r>
-              <w:rPr>
-                <w:color w:val="000000"/>
-                <w:sz w:val="21"/>
+          <w:tcPr/>
+          <w:p>
+            <w:pPr>
+              <w:pStyle w:val="Compact"/>
+              <w:jc w:val="right"/>
+            </w:pPr>
+            <w:r>
+              <w:rPr>
                 <w:lang w:val="vi-VN"/>
               </w:rPr>
               <w:t xml:space="preserve">0</w:t>
@@ -5463,20 +4249,14 @@
           </w:p>
         </w:tc>
         <w:tc>
-          <w:tcPr>
-            <w:tcW w:type="dxa" w:w="1644"/>
-            <w:vAlign w:val="center"/>
-          </w:tcPr>
-          <w:p>
-            <w:pPr>
-              <w:pStyle w:val="Compact"/>
-              <w:spacing w:line="240" w:lineRule="auto" w:after="60" w:before="60"/>
-              <w:jc w:val="right"/>
-            </w:pPr>
-            <w:r>
-              <w:rPr>
-                <w:color w:val="000000"/>
-                <w:sz w:val="21"/>
+          <w:tcPr/>
+          <w:p>
+            <w:pPr>
+              <w:pStyle w:val="Compact"/>
+              <w:jc w:val="right"/>
+            </w:pPr>
+            <w:r>
+              <w:rPr>
                 <w:lang w:val="vi-VN"/>
               </w:rPr>
               <w:t xml:space="preserve">1,0</w:t>
@@ -5484,20 +4264,14 @@
           </w:p>
         </w:tc>
         <w:tc>
-          <w:tcPr>
-            <w:tcW w:type="dxa" w:w="1644"/>
-            <w:vAlign w:val="center"/>
-          </w:tcPr>
-          <w:p>
-            <w:pPr>
-              <w:pStyle w:val="Compact"/>
-              <w:spacing w:line="240" w:lineRule="auto" w:after="60" w:before="60"/>
-              <w:jc w:val="right"/>
-            </w:pPr>
-            <w:r>
-              <w:rPr>
-                <w:color w:val="000000"/>
-                <w:sz w:val="21"/>
+          <w:tcPr/>
+          <w:p>
+            <w:pPr>
+              <w:pStyle w:val="Compact"/>
+              <w:jc w:val="right"/>
+            </w:pPr>
+            <w:r>
+              <w:rPr>
                 <w:lang w:val="vi-VN"/>
               </w:rPr>
               <w:t xml:space="preserve">15,5</w:t>
@@ -5506,24 +4280,15 @@
         </w:tc>
       </w:tr>
       <w:tr>
-        <w:trPr>
-          <w:cantSplit/>
-        </w:trPr>
-        <w:tc>
-          <w:tcPr>
-            <w:tcW w:type="dxa" w:w="567"/>
-            <w:vAlign w:val="center"/>
-          </w:tcPr>
-          <w:p>
-            <w:pPr>
-              <w:pStyle w:val="Compact"/>
-              <w:spacing w:line="240" w:lineRule="auto" w:after="60" w:before="60"/>
-              <w:jc w:val="right"/>
-            </w:pPr>
-            <w:r>
-              <w:rPr>
-                <w:color w:val="000000"/>
-                <w:sz w:val="21"/>
+        <w:tc>
+          <w:tcPr/>
+          <w:p>
+            <w:pPr>
+              <w:pStyle w:val="Compact"/>
+              <w:jc w:val="right"/>
+            </w:pPr>
+            <w:r>
+              <w:rPr>
                 <w:lang w:val="vi-VN"/>
               </w:rPr>
               <w:t xml:space="preserve">16</w:t>
@@ -5531,19 +4296,13 @@
           </w:p>
         </w:tc>
         <w:tc>
-          <w:tcPr>
-            <w:tcW w:type="dxa" w:w="1191"/>
-            <w:vAlign w:val="center"/>
-          </w:tcPr>
-          <w:p>
-            <w:pPr>
-              <w:pStyle w:val="Compact"/>
-              <w:spacing w:line="240" w:lineRule="auto" w:after="60" w:before="60"/>
-            </w:pPr>
-            <w:r>
-              <w:rPr>
-                <w:color w:val="000000"/>
-                <w:sz w:val="21"/>
+          <w:tcPr/>
+          <w:p>
+            <w:pPr>
+              <w:pStyle w:val="Compact"/>
+            </w:pPr>
+            <w:r>
+              <w:rPr>
                 <w:lang w:val="vi-VN"/>
               </w:rPr>
               <w:t xml:space="preserve">DOWN</w:t>
@@ -5551,19 +4310,13 @@
           </w:p>
         </w:tc>
         <w:tc>
-          <w:tcPr>
-            <w:tcW w:type="dxa" w:w="3402"/>
-            <w:vAlign w:val="center"/>
-          </w:tcPr>
-          <w:p>
-            <w:pPr>
-              <w:pStyle w:val="Compact"/>
-              <w:spacing w:line="240" w:lineRule="auto" w:after="60" w:before="60"/>
-            </w:pPr>
-            <w:r>
-              <w:rPr>
-                <w:color w:val="000000"/>
-                <w:sz w:val="21"/>
+          <w:tcPr/>
+          <w:p>
+            <w:pPr>
+              <w:pStyle w:val="Compact"/>
+            </w:pPr>
+            <w:r>
+              <w:rPr>
                 <w:lang w:val="vi-VN"/>
               </w:rPr>
               <w:t xml:space="preserve">S(2,9;1), đích</w:t>
@@ -5571,20 +4324,14 @@
           </w:p>
         </w:tc>
         <w:tc>
-          <w:tcPr>
-            <w:tcW w:type="dxa" w:w="1077"/>
-            <w:vAlign w:val="center"/>
-          </w:tcPr>
-          <w:p>
-            <w:pPr>
-              <w:pStyle w:val="Compact"/>
-              <w:spacing w:line="240" w:lineRule="auto" w:after="60" w:before="60"/>
-              <w:jc w:val="right"/>
-            </w:pPr>
-            <w:r>
-              <w:rPr>
-                <w:color w:val="000000"/>
-                <w:sz w:val="21"/>
+          <w:tcPr/>
+          <w:p>
+            <w:pPr>
+              <w:pStyle w:val="Compact"/>
+              <w:jc w:val="right"/>
+            </w:pPr>
+            <w:r>
+              <w:rPr>
                 <w:lang w:val="vi-VN"/>
               </w:rPr>
               <w:t xml:space="preserve">0</w:t>
@@ -5592,20 +4339,14 @@
           </w:p>
         </w:tc>
         <w:tc>
-          <w:tcPr>
-            <w:tcW w:type="dxa" w:w="1644"/>
-            <w:vAlign w:val="center"/>
-          </w:tcPr>
-          <w:p>
-            <w:pPr>
-              <w:pStyle w:val="Compact"/>
-              <w:spacing w:line="240" w:lineRule="auto" w:after="60" w:before="60"/>
-              <w:jc w:val="right"/>
-            </w:pPr>
-            <w:r>
-              <w:rPr>
-                <w:color w:val="000000"/>
-                <w:sz w:val="21"/>
+          <w:tcPr/>
+          <w:p>
+            <w:pPr>
+              <w:pStyle w:val="Compact"/>
+              <w:jc w:val="right"/>
+            </w:pPr>
+            <w:r>
+              <w:rPr>
                 <w:lang w:val="vi-VN"/>
               </w:rPr>
               <w:t xml:space="preserve">1,0</w:t>
@@ -5613,20 +4354,14 @@
           </w:p>
         </w:tc>
         <w:tc>
-          <w:tcPr>
-            <w:tcW w:type="dxa" w:w="1644"/>
-            <w:vAlign w:val="center"/>
-          </w:tcPr>
-          <w:p>
-            <w:pPr>
-              <w:pStyle w:val="Compact"/>
-              <w:spacing w:line="240" w:lineRule="auto" w:after="60" w:before="60"/>
-              <w:jc w:val="right"/>
-            </w:pPr>
-            <w:r>
-              <w:rPr>
-                <w:color w:val="000000"/>
-                <w:sz w:val="21"/>
+          <w:tcPr/>
+          <w:p>
+            <w:pPr>
+              <w:pStyle w:val="Compact"/>
+              <w:jc w:val="right"/>
+            </w:pPr>
+            <w:r>
+              <w:rPr>
                 <w:lang w:val="vi-VN"/>
               </w:rPr>
               <w:t xml:space="preserve">16,5</w:t>
@@ -5638,7 +4373,6 @@
     <w:p>
       <w:pPr>
         <w:pStyle w:val="FirstParagraph"/>
-        <w:widowControl/>
       </w:pPr>
       <w:r>
         <w:rPr>
@@ -5673,7 +4407,6 @@
     <w:p>
       <w:pPr>
         <w:pStyle w:val="BodyText"/>
-        <w:widowControl/>
       </w:pPr>
       <w:r>
         <w:rPr>
@@ -5704,7 +4437,6 @@
     <w:p>
       <w:pPr>
         <w:pStyle w:val="BodyText"/>
-        <w:widowControl/>
       </w:pPr>
       <w:r>
         <w:rPr>
@@ -5760,16 +4492,15 @@
     <w:p>
       <w:pPr>
         <w:pStyle w:val="Heading2"/>
-        <w:widowControl/>
       </w:pPr>
-      <w:bookmarkStart w:id="26" w:name="_dcb8ce0959577bf5754722fbb5ddf1e6333b1df"/>
+      <w:bookmarkStart w:id="17" w:name="_dcb8ce0959577bf5754722fbb5ddf1e6333b1df"/>
       <w:r>
         <w:rPr>
           <w:lang w:val="vi-VN"/>
         </w:rPr>
         <w:t xml:space="preserve">3.3 So sánh kết quả trả về</w:t>
       </w:r>
-      <w:bookmarkEnd w:id="26"/>
+      <w:bookmarkEnd w:id="17"/>
     </w:p>
     <w:tbl>
       <w:tblPr>
@@ -5777,50 +4508,26 @@
         <w:tblW w:type="pct" w:w="5000"/>
         <w:tblLayout w:type="fixed"/>
         <w:tblLook w:firstRow="1" w:lastRow="0" w:firstColumn="0" w:lastColumn="0" w:noHBand="0" w:noVBand="0" w:val="0020"/>
-        <w:tblBorders>
-          <w:top w:val="single" w:sz="4" w:color="D9D9D9"/>
-          <w:left w:val="single" w:sz="4" w:color="D9D9D9"/>
-          <w:bottom w:val="single" w:sz="4" w:color="D9D9D9"/>
-          <w:right w:val="single" w:sz="4" w:color="D9D9D9"/>
-          <w:insideH w:val="single" w:sz="4" w:color="D9D9D9"/>
-          <w:insideV w:val="single" w:sz="4" w:color="D9D9D9"/>
-        </w:tblBorders>
-        <w:tblCellMar>
-          <w:top w:w="85" w:type="dxa"/>
-          <w:bottom w:w="85" w:type="dxa"/>
-          <w:left w:w="85" w:type="dxa"/>
-          <w:right w:w="85" w:type="dxa"/>
-        </w:tblCellMar>
       </w:tblPr>
       <w:tblGrid>
-        <w:gridCol w:w="1247"/>
-        <w:gridCol w:w="1701"/>
-        <w:gridCol w:w="1701"/>
-        <w:gridCol w:w="2098"/>
-        <w:gridCol w:w="2778"/>
+        <w:gridCol w:w="1250"/>
+        <w:gridCol w:w="1667"/>
+        <w:gridCol w:w="1667"/>
+        <w:gridCol w:w="1667"/>
+        <w:gridCol w:w="1667"/>
       </w:tblGrid>
       <w:tr>
         <w:trPr>
           <w:tblHeader w:val="on"/>
-          <w:cantSplit/>
-          <w:tblHeader/>
         </w:trPr>
         <w:tc>
-          <w:tcPr>
-            <w:tcW w:type="dxa" w:w="1247"/>
-            <w:vAlign w:val="center"/>
-            <w:shd w:fill="E8EEF3"/>
-          </w:tcPr>
-          <w:p>
-            <w:pPr>
-              <w:pStyle w:val="Compact"/>
-              <w:spacing w:line="240" w:lineRule="auto" w:after="60" w:before="60"/>
-            </w:pPr>
-            <w:r>
-              <w:rPr>
-                <w:b/>
-                <w:color w:val="000000"/>
-                <w:sz w:val="21"/>
+          <w:tcPr/>
+          <w:p>
+            <w:pPr>
+              <w:pStyle w:val="Compact"/>
+            </w:pPr>
+            <w:r>
+              <w:rPr>
                 <w:lang w:val="vi-VN"/>
               </w:rPr>
               <w:t xml:space="preserve">Solver</w:t>
@@ -5828,22 +4535,14 @@
           </w:p>
         </w:tc>
         <w:tc>
-          <w:tcPr>
-            <w:tcW w:type="dxa" w:w="1701"/>
-            <w:vAlign w:val="center"/>
-            <w:shd w:fill="E8EEF3"/>
-          </w:tcPr>
-          <w:p>
-            <w:pPr>
-              <w:pStyle w:val="Compact"/>
-              <w:spacing w:line="240" w:lineRule="auto" w:after="60" w:before="60"/>
-              <w:jc w:val="right"/>
-            </w:pPr>
-            <w:r>
-              <w:rPr>
-                <w:b/>
-                <w:color w:val="000000"/>
-                <w:sz w:val="21"/>
+          <w:tcPr/>
+          <w:p>
+            <w:pPr>
+              <w:pStyle w:val="Compact"/>
+              <w:jc w:val="right"/>
+            </w:pPr>
+            <w:r>
+              <w:rPr>
                 <w:lang w:val="vi-VN"/>
               </w:rPr>
               <w:t xml:space="preserve">Số hành động</w:t>
@@ -5851,22 +4550,14 @@
           </w:p>
         </w:tc>
         <w:tc>
-          <w:tcPr>
-            <w:tcW w:type="dxa" w:w="1701"/>
-            <w:vAlign w:val="center"/>
-            <w:shd w:fill="E8EEF3"/>
-          </w:tcPr>
-          <w:p>
-            <w:pPr>
-              <w:pStyle w:val="Compact"/>
-              <w:spacing w:line="240" w:lineRule="auto" w:after="60" w:before="60"/>
-              <w:jc w:val="right"/>
-            </w:pPr>
-            <w:r>
-              <w:rPr>
-                <w:b/>
-                <w:color w:val="000000"/>
-                <w:sz w:val="21"/>
+          <w:tcPr/>
+          <w:p>
+            <w:pPr>
+              <w:pStyle w:val="Compact"/>
+              <w:jc w:val="right"/>
+            </w:pPr>
+            <w:r>
+              <w:rPr>
                 <w:lang w:val="vi-VN"/>
               </w:rPr>
               <w:t xml:space="preserve">Số bước lăn</w:t>
@@ -5874,22 +4565,14 @@
           </w:p>
         </w:tc>
         <w:tc>
-          <w:tcPr>
-            <w:tcW w:type="dxa" w:w="2098"/>
-            <w:vAlign w:val="center"/>
-            <w:shd w:fill="E8EEF3"/>
-          </w:tcPr>
-          <w:p>
-            <w:pPr>
-              <w:pStyle w:val="Compact"/>
-              <w:spacing w:line="240" w:lineRule="auto" w:after="60" w:before="60"/>
-              <w:jc w:val="right"/>
-            </w:pPr>
-            <w:r>
-              <w:rPr>
-                <w:b/>
-                <w:color w:val="000000"/>
-                <w:sz w:val="21"/>
+          <w:tcPr/>
+          <w:p>
+            <w:pPr>
+              <w:pStyle w:val="Compact"/>
+              <w:jc w:val="right"/>
+            </w:pPr>
+            <w:r>
+              <w:rPr>
                 <w:lang w:val="vi-VN"/>
               </w:rPr>
               <w:t xml:space="preserve">total_cost gốc</w:t>
@@ -5897,22 +4580,14 @@
           </w:p>
         </w:tc>
         <w:tc>
-          <w:tcPr>
-            <w:tcW w:type="dxa" w:w="2778"/>
-            <w:vAlign w:val="center"/>
-            <w:shd w:fill="E8EEF3"/>
-          </w:tcPr>
-          <w:p>
-            <w:pPr>
-              <w:pStyle w:val="Compact"/>
-              <w:spacing w:line="240" w:lineRule="auto" w:after="60" w:before="60"/>
-              <w:jc w:val="right"/>
-            </w:pPr>
-            <w:r>
-              <w:rPr>
-                <w:b/>
-                <w:color w:val="000000"/>
-                <w:sz w:val="21"/>
+          <w:tcPr/>
+          <w:p>
+            <w:pPr>
+              <w:pStyle w:val="Compact"/>
+              <w:jc w:val="right"/>
+            </w:pPr>
+            <w:r>
+              <w:rPr>
                 <w:lang w:val="vi-VN"/>
               </w:rPr>
               <w:t xml:space="preserve">path_cost theo P01</w:t>
@@ -5921,23 +4596,14 @@
         </w:tc>
       </w:tr>
       <w:tr>
-        <w:trPr>
-          <w:cantSplit/>
-        </w:trPr>
-        <w:tc>
-          <w:tcPr>
-            <w:tcW w:type="dxa" w:w="1247"/>
-            <w:vAlign w:val="center"/>
-          </w:tcPr>
-          <w:p>
-            <w:pPr>
-              <w:pStyle w:val="Compact"/>
-              <w:spacing w:line="240" w:lineRule="auto" w:after="60" w:before="60"/>
-            </w:pPr>
-            <w:r>
-              <w:rPr>
-                <w:color w:val="000000"/>
-                <w:sz w:val="21"/>
+        <w:tc>
+          <w:tcPr/>
+          <w:p>
+            <w:pPr>
+              <w:pStyle w:val="Compact"/>
+            </w:pPr>
+            <w:r>
+              <w:rPr>
                 <w:lang w:val="vi-VN"/>
               </w:rPr>
               <w:t xml:space="preserve">BFS</w:t>
@@ -5945,20 +4611,14 @@
           </w:p>
         </w:tc>
         <w:tc>
-          <w:tcPr>
-            <w:tcW w:type="dxa" w:w="1701"/>
-            <w:vAlign w:val="center"/>
-          </w:tcPr>
-          <w:p>
-            <w:pPr>
-              <w:pStyle w:val="Compact"/>
-              <w:spacing w:line="240" w:lineRule="auto" w:after="60" w:before="60"/>
-              <w:jc w:val="right"/>
-            </w:pPr>
-            <w:r>
-              <w:rPr>
-                <w:color w:val="000000"/>
-                <w:sz w:val="21"/>
+          <w:tcPr/>
+          <w:p>
+            <w:pPr>
+              <w:pStyle w:val="Compact"/>
+              <w:jc w:val="right"/>
+            </w:pPr>
+            <w:r>
+              <w:rPr>
                 <w:lang w:val="vi-VN"/>
               </w:rPr>
               <w:t xml:space="preserve">16</w:t>
@@ -5966,20 +4626,14 @@
           </w:p>
         </w:tc>
         <w:tc>
-          <w:tcPr>
-            <w:tcW w:type="dxa" w:w="1701"/>
-            <w:vAlign w:val="center"/>
-          </w:tcPr>
-          <w:p>
-            <w:pPr>
-              <w:pStyle w:val="Compact"/>
-              <w:spacing w:line="240" w:lineRule="auto" w:after="60" w:before="60"/>
-              <w:jc w:val="right"/>
-            </w:pPr>
-            <w:r>
-              <w:rPr>
-                <w:color w:val="000000"/>
-                <w:sz w:val="21"/>
+          <w:tcPr/>
+          <w:p>
+            <w:pPr>
+              <w:pStyle w:val="Compact"/>
+              <w:jc w:val="right"/>
+            </w:pPr>
+            <w:r>
+              <w:rPr>
                 <w:lang w:val="vi-VN"/>
               </w:rPr>
               <w:t xml:space="preserve">16</w:t>
@@ -5987,20 +4641,14 @@
           </w:p>
         </w:tc>
         <w:tc>
-          <w:tcPr>
-            <w:tcW w:type="dxa" w:w="2098"/>
-            <w:vAlign w:val="center"/>
-          </w:tcPr>
-          <w:p>
-            <w:pPr>
-              <w:pStyle w:val="Compact"/>
-              <w:spacing w:line="240" w:lineRule="auto" w:after="60" w:before="60"/>
-              <w:jc w:val="right"/>
-            </w:pPr>
-            <w:r>
-              <w:rPr>
-                <w:color w:val="000000"/>
-                <w:sz w:val="21"/>
+          <w:tcPr/>
+          <w:p>
+            <w:pPr>
+              <w:pStyle w:val="Compact"/>
+              <w:jc w:val="right"/>
+            </w:pPr>
+            <w:r>
+              <w:rPr>
                 <w:lang w:val="vi-VN"/>
               </w:rPr>
               <w:t xml:space="preserve">16,0</w:t>
@@ -6008,20 +4656,14 @@
           </w:p>
         </w:tc>
         <w:tc>
-          <w:tcPr>
-            <w:tcW w:type="dxa" w:w="2778"/>
-            <w:vAlign w:val="center"/>
-          </w:tcPr>
-          <w:p>
-            <w:pPr>
-              <w:pStyle w:val="Compact"/>
-              <w:spacing w:line="240" w:lineRule="auto" w:after="60" w:before="60"/>
-              <w:jc w:val="right"/>
-            </w:pPr>
-            <w:r>
-              <w:rPr>
-                <w:color w:val="000000"/>
-                <w:sz w:val="21"/>
+          <w:tcPr/>
+          <w:p>
+            <w:pPr>
+              <w:pStyle w:val="Compact"/>
+              <w:jc w:val="right"/>
+            </w:pPr>
+            <w:r>
+              <w:rPr>
                 <w:lang w:val="vi-VN"/>
               </w:rPr>
               <w:t xml:space="preserve">16,5</w:t>
@@ -6030,23 +4672,14 @@
         </w:tc>
       </w:tr>
       <w:tr>
-        <w:trPr>
-          <w:cantSplit/>
-        </w:trPr>
-        <w:tc>
-          <w:tcPr>
-            <w:tcW w:type="dxa" w:w="1247"/>
-            <w:vAlign w:val="center"/>
-          </w:tcPr>
-          <w:p>
-            <w:pPr>
-              <w:pStyle w:val="Compact"/>
-              <w:spacing w:line="240" w:lineRule="auto" w:after="60" w:before="60"/>
-            </w:pPr>
-            <w:r>
-              <w:rPr>
-                <w:color w:val="000000"/>
-                <w:sz w:val="21"/>
+        <w:tc>
+          <w:tcPr/>
+          <w:p>
+            <w:pPr>
+              <w:pStyle w:val="Compact"/>
+            </w:pPr>
+            <w:r>
+              <w:rPr>
                 <w:lang w:val="vi-VN"/>
               </w:rPr>
               <w:t xml:space="preserve">UCS</w:t>
@@ -6054,20 +4687,14 @@
           </w:p>
         </w:tc>
         <w:tc>
-          <w:tcPr>
-            <w:tcW w:type="dxa" w:w="1701"/>
-            <w:vAlign w:val="center"/>
-          </w:tcPr>
-          <w:p>
-            <w:pPr>
-              <w:pStyle w:val="Compact"/>
-              <w:spacing w:line="240" w:lineRule="auto" w:after="60" w:before="60"/>
-              <w:jc w:val="right"/>
-            </w:pPr>
-            <w:r>
-              <w:rPr>
-                <w:color w:val="000000"/>
-                <w:sz w:val="21"/>
+          <w:tcPr/>
+          <w:p>
+            <w:pPr>
+              <w:pStyle w:val="Compact"/>
+              <w:jc w:val="right"/>
+            </w:pPr>
+            <w:r>
+              <w:rPr>
                 <w:lang w:val="vi-VN"/>
               </w:rPr>
               <w:t xml:space="preserve">16</w:t>
@@ -6075,20 +4702,14 @@
           </w:p>
         </w:tc>
         <w:tc>
-          <w:tcPr>
-            <w:tcW w:type="dxa" w:w="1701"/>
-            <w:vAlign w:val="center"/>
-          </w:tcPr>
-          <w:p>
-            <w:pPr>
-              <w:pStyle w:val="Compact"/>
-              <w:spacing w:line="240" w:lineRule="auto" w:after="60" w:before="60"/>
-              <w:jc w:val="right"/>
-            </w:pPr>
-            <w:r>
-              <w:rPr>
-                <w:color w:val="000000"/>
-                <w:sz w:val="21"/>
+          <w:tcPr/>
+          <w:p>
+            <w:pPr>
+              <w:pStyle w:val="Compact"/>
+              <w:jc w:val="right"/>
+            </w:pPr>
+            <w:r>
+              <w:rPr>
                 <w:lang w:val="vi-VN"/>
               </w:rPr>
               <w:t xml:space="preserve">16</w:t>
@@ -6096,20 +4717,14 @@
           </w:p>
         </w:tc>
         <w:tc>
-          <w:tcPr>
-            <w:tcW w:type="dxa" w:w="2098"/>
-            <w:vAlign w:val="center"/>
-          </w:tcPr>
-          <w:p>
-            <w:pPr>
-              <w:pStyle w:val="Compact"/>
-              <w:spacing w:line="240" w:lineRule="auto" w:after="60" w:before="60"/>
-              <w:jc w:val="right"/>
-            </w:pPr>
-            <w:r>
-              <w:rPr>
-                <w:color w:val="000000"/>
-                <w:sz w:val="21"/>
+          <w:tcPr/>
+          <w:p>
+            <w:pPr>
+              <w:pStyle w:val="Compact"/>
+              <w:jc w:val="right"/>
+            </w:pPr>
+            <w:r>
+              <w:rPr>
                 <w:lang w:val="vi-VN"/>
               </w:rPr>
               <w:t xml:space="preserve">16,5</w:t>
@@ -6117,20 +4732,14 @@
           </w:p>
         </w:tc>
         <w:tc>
-          <w:tcPr>
-            <w:tcW w:type="dxa" w:w="2778"/>
-            <w:vAlign w:val="center"/>
-          </w:tcPr>
-          <w:p>
-            <w:pPr>
-              <w:pStyle w:val="Compact"/>
-              <w:spacing w:line="240" w:lineRule="auto" w:after="60" w:before="60"/>
-              <w:jc w:val="right"/>
-            </w:pPr>
-            <w:r>
-              <w:rPr>
-                <w:color w:val="000000"/>
-                <w:sz w:val="21"/>
+          <w:tcPr/>
+          <w:p>
+            <w:pPr>
+              <w:pStyle w:val="Compact"/>
+              <w:jc w:val="right"/>
+            </w:pPr>
+            <w:r>
+              <w:rPr>
                 <w:lang w:val="vi-VN"/>
               </w:rPr>
               <w:t xml:space="preserve">16,5</w:t>
@@ -6142,7 +4751,6 @@
     <w:p>
       <w:pPr>
         <w:pStyle w:val="FirstParagraph"/>
-        <w:widowControl/>
       </w:pPr>
       <w:r>
         <w:rPr>
@@ -6154,35 +4762,32 @@
     <w:p>
       <w:pPr>
         <w:pStyle w:val="Heading1"/>
-        <w:widowControl/>
       </w:pPr>
-      <w:bookmarkStart w:id="27" w:name="_263c87b4aa1f68e5f29ef9439fbcf0858764aa1"/>
+      <w:bookmarkStart w:id="18" w:name="_263c87b4aa1f68e5f29ef9439fbcf0858764aa1"/>
       <w:r>
         <w:rPr>
           <w:lang w:val="vi-VN"/>
         </w:rPr>
         <w:t xml:space="preserve">4 Khi số hành động và chi phí dẫn tới nhận xét khác nhau</w:t>
       </w:r>
-      <w:bookmarkEnd w:id="27"/>
+      <w:bookmarkEnd w:id="18"/>
     </w:p>
     <w:p>
       <w:pPr>
         <w:pStyle w:val="Heading2"/>
-        <w:widowControl/>
       </w:pPr>
-      <w:bookmarkStart w:id="28" w:name="_aea3d144c5b5efdefed4ce211734d8a06ddd4c2"/>
-      <w:r>
-        <w:rPr>
-          <w:lang w:val="vi-VN"/>
-        </w:rPr>
-        <w:t xml:space="preserve">4.1 Kết quả thật trên màn 33</w:t>
-      </w:r>
-      <w:bookmarkEnd w:id="28"/>
+      <w:bookmarkStart w:id="19" w:name="_c434a5b014f4046caf399bdfdd252e5a1c47e5d"/>
+      <w:r>
+        <w:rPr>
+          <w:lang w:val="vi-VN"/>
+        </w:rPr>
+        <w:t xml:space="preserve">4.1 Kết quả thật trên màn 16</w:t>
+      </w:r>
+      <w:bookmarkEnd w:id="19"/>
     </w:p>
     <w:p>
       <w:pPr>
         <w:pStyle w:val="FirstParagraph"/>
-        <w:widowControl/>
       </w:pPr>
       <w:r>
         <w:rPr>
@@ -6201,7 +4806,7 @@
           <w:rStyle w:val="VerbatimChar"/>
           <w:lang w:val="vi-VN"/>
         </w:rPr>
-        <w:t xml:space="preserve">33</w:t>
+        <w:t xml:space="preserve">16</w:t>
       </w:r>
       <w:r>
         <w:rPr>
@@ -6226,19 +4831,19 @@
           <w:rStyle w:val="VerbatimChar"/>
           <w:lang w:val="vi-VN"/>
         </w:rPr>
-        <w:t xml:space="preserve">Src/levels/level_33.json</w:t>
-      </w:r>
-      <w:r>
-        <w:rPr>
-          <w:lang w:val="vi-VN"/>
-        </w:rPr>
-        <w:t xml:space="preserve"> </w:t>
-      </w:r>
-      <w:r>
-        <w:rPr>
-          <w:lang w:val="vi-VN"/>
-        </w:rPr>
-        <w:t xml:space="preserve">và cùng hai core BFS/UCS tại commit đã ghi. Cả hai đường đều replay hợp lệ tới đích. Bảng dưới tổng hợp chất lượng đường đi.</w:t>
+        <w:t xml:space="preserve">Src/levels/level_16.json</w:t>
+      </w:r>
+      <w:r>
+        <w:rPr>
+          <w:lang w:val="vi-VN"/>
+        </w:rPr>
+        <w:t xml:space="preserve"> </w:t>
+      </w:r>
+      <w:r>
+        <w:rPr>
+          <w:lang w:val="vi-VN"/>
+        </w:rPr>
+        <w:t xml:space="preserve">và cùng hai core BFS/UCS trên mã nguồn hiện tại. Cả hai đường đều replay hợp lệ tới đích. Bảng dưới tổng hợp chất lượng đường đi.</w:t>
       </w:r>
     </w:p>
     <w:tbl>
@@ -6247,50 +4852,26 @@
         <w:tblW w:type="pct" w:w="5000"/>
         <w:tblLayout w:type="fixed"/>
         <w:tblLook w:firstRow="1" w:lastRow="0" w:firstColumn="0" w:lastColumn="0" w:noHBand="0" w:noVBand="0" w:val="0020"/>
-        <w:tblBorders>
-          <w:top w:val="single" w:sz="4" w:color="D9D9D9"/>
-          <w:left w:val="single" w:sz="4" w:color="D9D9D9"/>
-          <w:bottom w:val="single" w:sz="4" w:color="D9D9D9"/>
-          <w:right w:val="single" w:sz="4" w:color="D9D9D9"/>
-          <w:insideH w:val="single" w:sz="4" w:color="D9D9D9"/>
-          <w:insideV w:val="single" w:sz="4" w:color="D9D9D9"/>
-        </w:tblBorders>
-        <w:tblCellMar>
-          <w:top w:w="85" w:type="dxa"/>
-          <w:bottom w:w="85" w:type="dxa"/>
-          <w:left w:w="85" w:type="dxa"/>
-          <w:right w:w="85" w:type="dxa"/>
-        </w:tblCellMar>
       </w:tblPr>
       <w:tblGrid>
-        <w:gridCol w:w="1247"/>
-        <w:gridCol w:w="1701"/>
-        <w:gridCol w:w="1701"/>
-        <w:gridCol w:w="2098"/>
-        <w:gridCol w:w="2778"/>
+        <w:gridCol w:w="1250"/>
+        <w:gridCol w:w="1667"/>
+        <w:gridCol w:w="1667"/>
+        <w:gridCol w:w="1667"/>
+        <w:gridCol w:w="1667"/>
       </w:tblGrid>
       <w:tr>
         <w:trPr>
           <w:tblHeader w:val="on"/>
-          <w:cantSplit/>
-          <w:tblHeader/>
         </w:trPr>
         <w:tc>
-          <w:tcPr>
-            <w:tcW w:type="dxa" w:w="1247"/>
-            <w:vAlign w:val="center"/>
-            <w:shd w:fill="E8EEF3"/>
-          </w:tcPr>
-          <w:p>
-            <w:pPr>
-              <w:pStyle w:val="Compact"/>
-              <w:spacing w:line="240" w:lineRule="auto" w:after="60" w:before="60"/>
-            </w:pPr>
-            <w:r>
-              <w:rPr>
-                <w:b/>
-                <w:color w:val="000000"/>
-                <w:sz w:val="21"/>
+          <w:tcPr/>
+          <w:p>
+            <w:pPr>
+              <w:pStyle w:val="Compact"/>
+            </w:pPr>
+            <w:r>
+              <w:rPr>
                 <w:lang w:val="vi-VN"/>
               </w:rPr>
               <w:t xml:space="preserve">Solver</w:t>
@@ -6298,22 +4879,14 @@
           </w:p>
         </w:tc>
         <w:tc>
-          <w:tcPr>
-            <w:tcW w:type="dxa" w:w="1701"/>
-            <w:vAlign w:val="center"/>
-            <w:shd w:fill="E8EEF3"/>
-          </w:tcPr>
-          <w:p>
-            <w:pPr>
-              <w:pStyle w:val="Compact"/>
-              <w:spacing w:line="240" w:lineRule="auto" w:after="60" w:before="60"/>
-              <w:jc w:val="right"/>
-            </w:pPr>
-            <w:r>
-              <w:rPr>
-                <w:b/>
-                <w:color w:val="000000"/>
-                <w:sz w:val="21"/>
+          <w:tcPr/>
+          <w:p>
+            <w:pPr>
+              <w:pStyle w:val="Compact"/>
+              <w:jc w:val="right"/>
+            </w:pPr>
+            <w:r>
+              <w:rPr>
                 <w:lang w:val="vi-VN"/>
               </w:rPr>
               <w:t xml:space="preserve">Số hành động</w:t>
@@ -6321,22 +4894,14 @@
           </w:p>
         </w:tc>
         <w:tc>
-          <w:tcPr>
-            <w:tcW w:type="dxa" w:w="1701"/>
-            <w:vAlign w:val="center"/>
-            <w:shd w:fill="E8EEF3"/>
-          </w:tcPr>
-          <w:p>
-            <w:pPr>
-              <w:pStyle w:val="Compact"/>
-              <w:spacing w:line="240" w:lineRule="auto" w:after="60" w:before="60"/>
-              <w:jc w:val="right"/>
-            </w:pPr>
-            <w:r>
-              <w:rPr>
-                <w:b/>
-                <w:color w:val="000000"/>
-                <w:sz w:val="21"/>
+          <w:tcPr/>
+          <w:p>
+            <w:pPr>
+              <w:pStyle w:val="Compact"/>
+              <w:jc w:val="right"/>
+            </w:pPr>
+            <w:r>
+              <w:rPr>
                 <w:lang w:val="vi-VN"/>
               </w:rPr>
               <w:t xml:space="preserve">Số bước lăn</w:t>
@@ -6344,22 +4909,14 @@
           </w:p>
         </w:tc>
         <w:tc>
-          <w:tcPr>
-            <w:tcW w:type="dxa" w:w="2098"/>
-            <w:vAlign w:val="center"/>
-            <w:shd w:fill="E8EEF3"/>
-          </w:tcPr>
-          <w:p>
-            <w:pPr>
-              <w:pStyle w:val="Compact"/>
-              <w:spacing w:line="240" w:lineRule="auto" w:after="60" w:before="60"/>
-              <w:jc w:val="right"/>
-            </w:pPr>
-            <w:r>
-              <w:rPr>
-                <w:b/>
-                <w:color w:val="000000"/>
-                <w:sz w:val="21"/>
+          <w:tcPr/>
+          <w:p>
+            <w:pPr>
+              <w:pStyle w:val="Compact"/>
+              <w:jc w:val="right"/>
+            </w:pPr>
+            <w:r>
+              <w:rPr>
                 <w:lang w:val="vi-VN"/>
               </w:rPr>
               <w:t xml:space="preserve">Số lệnh tiền tố S</w:t>
@@ -6367,22 +4924,14 @@
           </w:p>
         </w:tc>
         <w:tc>
-          <w:tcPr>
-            <w:tcW w:type="dxa" w:w="2778"/>
-            <w:vAlign w:val="center"/>
-            <w:shd w:fill="E8EEF3"/>
-          </w:tcPr>
-          <w:p>
-            <w:pPr>
-              <w:pStyle w:val="Compact"/>
-              <w:spacing w:line="240" w:lineRule="auto" w:after="60" w:before="60"/>
-              <w:jc w:val="right"/>
-            </w:pPr>
-            <w:r>
-              <w:rPr>
-                <w:b/>
-                <w:color w:val="000000"/>
-                <w:sz w:val="21"/>
+          <w:tcPr/>
+          <w:p>
+            <w:pPr>
+              <w:pStyle w:val="Compact"/>
+              <w:jc w:val="right"/>
+            </w:pPr>
+            <w:r>
+              <w:rPr>
                 <w:lang w:val="vi-VN"/>
               </w:rPr>
               <w:t xml:space="preserve">path_cost theo P01</w:t>
@@ -6391,23 +4940,14 @@
         </w:tc>
       </w:tr>
       <w:tr>
-        <w:trPr>
-          <w:cantSplit/>
-        </w:trPr>
-        <w:tc>
-          <w:tcPr>
-            <w:tcW w:type="dxa" w:w="1247"/>
-            <w:vAlign w:val="center"/>
-          </w:tcPr>
-          <w:p>
-            <w:pPr>
-              <w:pStyle w:val="Compact"/>
-              <w:spacing w:line="240" w:lineRule="auto" w:after="60" w:before="60"/>
-            </w:pPr>
-            <w:r>
-              <w:rPr>
-                <w:color w:val="000000"/>
-                <w:sz w:val="21"/>
+        <w:tc>
+          <w:tcPr/>
+          <w:p>
+            <w:pPr>
+              <w:pStyle w:val="Compact"/>
+            </w:pPr>
+            <w:r>
+              <w:rPr>
                 <w:lang w:val="vi-VN"/>
               </w:rPr>
               <w:t xml:space="preserve">BFS</w:t>
@@ -6415,20 +4955,14 @@
           </w:p>
         </w:tc>
         <w:tc>
-          <w:tcPr>
-            <w:tcW w:type="dxa" w:w="1701"/>
-            <w:vAlign w:val="center"/>
-          </w:tcPr>
-          <w:p>
-            <w:pPr>
-              <w:pStyle w:val="Compact"/>
-              <w:spacing w:line="240" w:lineRule="auto" w:after="60" w:before="60"/>
-              <w:jc w:val="right"/>
-            </w:pPr>
-            <w:r>
-              <w:rPr>
-                <w:color w:val="000000"/>
-                <w:sz w:val="21"/>
+          <w:tcPr/>
+          <w:p>
+            <w:pPr>
+              <w:pStyle w:val="Compact"/>
+              <w:jc w:val="right"/>
+            </w:pPr>
+            <w:r>
+              <w:rPr>
                 <w:lang w:val="vi-VN"/>
               </w:rPr>
               <w:t xml:space="preserve">110</w:t>
@@ -6436,20 +4970,14 @@
           </w:p>
         </w:tc>
         <w:tc>
-          <w:tcPr>
-            <w:tcW w:type="dxa" w:w="1701"/>
-            <w:vAlign w:val="center"/>
-          </w:tcPr>
-          <w:p>
-            <w:pPr>
-              <w:pStyle w:val="Compact"/>
-              <w:spacing w:line="240" w:lineRule="auto" w:after="60" w:before="60"/>
-              <w:jc w:val="right"/>
-            </w:pPr>
-            <w:r>
-              <w:rPr>
-                <w:color w:val="000000"/>
-                <w:sz w:val="21"/>
+          <w:tcPr/>
+          <w:p>
+            <w:pPr>
+              <w:pStyle w:val="Compact"/>
+              <w:jc w:val="right"/>
+            </w:pPr>
+            <w:r>
+              <w:rPr>
                 <w:lang w:val="vi-VN"/>
               </w:rPr>
               <w:t xml:space="preserve">110</w:t>
@@ -6457,20 +4985,14 @@
           </w:p>
         </w:tc>
         <w:tc>
-          <w:tcPr>
-            <w:tcW w:type="dxa" w:w="2098"/>
-            <w:vAlign w:val="center"/>
-          </w:tcPr>
-          <w:p>
-            <w:pPr>
-              <w:pStyle w:val="Compact"/>
-              <w:spacing w:line="240" w:lineRule="auto" w:after="60" w:before="60"/>
-              <w:jc w:val="right"/>
-            </w:pPr>
-            <w:r>
-              <w:rPr>
-                <w:color w:val="000000"/>
-                <w:sz w:val="21"/>
+          <w:tcPr/>
+          <w:p>
+            <w:pPr>
+              <w:pStyle w:val="Compact"/>
+              <w:jc w:val="right"/>
+            </w:pPr>
+            <w:r>
+              <w:rPr>
                 <w:lang w:val="vi-VN"/>
               </w:rPr>
               <w:t xml:space="preserve">9</w:t>
@@ -6478,20 +5000,14 @@
           </w:p>
         </w:tc>
         <w:tc>
-          <w:tcPr>
-            <w:tcW w:type="dxa" w:w="2778"/>
-            <w:vAlign w:val="center"/>
-          </w:tcPr>
-          <w:p>
-            <w:pPr>
-              <w:pStyle w:val="Compact"/>
-              <w:spacing w:line="240" w:lineRule="auto" w:after="60" w:before="60"/>
-              <w:jc w:val="right"/>
-            </w:pPr>
-            <w:r>
-              <w:rPr>
-                <w:color w:val="000000"/>
-                <w:sz w:val="21"/>
+          <w:tcPr/>
+          <w:p>
+            <w:pPr>
+              <w:pStyle w:val="Compact"/>
+              <w:jc w:val="right"/>
+            </w:pPr>
+            <w:r>
+              <w:rPr>
                 <w:lang w:val="vi-VN"/>
               </w:rPr>
               <w:t xml:space="preserve">111,5</w:t>
@@ -6500,23 +5016,14 @@
         </w:tc>
       </w:tr>
       <w:tr>
-        <w:trPr>
-          <w:cantSplit/>
-        </w:trPr>
-        <w:tc>
-          <w:tcPr>
-            <w:tcW w:type="dxa" w:w="1247"/>
-            <w:vAlign w:val="center"/>
-          </w:tcPr>
-          <w:p>
-            <w:pPr>
-              <w:pStyle w:val="Compact"/>
-              <w:spacing w:line="240" w:lineRule="auto" w:after="60" w:before="60"/>
-            </w:pPr>
-            <w:r>
-              <w:rPr>
-                <w:color w:val="000000"/>
-                <w:sz w:val="21"/>
+        <w:tc>
+          <w:tcPr/>
+          <w:p>
+            <w:pPr>
+              <w:pStyle w:val="Compact"/>
+            </w:pPr>
+            <w:r>
+              <w:rPr>
                 <w:lang w:val="vi-VN"/>
               </w:rPr>
               <w:t xml:space="preserve">UCS</w:t>
@@ -6524,20 +5031,14 @@
           </w:p>
         </w:tc>
         <w:tc>
-          <w:tcPr>
-            <w:tcW w:type="dxa" w:w="1701"/>
-            <w:vAlign w:val="center"/>
-          </w:tcPr>
-          <w:p>
-            <w:pPr>
-              <w:pStyle w:val="Compact"/>
-              <w:spacing w:line="240" w:lineRule="auto" w:after="60" w:before="60"/>
-              <w:jc w:val="right"/>
-            </w:pPr>
-            <w:r>
-              <w:rPr>
-                <w:color w:val="000000"/>
-                <w:sz w:val="21"/>
+          <w:tcPr/>
+          <w:p>
+            <w:pPr>
+              <w:pStyle w:val="Compact"/>
+              <w:jc w:val="right"/>
+            </w:pPr>
+            <w:r>
+              <w:rPr>
                 <w:lang w:val="vi-VN"/>
               </w:rPr>
               <w:t xml:space="preserve">110</w:t>
@@ -6545,20 +5046,14 @@
           </w:p>
         </w:tc>
         <w:tc>
-          <w:tcPr>
-            <w:tcW w:type="dxa" w:w="1701"/>
-            <w:vAlign w:val="center"/>
-          </w:tcPr>
-          <w:p>
-            <w:pPr>
-              <w:pStyle w:val="Compact"/>
-              <w:spacing w:line="240" w:lineRule="auto" w:after="60" w:before="60"/>
-              <w:jc w:val="right"/>
-            </w:pPr>
-            <w:r>
-              <w:rPr>
-                <w:color w:val="000000"/>
-                <w:sz w:val="21"/>
+          <w:tcPr/>
+          <w:p>
+            <w:pPr>
+              <w:pStyle w:val="Compact"/>
+              <w:jc w:val="right"/>
+            </w:pPr>
+            <w:r>
+              <w:rPr>
                 <w:lang w:val="vi-VN"/>
               </w:rPr>
               <w:t xml:space="preserve">110</w:t>
@@ -6566,20 +5061,14 @@
           </w:p>
         </w:tc>
         <w:tc>
-          <w:tcPr>
-            <w:tcW w:type="dxa" w:w="2098"/>
-            <w:vAlign w:val="center"/>
-          </w:tcPr>
-          <w:p>
-            <w:pPr>
-              <w:pStyle w:val="Compact"/>
-              <w:spacing w:line="240" w:lineRule="auto" w:after="60" w:before="60"/>
-              <w:jc w:val="right"/>
-            </w:pPr>
-            <w:r>
-              <w:rPr>
-                <w:color w:val="000000"/>
-                <w:sz w:val="21"/>
+          <w:tcPr/>
+          <w:p>
+            <w:pPr>
+              <w:pStyle w:val="Compact"/>
+              <w:jc w:val="right"/>
+            </w:pPr>
+            <w:r>
+              <w:rPr>
                 <w:lang w:val="vi-VN"/>
               </w:rPr>
               <w:t xml:space="preserve">10</w:t>
@@ -6587,20 +5076,14 @@
           </w:p>
         </w:tc>
         <w:tc>
-          <w:tcPr>
-            <w:tcW w:type="dxa" w:w="2778"/>
-            <w:vAlign w:val="center"/>
-          </w:tcPr>
-          <w:p>
-            <w:pPr>
-              <w:pStyle w:val="Compact"/>
-              <w:spacing w:line="240" w:lineRule="auto" w:after="60" w:before="60"/>
-              <w:jc w:val="right"/>
-            </w:pPr>
-            <w:r>
-              <w:rPr>
-                <w:color w:val="000000"/>
-                <w:sz w:val="21"/>
+          <w:tcPr/>
+          <w:p>
+            <w:pPr>
+              <w:pStyle w:val="Compact"/>
+              <w:jc w:val="right"/>
+            </w:pPr>
+            <w:r>
+              <w:rPr>
                 <w:lang w:val="vi-VN"/>
               </w:rPr>
               <w:t xml:space="preserve">110,5</w:t>
@@ -6612,7 +5095,6 @@
     <w:p>
       <w:pPr>
         <w:pStyle w:val="FirstParagraph"/>
-        <w:widowControl/>
       </w:pPr>
       <w:r>
         <w:rPr>
@@ -6656,7 +5138,7 @@
           <w:rStyle w:val="VerbatimChar"/>
           <w:lang w:val="vi-VN"/>
         </w:rPr>
-        <w:t xml:space="preserve">33</w:t>
+        <w:t xml:space="preserve">16</w:t>
       </w:r>
       <w:r>
         <w:rPr>
@@ -6668,7 +5150,6 @@
     <w:p>
       <w:pPr>
         <w:pStyle w:val="BodyText"/>
-        <w:widowControl/>
       </w:pPr>
       <w:r>
         <w:rPr>
@@ -6699,45 +5180,42 @@
         <w:rPr>
           <w:lang w:val="vi-VN"/>
         </w:rPr>
-        <w:t xml:space="preserve">có cost 111,0. Đây là đường khác với đường BFS hiện trả, nên không dùng giá trị đường mẫu để thay cost BFS 111,5. Các số trên được chạy lại, không suy ra bằng cách lấy cost cũ trừ số SPACE.</w:t>
+        <w:t xml:space="preserve">có cost 111,5. Đây là đường khác với đường BFS hiện trả, nên không dùng giá trị đường mẫu để thay cost BFS 111,5. Các số trên được chạy lại, không suy ra bằng cách lấy cost cũ trừ số SPACE.</w:t>
       </w:r>
     </w:p>
     <w:p>
       <w:pPr>
         <w:pStyle w:val="BodyText"/>
-        <w:widowControl/>
       </w:pPr>
       <w:r>
         <w:rPr>
           <w:lang w:val="vi-VN"/>
         </w:rPr>
-        <w:t xml:space="preserve">Trong ba màn 2, 4 và 33 vừa đối chiếu, chưa có trường hợp UCS trả đường nhiều hành động hơn BFS mà rẻ hơn. Màn 33 cho thấy cost có thể khác ngay cả khi số hành động bằng nhau.</w:t>
+        <w:t xml:space="preserve">Trong ba màn 2, 4 và 16 vừa đối chiếu, chưa có trường hợp UCS trả đường nhiều hành động hơn BFS mà rẻ hơn. Màn 16 cho thấy cost có thể khác ngay cả khi số hành động bằng nhau.</w:t>
       </w:r>
     </w:p>
     <w:p>
       <w:pPr>
         <w:pStyle w:val="Heading2"/>
-        <w:widowControl/>
       </w:pPr>
-      <w:bookmarkStart w:id="29" w:name="_67859801c2c8a9b0cf12bfbeceba700fc5f3d9a"/>
+      <w:bookmarkStart w:id="20" w:name="_67859801c2c8a9b0cf12bfbeceba700fc5f3d9a"/>
       <w:r>
         <w:rPr>
           <w:lang w:val="vi-VN"/>
         </w:rPr>
         <w:t xml:space="preserve">4.2 Minh họa giả định về đường dài hơn nhưng rẻ hơn</w:t>
       </w:r>
-      <w:bookmarkEnd w:id="29"/>
+      <w:bookmarkEnd w:id="20"/>
     </w:p>
     <w:p>
       <w:pPr>
         <w:pStyle w:val="FirstParagraph"/>
-        <w:widowControl/>
       </w:pPr>
       <w:r>
         <w:rPr>
           <w:lang w:val="vi-VN"/>
         </w:rPr>
-        <w:t xml:space="preserve">Giả sử hai đường A và B cùng tới đích. Bảng này là minh họa giả định, không gán cho màn 2, 4, 33 hay một màn khác trong repo. Một trạng thái chiếm hai ô cam đóng góp hai lượt vào tổng tiếp xúc.</w:t>
+        <w:t xml:space="preserve">Giả sử hai đường A và B cùng tới đích. Bảng này là minh họa giả định, không gán cho màn 2, 4, 16 hay một màn khác trong repo. Một trạng thái chiếm hai ô cam đóng góp hai lượt vào tổng tiếp xúc.</w:t>
       </w:r>
     </w:p>
     <w:tbl>
@@ -6746,49 +5224,25 @@
         <w:tblW w:type="pct" w:w="5000"/>
         <w:tblLayout w:type="fixed"/>
         <w:tblLook w:firstRow="1" w:lastRow="0" w:firstColumn="0" w:lastColumn="0" w:noHBand="0" w:noVBand="0" w:val="0020"/>
-        <w:tblBorders>
-          <w:top w:val="single" w:sz="4" w:color="D9D9D9"/>
-          <w:left w:val="single" w:sz="4" w:color="D9D9D9"/>
-          <w:bottom w:val="single" w:sz="4" w:color="D9D9D9"/>
-          <w:right w:val="single" w:sz="4" w:color="D9D9D9"/>
-          <w:insideH w:val="single" w:sz="4" w:color="D9D9D9"/>
-          <w:insideV w:val="single" w:sz="4" w:color="D9D9D9"/>
-        </w:tblBorders>
-        <w:tblCellMar>
-          <w:top w:w="85" w:type="dxa"/>
-          <w:bottom w:w="85" w:type="dxa"/>
-          <w:left w:w="85" w:type="dxa"/>
-          <w:right w:w="85" w:type="dxa"/>
-        </w:tblCellMar>
       </w:tblPr>
       <w:tblGrid>
-        <w:gridCol w:w="1814"/>
-        <w:gridCol w:w="1984"/>
-        <w:gridCol w:w="2721"/>
-        <w:gridCol w:w="3005"/>
+        <w:gridCol w:w="1584"/>
+        <w:gridCol w:w="2112"/>
+        <w:gridCol w:w="2112"/>
+        <w:gridCol w:w="2112"/>
       </w:tblGrid>
       <w:tr>
         <w:trPr>
           <w:tblHeader w:val="on"/>
-          <w:cantSplit/>
-          <w:tblHeader/>
         </w:trPr>
         <w:tc>
-          <w:tcPr>
-            <w:tcW w:type="dxa" w:w="1814"/>
-            <w:vAlign w:val="center"/>
-            <w:shd w:fill="E8EEF3"/>
-          </w:tcPr>
-          <w:p>
-            <w:pPr>
-              <w:pStyle w:val="Compact"/>
-              <w:spacing w:line="240" w:lineRule="auto" w:after="60" w:before="60"/>
-            </w:pPr>
-            <w:r>
-              <w:rPr>
-                <w:b/>
-                <w:color w:val="000000"/>
-                <w:sz w:val="21"/>
+          <w:tcPr/>
+          <w:p>
+            <w:pPr>
+              <w:pStyle w:val="Compact"/>
+            </w:pPr>
+            <w:r>
+              <w:rPr>
                 <w:lang w:val="vi-VN"/>
               </w:rPr>
               <w:t xml:space="preserve">Đường giả định</w:t>
@@ -6796,22 +5250,14 @@
           </w:p>
         </w:tc>
         <w:tc>
-          <w:tcPr>
-            <w:tcW w:type="dxa" w:w="1984"/>
-            <w:vAlign w:val="center"/>
-            <w:shd w:fill="E8EEF3"/>
-          </w:tcPr>
-          <w:p>
-            <w:pPr>
-              <w:pStyle w:val="Compact"/>
-              <w:spacing w:line="240" w:lineRule="auto" w:after="60" w:before="60"/>
-              <w:jc w:val="right"/>
-            </w:pPr>
-            <w:r>
-              <w:rPr>
-                <w:b/>
-                <w:color w:val="000000"/>
-                <w:sz w:val="21"/>
+          <w:tcPr/>
+          <w:p>
+            <w:pPr>
+              <w:pStyle w:val="Compact"/>
+              <w:jc w:val="right"/>
+            </w:pPr>
+            <w:r>
+              <w:rPr>
                 <w:lang w:val="vi-VN"/>
               </w:rPr>
               <w:t xml:space="preserve">Số hành động m</w:t>
@@ -6819,22 +5265,14 @@
           </w:p>
         </w:tc>
         <w:tc>
-          <w:tcPr>
-            <w:tcW w:type="dxa" w:w="2721"/>
-            <w:vAlign w:val="center"/>
-            <w:shd w:fill="E8EEF3"/>
-          </w:tcPr>
-          <w:p>
-            <w:pPr>
-              <w:pStyle w:val="Compact"/>
-              <w:spacing w:line="240" w:lineRule="auto" w:after="60" w:before="60"/>
-              <w:jc w:val="right"/>
-            </w:pPr>
-            <w:r>
-              <w:rPr>
-                <w:b/>
-                <w:color w:val="000000"/>
-                <w:sz w:val="21"/>
+          <w:tcPr/>
+          <w:p>
+            <w:pPr>
+              <w:pStyle w:val="Compact"/>
+              <w:jc w:val="right"/>
+            </w:pPr>
+            <w:r>
+              <w:rPr>
                 <w:lang w:val="vi-VN"/>
               </w:rPr>
               <w:t xml:space="preserve">Tổng lượt tiếp xúc K</w:t>
@@ -6842,22 +5280,14 @@
           </w:p>
         </w:tc>
         <w:tc>
-          <w:tcPr>
-            <w:tcW w:type="dxa" w:w="3005"/>
-            <w:vAlign w:val="center"/>
-            <w:shd w:fill="E8EEF3"/>
-          </w:tcPr>
-          <w:p>
-            <w:pPr>
-              <w:pStyle w:val="Compact"/>
-              <w:spacing w:line="240" w:lineRule="auto" w:after="60" w:before="60"/>
-              <w:jc w:val="right"/>
-            </w:pPr>
-            <w:r>
-              <w:rPr>
-                <w:b/>
-                <w:color w:val="000000"/>
-                <w:sz w:val="21"/>
+          <w:tcPr/>
+          <w:p>
+            <w:pPr>
+              <w:pStyle w:val="Compact"/>
+              <w:jc w:val="right"/>
+            </w:pPr>
+            <w:r>
+              <w:rPr>
                 <w:lang w:val="vi-VN"/>
               </w:rPr>
               <w:t xml:space="preserve">Chi phí m + 0,5K</w:t>
@@ -6866,23 +5296,14 @@
         </w:tc>
       </w:tr>
       <w:tr>
-        <w:trPr>
-          <w:cantSplit/>
-        </w:trPr>
-        <w:tc>
-          <w:tcPr>
-            <w:tcW w:type="dxa" w:w="1814"/>
-            <w:vAlign w:val="center"/>
-          </w:tcPr>
-          <w:p>
-            <w:pPr>
-              <w:pStyle w:val="Compact"/>
-              <w:spacing w:line="240" w:lineRule="auto" w:after="60" w:before="60"/>
-            </w:pPr>
-            <w:r>
-              <w:rPr>
-                <w:color w:val="000000"/>
-                <w:sz w:val="21"/>
+        <w:tc>
+          <w:tcPr/>
+          <w:p>
+            <w:pPr>
+              <w:pStyle w:val="Compact"/>
+            </w:pPr>
+            <w:r>
+              <w:rPr>
                 <w:lang w:val="vi-VN"/>
               </w:rPr>
               <w:t xml:space="preserve">A</w:t>
@@ -6890,20 +5311,14 @@
           </w:p>
         </w:tc>
         <w:tc>
-          <w:tcPr>
-            <w:tcW w:type="dxa" w:w="1984"/>
-            <w:vAlign w:val="center"/>
-          </w:tcPr>
-          <w:p>
-            <w:pPr>
-              <w:pStyle w:val="Compact"/>
-              <w:spacing w:line="240" w:lineRule="auto" w:after="60" w:before="60"/>
-              <w:jc w:val="right"/>
-            </w:pPr>
-            <w:r>
-              <w:rPr>
-                <w:color w:val="000000"/>
-                <w:sz w:val="21"/>
+          <w:tcPr/>
+          <w:p>
+            <w:pPr>
+              <w:pStyle w:val="Compact"/>
+              <w:jc w:val="right"/>
+            </w:pPr>
+            <w:r>
+              <w:rPr>
                 <w:lang w:val="vi-VN"/>
               </w:rPr>
               <w:t xml:space="preserve">6</w:t>
@@ -6911,20 +5326,14 @@
           </w:p>
         </w:tc>
         <w:tc>
-          <w:tcPr>
-            <w:tcW w:type="dxa" w:w="2721"/>
-            <w:vAlign w:val="center"/>
-          </w:tcPr>
-          <w:p>
-            <w:pPr>
-              <w:pStyle w:val="Compact"/>
-              <w:spacing w:line="240" w:lineRule="auto" w:after="60" w:before="60"/>
-              <w:jc w:val="right"/>
-            </w:pPr>
-            <w:r>
-              <w:rPr>
-                <w:color w:val="000000"/>
-                <w:sz w:val="21"/>
+          <w:tcPr/>
+          <w:p>
+            <w:pPr>
+              <w:pStyle w:val="Compact"/>
+              <w:jc w:val="right"/>
+            </w:pPr>
+            <w:r>
+              <w:rPr>
                 <w:lang w:val="vi-VN"/>
               </w:rPr>
               <w:t xml:space="preserve">6</w:t>
@@ -6932,20 +5341,14 @@
           </w:p>
         </w:tc>
         <w:tc>
-          <w:tcPr>
-            <w:tcW w:type="dxa" w:w="3005"/>
-            <w:vAlign w:val="center"/>
-          </w:tcPr>
-          <w:p>
-            <w:pPr>
-              <w:pStyle w:val="Compact"/>
-              <w:spacing w:line="240" w:lineRule="auto" w:after="60" w:before="60"/>
-              <w:jc w:val="right"/>
-            </w:pPr>
-            <w:r>
-              <w:rPr>
-                <w:color w:val="000000"/>
-                <w:sz w:val="21"/>
+          <w:tcPr/>
+          <w:p>
+            <w:pPr>
+              <w:pStyle w:val="Compact"/>
+              <w:jc w:val="right"/>
+            </w:pPr>
+            <w:r>
+              <w:rPr>
                 <w:lang w:val="vi-VN"/>
               </w:rPr>
               <w:t xml:space="preserve">9,0</w:t>
@@ -6954,23 +5357,14 @@
         </w:tc>
       </w:tr>
       <w:tr>
-        <w:trPr>
-          <w:cantSplit/>
-        </w:trPr>
-        <w:tc>
-          <w:tcPr>
-            <w:tcW w:type="dxa" w:w="1814"/>
-            <w:vAlign w:val="center"/>
-          </w:tcPr>
-          <w:p>
-            <w:pPr>
-              <w:pStyle w:val="Compact"/>
-              <w:spacing w:line="240" w:lineRule="auto" w:after="60" w:before="60"/>
-            </w:pPr>
-            <w:r>
-              <w:rPr>
-                <w:color w:val="000000"/>
-                <w:sz w:val="21"/>
+        <w:tc>
+          <w:tcPr/>
+          <w:p>
+            <w:pPr>
+              <w:pStyle w:val="Compact"/>
+            </w:pPr>
+            <w:r>
+              <w:rPr>
                 <w:lang w:val="vi-VN"/>
               </w:rPr>
               <w:t xml:space="preserve">B</w:t>
@@ -6978,20 +5372,14 @@
           </w:p>
         </w:tc>
         <w:tc>
-          <w:tcPr>
-            <w:tcW w:type="dxa" w:w="1984"/>
-            <w:vAlign w:val="center"/>
-          </w:tcPr>
-          <w:p>
-            <w:pPr>
-              <w:pStyle w:val="Compact"/>
-              <w:spacing w:line="240" w:lineRule="auto" w:after="60" w:before="60"/>
-              <w:jc w:val="right"/>
-            </w:pPr>
-            <w:r>
-              <w:rPr>
-                <w:color w:val="000000"/>
-                <w:sz w:val="21"/>
+          <w:tcPr/>
+          <w:p>
+            <w:pPr>
+              <w:pStyle w:val="Compact"/>
+              <w:jc w:val="right"/>
+            </w:pPr>
+            <w:r>
+              <w:rPr>
                 <w:lang w:val="vi-VN"/>
               </w:rPr>
               <w:t xml:space="preserve">8</w:t>
@@ -6999,20 +5387,14 @@
           </w:p>
         </w:tc>
         <w:tc>
-          <w:tcPr>
-            <w:tcW w:type="dxa" w:w="2721"/>
-            <w:vAlign w:val="center"/>
-          </w:tcPr>
-          <w:p>
-            <w:pPr>
-              <w:pStyle w:val="Compact"/>
-              <w:spacing w:line="240" w:lineRule="auto" w:after="60" w:before="60"/>
-              <w:jc w:val="right"/>
-            </w:pPr>
-            <w:r>
-              <w:rPr>
-                <w:color w:val="000000"/>
-                <w:sz w:val="21"/>
+          <w:tcPr/>
+          <w:p>
+            <w:pPr>
+              <w:pStyle w:val="Compact"/>
+              <w:jc w:val="right"/>
+            </w:pPr>
+            <w:r>
+              <w:rPr>
                 <w:lang w:val="vi-VN"/>
               </w:rPr>
               <w:t xml:space="preserve">0</w:t>
@@ -7020,20 +5402,14 @@
           </w:p>
         </w:tc>
         <w:tc>
-          <w:tcPr>
-            <w:tcW w:type="dxa" w:w="3005"/>
-            <w:vAlign w:val="center"/>
-          </w:tcPr>
-          <w:p>
-            <w:pPr>
-              <w:pStyle w:val="Compact"/>
-              <w:spacing w:line="240" w:lineRule="auto" w:after="60" w:before="60"/>
-              <w:jc w:val="right"/>
-            </w:pPr>
-            <w:r>
-              <w:rPr>
-                <w:color w:val="000000"/>
-                <w:sz w:val="21"/>
+          <w:tcPr/>
+          <w:p>
+            <w:pPr>
+              <w:pStyle w:val="Compact"/>
+              <w:jc w:val="right"/>
+            </w:pPr>
+            <w:r>
+              <w:rPr>
                 <w:lang w:val="vi-VN"/>
               </w:rPr>
               <w:t xml:space="preserve">8,0</w:t>
@@ -7045,7 +5421,6 @@
     <w:p>
       <w:pPr>
         <w:pStyle w:val="FirstParagraph"/>
-        <w:widowControl/>
       </w:pPr>
       <w:r>
         <w:rPr>
@@ -7057,7 +5432,6 @@
     <w:p>
       <w:pPr>
         <w:pStyle w:val="BodyText"/>
-        <w:widowControl/>
       </w:pPr>
       <w:r>
         <w:rPr>
@@ -7088,21 +5462,19 @@
     <w:p>
       <w:pPr>
         <w:pStyle w:val="Heading1"/>
-        <w:widowControl/>
       </w:pPr>
-      <w:bookmarkStart w:id="30" w:name="_73c71d27feba3b8143c0805829d6a6a6945cbc7"/>
+      <w:bookmarkStart w:id="21" w:name="_73c71d27feba3b8143c0805829d6a6a6945cbc7"/>
       <w:r>
         <w:rPr>
           <w:lang w:val="vi-VN"/>
         </w:rPr>
         <w:t xml:space="preserve">5 Cách tái kiểm chứng các tổng chi phí</w:t>
       </w:r>
-      <w:bookmarkEnd w:id="30"/>
+      <w:bookmarkEnd w:id="21"/>
     </w:p>
     <w:p>
       <w:pPr>
         <w:pStyle w:val="FirstParagraph"/>
-        <w:widowControl/>
       </w:pPr>
       <w:r>
         <w:rPr>
@@ -7158,9 +5530,6 @@
     <w:p>
       <w:pPr>
         <w:pStyle w:val="SourceCode"/>
-        <w:keepNext/>
-        <w:widowControl/>
-        <w:spacing w:after="0" w:line="240" w:lineRule="auto"/>
       </w:pPr>
       <w:r>
         <w:rPr>
@@ -7622,7 +5991,7 @@
         <w:rPr>
           <w:rStyle w:val="StringTok"/>
         </w:rPr>
-        <w:t xml:space="preserve">"33"</w:t>
+        <w:t xml:space="preserve">"16"</w:t>
       </w:r>
       <w:r>
         <w:rPr>
@@ -8345,7 +6714,6 @@
     <w:p>
       <w:pPr>
         <w:pStyle w:val="FirstParagraph"/>
-        <w:widowControl/>
       </w:pPr>
       <w:r>
         <w:rPr>
@@ -8357,21 +6725,19 @@
     <w:p>
       <w:pPr>
         <w:pStyle w:val="Heading1"/>
-        <w:widowControl/>
       </w:pPr>
-      <w:bookmarkStart w:id="31" w:name="_8bc20ad18f632a721d5b9f7770d7c9e90062863"/>
+      <w:bookmarkStart w:id="22" w:name="_8bc20ad18f632a721d5b9f7770d7c9e90062863"/>
       <w:r>
         <w:rPr>
           <w:lang w:val="vi-VN"/>
         </w:rPr>
         <w:t xml:space="preserve">6 Nguồn tham khảo và sử dụng AI</w:t>
       </w:r>
-      <w:bookmarkEnd w:id="31"/>
+      <w:bookmarkEnd w:id="22"/>
     </w:p>
     <w:p>
       <w:pPr>
         <w:pStyle w:val="FirstParagraph"/>
-        <w:widowControl/>
       </w:pPr>
       <w:r>
         <w:rPr>
@@ -8427,7 +6793,6 @@
     <w:p>
       <w:pPr>
         <w:pStyle w:val="BodyText"/>
-        <w:widowControl/>
       </w:pPr>
       <w:r>
         <w:rPr>
@@ -8509,7 +6874,7 @@
         <w:rPr>
           <w:lang w:val="vi-VN"/>
         </w:rPr>
-        <w:t xml:space="preserve">, các màn ID 2, 4, 33 và code core BFS/UCS. Đường đi và trace được tính trực tiếp trên cùng engine, sau đó đối chiếu bằng</w:t>
+        <w:t xml:space="preserve">, các màn ID 2, 4, 16 và code core BFS/UCS. Đường đi và trace được tính trực tiếp trên cùng engine, sau đó đối chiếu bằng</w:t>
       </w:r>
       <w:r>
         <w:rPr>
@@ -8524,27 +6889,6 @@
         </w:rPr>
         <w:t xml:space="preserve">replay_solution()</w:t>
       </w:r>
-      <w:r>
-        <w:rPr>
-          <w:lang w:val="vi-VN"/>
-        </w:rPr>
-        <w:t xml:space="preserve">.</w:t>
-      </w:r>
-      <w:r>
-        <w:rPr>
-          <w:lang w:val="vi-VN"/>
-        </w:rPr>
-        <w:t xml:space="preserve"> </w:t>
-      </w:r>
-      <w:hyperlink r:id="rId32">
-        <w:r>
-          <w:rPr>
-            <w:rStyle w:val="Hyperlink"/>
-            <w:lang w:val="vi-VN"/>
-          </w:rPr>
-          <w:t xml:space="preserve">Bản nguồn tại commit đối chiếu</w:t>
-        </w:r>
-      </w:hyperlink>
       <w:r>
         <w:rPr>
           <w:lang w:val="vi-VN"/>
@@ -8555,7 +6899,6 @@
     <w:p>
       <w:pPr>
         <w:pStyle w:val="BodyText"/>
-        <w:widowControl/>
       </w:pPr>
       <w:r>
         <w:rPr>
@@ -8586,7 +6929,6 @@
     <w:p>
       <w:pPr>
         <w:pStyle w:val="BodyText"/>
-        <w:widowControl/>
       </w:pPr>
       <w:r>
         <w:rPr>
@@ -8628,12 +6970,9 @@
       </w:r>
     </w:p>
     <w:sectPr>
-      <w:footerReference w:type="default" r:id="rId9"/>
       <w:footnotePr>
         <w:numRestart w:val="eachSect"/>
       </w:footnotePr>
-      <w:pgSz w:w="11906" w:h="16838"/>
-      <w:pgMar w:left="1191" w:right="1191" w:top="1077" w:bottom="1077"/>
     </w:sectPr>
   </w:body>
 </w:document>
@@ -8641,24 +6980,6 @@
 
 <file path=word/comments.xml><?xml version="1.0" encoding="utf-8"?>
 <w:comments xmlns:w="http://schemas.openxmlformats.org/wordprocessingml/2006/main" xmlns:m="http://schemas.openxmlformats.org/officeDocument/2006/math" xmlns:r="http://schemas.openxmlformats.org/officeDocument/2006/relationships" xmlns:o="urn:schemas-microsoft-com:office:office" xmlns:v="urn:schemas-microsoft-com:vml" xmlns:w10="urn:schemas-microsoft-com:office:word" xmlns:a="http://schemas.openxmlformats.org/drawingml/2006/main" xmlns:pic="http://schemas.openxmlformats.org/drawingml/2006/picture" xmlns:wp="http://schemas.openxmlformats.org/drawingml/2006/wordprocessingDrawing"/>
-</file>
-
-<file path=word/footer1.xml><?xml version="1.0" encoding="utf-8"?>
-<w:ftr xmlns:m="http://schemas.openxmlformats.org/officeDocument/2006/math" xmlns:mc="http://schemas.openxmlformats.org/markup-compatibility/2006" xmlns:mo="http://schemas.microsoft.com/office/mac/office/2008/main" xmlns:mv="urn:schemas-microsoft-com:mac:vml" xmlns:o="urn:schemas-microsoft-com:office:office" xmlns:r="http://schemas.openxmlformats.org/officeDocument/2006/relationships" xmlns:v="urn:schemas-microsoft-com:vml" xmlns:w10="urn:schemas-microsoft-com:office:word" xmlns:w14="http://schemas.microsoft.com/office/word/2010/wordml" xmlns:w="http://schemas.openxmlformats.org/wordprocessingml/2006/main" xmlns:wne="http://schemas.microsoft.com/office/word/2006/wordml" xmlns:wp14="http://schemas.microsoft.com/office/word/2010/wordprocessingDrawing" xmlns:wp="http://schemas.openxmlformats.org/drawingml/2006/wordprocessingDrawing" xmlns:wpc="http://schemas.microsoft.com/office/word/2010/wordprocessingCanvas" xmlns:wpg="http://schemas.microsoft.com/office/word/2010/wordprocessingGroup" xmlns:wpi="http://schemas.microsoft.com/office/word/2010/wordprocessingInk" xmlns:wps="http://schemas.microsoft.com/office/word/2010/wordprocessingShape" mc:Ignorable="w14 wp14">
-  <w:p>
-    <w:pPr>
-      <w:pStyle w:val="Footer"/>
-      <w:jc w:val="right"/>
-    </w:pPr>
-    <w:r>
-      <w:rPr>
-        <w:sz w:val="18"/>
-      </w:rPr>
-      <w:t xml:space="preserve">P02  |  </w:t>
-    </w:r>
-    <w:fldSimple w:instr="PAGE"/>
-  </w:p>
-</w:ftr>
 </file>
 
 <file path=word/footnotes.xml><?xml version="1.0" encoding="utf-8"?>
@@ -8924,15 +7245,13 @@
     <w:qFormat/>
     <w:rsid w:val="00A10FD9"/>
     <w:pPr>
-      <w:keepNext/>
       <w:spacing w:after="80" w:line="240" w:lineRule="auto"/>
       <w:contextualSpacing/>
       <w:jc w:val="center"/>
     </w:pPr>
     <w:rPr>
-      <w:rFonts w:asciiTheme="majorHAnsi" w:eastAsiaTheme="majorEastAsia" w:hAnsiTheme="majorHAnsi" w:cstheme="majorBidi" w:ascii="Times New Roman" w:hAnsi="Times New Roman"/>
-      <w:color w:val="000000"/>
-      <w:sz w:val="42"/>
+      <w:rFonts w:asciiTheme="majorHAnsi" w:eastAsiaTheme="majorEastAsia" w:hAnsiTheme="majorHAnsi" w:cstheme="majorBidi"/>
+      <w:sz w:val="56"/>
       <w:szCs w:val="56"/>
     </w:rPr>
   </w:style>
@@ -8957,16 +7276,14 @@
     <w:qFormat/>
     <w:rsid w:val="00A10FD9"/>
     <w:pPr>
-      <w:keepNext/>
       <w:numPr>
         <w:ilvl w:val="1"/>
       </w:numPr>
     </w:pPr>
     <w:rPr>
-      <w:rFonts w:eastAsiaTheme="majorEastAsia" w:cstheme="majorBidi" w:ascii="Times New Roman" w:hAnsi="Times New Roman"/>
-      <w:color w:val="000000"/>
+      <w:rFonts w:eastAsiaTheme="majorEastAsia" w:cstheme="majorBidi"/>
       <w:spacing w:val="15"/>
-      <w:sz w:val="24"/>
+      <w:sz w:val="28"/>
       <w:szCs w:val="28"/>
     </w:rPr>
   </w:style>
@@ -9067,9 +7384,9 @@
       <w:outlineLvl w:val="0"/>
     </w:pPr>
     <w:rPr>
-      <w:rFonts w:asciiTheme="majorHAnsi" w:eastAsiaTheme="majorEastAsia" w:hAnsiTheme="majorHAnsi" w:cstheme="majorBidi" w:ascii="Times New Roman" w:hAnsi="Times New Roman"/>
-      <w:color w:val="000000"/>
-      <w:sz w:val="28"/>
+      <w:rFonts w:asciiTheme="majorHAnsi" w:eastAsiaTheme="majorEastAsia" w:hAnsiTheme="majorHAnsi" w:cstheme="majorBidi"/>
+      <w:color w:val="0F4761" w:themeColor="accent1" w:themeShade="BF"/>
+      <w:sz w:val="40"/>
       <w:szCs w:val="40"/>
     </w:rPr>
   </w:style>
@@ -9090,9 +7407,9 @@
       <w:outlineLvl w:val="1"/>
     </w:pPr>
     <w:rPr>
-      <w:rFonts w:asciiTheme="majorHAnsi" w:eastAsiaTheme="majorEastAsia" w:hAnsiTheme="majorHAnsi" w:cstheme="majorBidi" w:ascii="Times New Roman" w:hAnsi="Times New Roman"/>
-      <w:color w:val="000000"/>
-      <w:sz w:val="24"/>
+      <w:rFonts w:asciiTheme="majorHAnsi" w:eastAsiaTheme="majorEastAsia" w:hAnsiTheme="majorHAnsi" w:cstheme="majorBidi"/>
+      <w:color w:val="0F4761" w:themeColor="accent1" w:themeShade="BF"/>
+      <w:sz w:val="32"/>
       <w:szCs w:val="32"/>
     </w:rPr>
   </w:style>
